--- a/docs/technical/SalesVerse-2.0-Production-Support-Handover.docx
+++ b/docs/technical/SalesVerse-2.0-Production-Support-Handover.docx
@@ -13112,7 +13112,51 @@
                 <w:i w:val="0"/>
                 <w:sz w:val="17"/>
               </w:rPr>
-              <w:t>Tell Finance that a fresh EOD_POSTING was sent for the date.</w:t>
+              <w:t>The new EOD_POSTING carries the next revision number, the idempotency key EOD-&lt;date&gt;-R&lt;n&gt; and replacesPreviousRevision=true when an earlier revision was sent, so FIN replaces the earlier revision for the date and ignores a repeated delivery of the same one.</w:t>
+            </w:r>
+          </w:p>
+        </w:tc>
+      </w:tr>
+      <w:tr>
+        <w:trPr>
+          <w:cantSplit/>
+        </w:trPr>
+        <w:tc>
+          <w:tcPr>
+            <w:tcW w:type="dxa" w:w="567"/>
+            <w:vAlign w:val="top"/>
+          </w:tcPr>
+          <w:p>
+            <w:pPr>
+              <w:spacing w:after="20" w:line="252" w:lineRule="auto"/>
+              <w:jc w:val="center"/>
+            </w:pPr>
+            <w:r>
+              <w:rPr>
+                <w:b w:val="0"/>
+                <w:i w:val="0"/>
+                <w:sz w:val="17"/>
+              </w:rPr>
+              <w:t>7</w:t>
+            </w:r>
+          </w:p>
+        </w:tc>
+        <w:tc>
+          <w:tcPr>
+            <w:tcW w:type="dxa" w:w="9071"/>
+            <w:vAlign w:val="top"/>
+          </w:tcPr>
+          <w:p>
+            <w:pPr>
+              <w:spacing w:after="20" w:line="252" w:lineRule="auto"/>
+            </w:pPr>
+            <w:r>
+              <w:rPr>
+                <w:b w:val="0"/>
+                <w:i w:val="0"/>
+                <w:sz w:val="17"/>
+              </w:rPr>
+              <w:t>Tell Finance which revision was sent for the date.</w:t>
             </w:r>
           </w:p>
         </w:tc>
@@ -19330,7 +19374,7 @@
                 <w:i w:val="0"/>
                 <w:sz w:val="15"/>
               </w:rPr>
-              <w:t>Optional</w:t>
+              <w:t>Required in production</w:t>
             </w:r>
           </w:p>
         </w:tc>
@@ -19349,7 +19393,7 @@
                 <w:i w:val="0"/>
                 <w:sz w:val="15"/>
               </w:rPr>
-              <w:t>clamd host for malware scanning of uploads; scanning is skipped when empty.</w:t>
+              <w:t>clamd host for malware scanning of uploads. When it is empty outside production, uploads are not scanned.</w:t>
             </w:r>
           </w:p>
         </w:tc>
@@ -31113,7 +31157,7 @@
           <w:b w:val="0"/>
           <w:i w:val="0"/>
         </w:rPr>
-        <w:t>Tests: unit tests next to the code (*.spec.ts); end-to-end tests in apps/api/test for new endpoints and permissions.</w:t>
+        <w:t>Tests: API unit tests next to the code (*.spec.ts); end-to-end tests in apps/api/test for new endpoints and permissions; web unit and component tests next to the code (*.test.ts, *.test.tsx) with Vitest and Testing Library. npm test --workspaces runs the API and web unit tests.</w:t>
       </w:r>
     </w:p>
     <w:p>

--- a/docs/technical/SalesVerse-2.0-Production-Support-Handover.docx
+++ b/docs/technical/SalesVerse-2.0-Production-Support-Handover.docx
@@ -7,22 +7,38 @@
         <w:spacing w:after="600"/>
       </w:pPr>
       <w:r>
-        <w:rPr>
-          <w:b/>
-          <w:i w:val="0"/>
-          <w:color w:val="E1058C"/>
-          <w:sz w:val="52"/>
-        </w:rPr>
-        <w:t>iorta</w:t>
-      </w:r>
-      <w:r>
-        <w:rPr>
-          <w:b w:val="0"/>
-          <w:i w:val="0"/>
-          <w:color w:val="333333"/>
-          <w:sz w:val="52"/>
-        </w:rPr>
-        <w:t xml:space="preserve"> TechNXT</w:t>
+        <w:drawing>
+          <wp:inline xmlns:a="http://schemas.openxmlformats.org/drawingml/2006/main" xmlns:pic="http://schemas.openxmlformats.org/drawingml/2006/picture">
+            <wp:extent cx="1871238" cy="576000"/>
+            <wp:docPr id="1" name="Picture 1"/>
+            <wp:cNvGraphicFramePr>
+              <a:graphicFrameLocks noChangeAspect="1"/>
+            </wp:cNvGraphicFramePr>
+            <a:graphic>
+              <a:graphicData uri="http://schemas.openxmlformats.org/drawingml/2006/picture">
+                <pic:pic>
+                  <pic:nvPicPr>
+                    <pic:cNvPr id="0" name="iorta-logo.png"/>
+                    <pic:cNvPicPr/>
+                  </pic:nvPicPr>
+                  <pic:blipFill>
+                    <a:blip r:embed="rId11"/>
+                    <a:stretch>
+                      <a:fillRect/>
+                    </a:stretch>
+                  </pic:blipFill>
+                  <pic:spPr>
+                    <a:xfrm>
+                      <a:off x="0" y="0"/>
+                      <a:ext cx="1871238" cy="576000"/>
+                    </a:xfrm>
+                    <a:prstGeom prst="rect"/>
+                  </pic:spPr>
+                </pic:pic>
+              </a:graphicData>
+            </a:graphic>
+          </wp:inline>
+        </w:drawing>
       </w:r>
     </w:p>
     <w:p>
@@ -30,7 +46,7 @@
         <w:drawing>
           <wp:inline xmlns:a="http://schemas.openxmlformats.org/drawingml/2006/main" xmlns:pic="http://schemas.openxmlformats.org/drawingml/2006/picture">
             <wp:extent cx="6120000" cy="214200"/>
-            <wp:docPr id="1" name="Picture 1"/>
+            <wp:docPr id="2" name="Picture 2"/>
             <wp:cNvGraphicFramePr>
               <a:graphicFrameLocks noChangeAspect="1"/>
             </wp:cNvGraphicFramePr>
@@ -42,7 +58,7 @@
                     <pic:cNvPicPr/>
                   </pic:nvPicPr>
                   <pic:blipFill>
-                    <a:blip r:embed="rId11"/>
+                    <a:blip r:embed="rId12"/>
                     <a:stretch>
                       <a:fillRect/>
                     </a:stretch>
@@ -113,7 +129,7 @@
           <w:color w:val="333333"/>
           <w:sz w:val="26"/>
         </w:rPr>
-        <w:t>Support model, service levels, operating procedures, runbooks, configuration reference and knowledge transfer</w:t>
+        <w:t>Support model, service levels, operating procedures, runbooks, configuration reference, knowledge transfer and the Option C source code transition</w:t>
       </w:r>
     </w:p>
     <w:p>
@@ -154,7 +170,7 @@
               <w:drawing>
                 <wp:inline xmlns:a="http://schemas.openxmlformats.org/drawingml/2006/main" xmlns:pic="http://schemas.openxmlformats.org/drawingml/2006/picture">
                   <wp:extent cx="584597" cy="1152000"/>
-                  <wp:docPr id="2" name="Picture 2"/>
+                  <wp:docPr id="3" name="Picture 3"/>
                   <wp:cNvGraphicFramePr>
                     <a:graphicFrameLocks noChangeAspect="1"/>
                   </wp:cNvGraphicFramePr>
@@ -166,7 +182,7 @@
                           <pic:cNvPicPr/>
                         </pic:nvPicPr>
                         <pic:blipFill>
-                          <a:blip r:embed="rId12"/>
+                          <a:blip r:embed="rId13"/>
                           <a:stretch>
                             <a:fillRect/>
                           </a:stretch>
@@ -622,7 +638,7 @@
           <w:b w:val="0"/>
           <w:i w:val="0"/>
         </w:rPr>
-        <w:t>This document hands over the operation of SalesVerse 2.0 to the support organisation. It defines who does what, the service levels, the processes for incidents, problems, changes and releases, and gives the runbooks and reference data that support staff need. It is updated after every release (MNT-27).</w:t>
+        <w:t>This document hands over the operation of SalesVerse 2.0 to the support organisation. It defines who does what, the service levels, the processes for incidents, problems, changes and releases, and gives the runbooks and reference data that support staff need. It covers both hosting options of the proposal (Option A on-premise, Option B iorta-hosted cloud with managed services) and the transition under Option C (source code handover). It is updated after every release (MNT-27).</w:t>
       </w:r>
     </w:p>
     <w:p>
@@ -1930,6 +1946,18 @@
           <w:b w:val="0"/>
           <w:i w:val="0"/>
         </w:rPr>
+        <w:t>Option A, B and C are the commercial options of the proposal: on-premise with a perpetual licence, subscription hosted and managed by iorta on cloud, and source code handover. Prices and commercial terms are in the proposal and its pricing workbook; this pack quotes a figure only where a technical statement depends on it, and reads it from the same source as the proposal.</w:t>
+      </w:r>
+    </w:p>
+    <w:p>
+      <w:pPr>
+        <w:pStyle w:val="ListBullet"/>
+      </w:pPr>
+      <w:r>
+        <w:rPr>
+          <w:b w:val="0"/>
+          <w:i w:val="0"/>
+        </w:rPr>
         <w:t xml:space="preserve">Text in </w:t>
       </w:r>
       <w:r>
@@ -2013,7 +2041,7 @@
           <w:b w:val="0"/>
           <w:i w:val="0"/>
         </w:rPr>
-        <w:t>SalesVerse 2.0 goes live after UAT sign-off and is followed by four weeks of hypercare, during which the project team supports production directly. At hypercare exit the service moves to the support model in this document for the five-year maintenance period. The six-month warranty from go-live runs in parallel and covers defect correction at no cost.</w:t>
+        <w:t>SalesVerse 2.0 goes live after UAT sign-off and is followed by 4 weeks of hypercare, during which the project team supports production directly. At hypercare exit the service moves to the support model in this document for the 5-year term: under Option A the annual maintenance (AMC) with IITH operating the infrastructure, under Option B the subscription with iorta's managed services operating the cloud estate. The 6-month warranty from go-live runs in parallel and covers defect correction at no cost. Under Option C the source code handover and transition in chapter 16 can start once hypercare has ended.</w:t>
       </w:r>
     </w:p>
     <w:tbl>
@@ -2039,8 +2067,8 @@
         <w:tblLayout w:type="fixed"/>
       </w:tblPr>
       <w:tblGrid>
-        <w:gridCol w:w="1701"/>
-        <w:gridCol w:w="3061"/>
+        <w:gridCol w:w="1927"/>
+        <w:gridCol w:w="2835"/>
         <w:gridCol w:w="4876"/>
       </w:tblGrid>
       <w:tr>
@@ -2050,7 +2078,7 @@
         </w:trPr>
         <w:tc>
           <w:tcPr>
-            <w:tcW w:type="dxa" w:w="1701"/>
+            <w:tcW w:type="dxa" w:w="1928"/>
             <w:shd w:val="clear" w:color="auto" w:fill="E1058C"/>
             <w:vAlign w:val="center"/>
           </w:tcPr>
@@ -2071,7 +2099,7 @@
         </w:tc>
         <w:tc>
           <w:tcPr>
-            <w:tcW w:type="dxa" w:w="3061"/>
+            <w:tcW w:type="dxa" w:w="2835"/>
             <w:shd w:val="clear" w:color="auto" w:fill="E1058C"/>
             <w:vAlign w:val="center"/>
           </w:tcPr>
@@ -2118,7 +2146,7 @@
         </w:trPr>
         <w:tc>
           <w:tcPr>
-            <w:tcW w:type="dxa" w:w="1701"/>
+            <w:tcW w:type="dxa" w:w="1928"/>
             <w:vAlign w:val="top"/>
           </w:tcPr>
           <w:p>
@@ -2137,7 +2165,7 @@
         </w:tc>
         <w:tc>
           <w:tcPr>
-            <w:tcW w:type="dxa" w:w="3061"/>
+            <w:tcW w:type="dxa" w:w="2835"/>
             <w:vAlign w:val="top"/>
           </w:tcPr>
           <w:p>
@@ -2169,7 +2197,7 @@
                 <w:i w:val="0"/>
                 <w:sz w:val="17"/>
               </w:rPr>
-              <w:t>Project team on site or on call; daily stand-up with IIFT; priority fixes</w:t>
+              <w:t>Project team: senior developer on site in Bandar Seri Begawan, the rest on call; daily stand-up with IIFT; priority fixes</w:t>
             </w:r>
           </w:p>
         </w:tc>
@@ -2180,7 +2208,7 @@
         </w:trPr>
         <w:tc>
           <w:tcPr>
-            <w:tcW w:type="dxa" w:w="1701"/>
+            <w:tcW w:type="dxa" w:w="1928"/>
             <w:vAlign w:val="top"/>
             <w:shd w:val="clear" w:color="auto" w:fill="FDF0F7"/>
           </w:tcPr>
@@ -2200,7 +2228,7 @@
         </w:tc>
         <w:tc>
           <w:tcPr>
-            <w:tcW w:type="dxa" w:w="3061"/>
+            <w:tcW w:type="dxa" w:w="2835"/>
             <w:vAlign w:val="top"/>
             <w:shd w:val="clear" w:color="auto" w:fill="FDF0F7"/>
           </w:tcPr>
@@ -2245,7 +2273,7 @@
         </w:trPr>
         <w:tc>
           <w:tcPr>
-            <w:tcW w:type="dxa" w:w="1701"/>
+            <w:tcW w:type="dxa" w:w="1928"/>
             <w:vAlign w:val="top"/>
           </w:tcPr>
           <w:p>
@@ -2258,13 +2286,13 @@
                 <w:i w:val="0"/>
                 <w:sz w:val="17"/>
               </w:rPr>
-              <w:t>Maintenance</w:t>
-            </w:r>
-          </w:p>
-        </w:tc>
-        <w:tc>
-          <w:tcPr>
-            <w:tcW w:type="dxa" w:w="3061"/>
+              <w:t>Maintenance or subscription</w:t>
+            </w:r>
+          </w:p>
+        </w:tc>
+        <w:tc>
+          <w:tcPr>
+            <w:tcW w:type="dxa" w:w="2835"/>
             <w:vAlign w:val="top"/>
           </w:tcPr>
           <w:p>
@@ -2296,7 +2324,72 @@
                 <w:i w:val="0"/>
                 <w:sz w:val="17"/>
               </w:rPr>
-              <w:t>This support model, SLA and monthly reporting</w:t>
+              <w:t>This support model, SLA and monthly reporting; Option B adds the managed services operating model in chapter 12</w:t>
+            </w:r>
+          </w:p>
+        </w:tc>
+      </w:tr>
+      <w:tr>
+        <w:trPr>
+          <w:cantSplit/>
+        </w:trPr>
+        <w:tc>
+          <w:tcPr>
+            <w:tcW w:type="dxa" w:w="1928"/>
+            <w:vAlign w:val="top"/>
+            <w:shd w:val="clear" w:color="auto" w:fill="FDF0F7"/>
+          </w:tcPr>
+          <w:p>
+            <w:pPr>
+              <w:spacing w:after="20" w:line="252" w:lineRule="auto"/>
+            </w:pPr>
+            <w:r>
+              <w:rPr>
+                <w:b w:val="0"/>
+                <w:i w:val="0"/>
+                <w:sz w:val="17"/>
+              </w:rPr>
+              <w:t>Option C transition</w:t>
+            </w:r>
+          </w:p>
+        </w:tc>
+        <w:tc>
+          <w:tcPr>
+            <w:tcW w:type="dxa" w:w="2835"/>
+            <w:vAlign w:val="top"/>
+            <w:shd w:val="clear" w:color="auto" w:fill="FDF0F7"/>
+          </w:tcPr>
+          <w:p>
+            <w:pPr>
+              <w:spacing w:after="20" w:line="252" w:lineRule="auto"/>
+            </w:pPr>
+            <w:r>
+              <w:rPr>
+                <w:b w:val="0"/>
+                <w:i w:val="0"/>
+                <w:sz w:val="17"/>
+              </w:rPr>
+              <w:t>From week 29 at the earliest, 8 weeks</w:t>
+            </w:r>
+          </w:p>
+        </w:tc>
+        <w:tc>
+          <w:tcPr>
+            <w:tcW w:type="dxa" w:w="4876"/>
+            <w:vAlign w:val="top"/>
+            <w:shd w:val="clear" w:color="auto" w:fill="FDF0F7"/>
+          </w:tcPr>
+          <w:p>
+            <w:pPr>
+              <w:spacing w:after="20" w:line="252" w:lineRule="auto"/>
+            </w:pPr>
+            <w:r>
+              <w:rPr>
+                <w:b w:val="0"/>
+                <w:i w:val="0"/>
+                <w:sz w:val="17"/>
+              </w:rPr>
+              <w:t>Chapter 16: knowledge transfer, repository handover, handover certificate, then the post-handover support model IIFT chooses</w:t>
             </w:r>
           </w:p>
         </w:tc>
@@ -2324,7 +2417,7 @@
           <w:b w:val="0"/>
           <w:i w:val="0"/>
         </w:rPr>
-        <w:t>Readers: IIFT helpdesk and IT, IITH infrastructure, iorta support and engineering. Commands assume a Linux shell on the application or database VM, with the repository's deploy directory as working directory for Docker Compose commands.</w:t>
+        <w:t>Readers: IIFT helpdesk and IT, IITH infrastructure, iorta support, managed services and engineering. Commands assume a Linux shell on the application or database VM, with the repository's deploy directory as working directory for Docker Compose commands; chapter 12 gives the Option B equivalents.</w:t>
       </w:r>
     </w:p>
     <w:p>
@@ -2349,7 +2442,7 @@
         <w:drawing>
           <wp:inline xmlns:a="http://schemas.openxmlformats.org/drawingml/2006/main" xmlns:pic="http://schemas.openxmlformats.org/drawingml/2006/picture">
             <wp:extent cx="5400000" cy="3702857"/>
-            <wp:docPr id="3" name="Picture 3"/>
+            <wp:docPr id="4" name="Picture 4"/>
             <wp:cNvGraphicFramePr>
               <a:graphicFrameLocks noChangeAspect="1"/>
             </wp:cNvGraphicFramePr>
@@ -2361,7 +2454,7 @@
                     <pic:cNvPicPr/>
                   </pic:nvPicPr>
                   <pic:blipFill>
-                    <a:blip r:embed="rId13"/>
+                    <a:blip r:embed="rId14"/>
                     <a:stretch>
                       <a:fillRect/>
                     </a:stretch>
@@ -2798,7 +2891,7 @@
                 <w:i w:val="0"/>
                 <w:sz w:val="16"/>
               </w:rPr>
-              <w:t>IITH IT (infrastructure owner)</w:t>
+              <w:t>Option A: IITH IT (infrastructure owner). Option B: iorta managed services</w:t>
             </w:r>
           </w:p>
         </w:tc>
@@ -2818,7 +2911,7 @@
                 <w:i w:val="0"/>
                 <w:sz w:val="16"/>
               </w:rPr>
-              <w:t>Servers, storage, network, firewalls, load balancers, operating systems, backup infrastructure, DR site, certificates, DNS, SMTP relay</w:t>
+              <w:t>Servers or cloud estate, storage, network, firewalls, load balancers and WAF, operating systems and container platform, backup infrastructure, DR site or region, certificates, DNS; SMTP relay and AD stay with IITH under both options</w:t>
             </w:r>
           </w:p>
         </w:tc>
@@ -2838,7 +2931,7 @@
                 <w:i w:val="0"/>
                 <w:sz w:val="16"/>
               </w:rPr>
-              <w:t>Per IITH service hours</w:t>
+              <w:t>A: per IITH service hours. B: 24 x 7 monitoring; patching in agreed windows</w:t>
             </w:r>
           </w:p>
         </w:tc>
@@ -3107,7 +3200,7 @@
                 <w:color w:val="FFFFFF"/>
                 <w:sz w:val="16"/>
               </w:rPr>
-              <w:t>IITH infra</w:t>
+              <w:t>Infra (A: IITH; B: iorta managed services)</w:t>
             </w:r>
           </w:p>
         </w:tc>
@@ -5331,7 +5424,7 @@
         <w:drawing>
           <wp:inline xmlns:a="http://schemas.openxmlformats.org/drawingml/2006/main" xmlns:pic="http://schemas.openxmlformats.org/drawingml/2006/picture">
             <wp:extent cx="5760000" cy="2550857"/>
-            <wp:docPr id="4" name="Picture 4"/>
+            <wp:docPr id="5" name="Picture 5"/>
             <wp:cNvGraphicFramePr>
               <a:graphicFrameLocks noChangeAspect="1"/>
             </wp:cNvGraphicFramePr>
@@ -5343,7 +5436,7 @@
                     <pic:cNvPicPr/>
                   </pic:nvPicPr>
                   <pic:blipFill>
-                    <a:blip r:embed="rId14"/>
+                    <a:blip r:embed="rId15"/>
                     <a:stretch>
                       <a:fillRect/>
                     </a:stretch>
@@ -6095,7 +6188,7 @@
         <w:drawing>
           <wp:inline xmlns:a="http://schemas.openxmlformats.org/drawingml/2006/main" xmlns:pic="http://schemas.openxmlformats.org/drawingml/2006/picture">
             <wp:extent cx="5760000" cy="1686857"/>
-            <wp:docPr id="5" name="Picture 5"/>
+            <wp:docPr id="6" name="Picture 6"/>
             <wp:cNvGraphicFramePr>
               <a:graphicFrameLocks noChangeAspect="1"/>
             </wp:cNvGraphicFramePr>
@@ -6107,7 +6200,7 @@
                     <pic:cNvPicPr/>
                   </pic:nvPicPr>
                   <pic:blipFill>
-                    <a:blip r:embed="rId15"/>
+                    <a:blip r:embed="rId16"/>
                     <a:stretch>
                       <a:fillRect/>
                     </a:stretch>
@@ -6173,7 +6266,7 @@
         <w:drawing>
           <wp:inline xmlns:a="http://schemas.openxmlformats.org/drawingml/2006/main" xmlns:pic="http://schemas.openxmlformats.org/drawingml/2006/picture">
             <wp:extent cx="5760000" cy="2550857"/>
-            <wp:docPr id="6" name="Picture 6"/>
+            <wp:docPr id="7" name="Picture 7"/>
             <wp:cNvGraphicFramePr>
               <a:graphicFrameLocks noChangeAspect="1"/>
             </wp:cNvGraphicFramePr>
@@ -6185,7 +6278,7 @@
                     <pic:cNvPicPr/>
                   </pic:nvPicPr>
                   <pic:blipFill>
-                    <a:blip r:embed="rId16"/>
+                    <a:blip r:embed="rId17"/>
                     <a:stretch>
                       <a:fillRect/>
                     </a:stretch>
@@ -6605,7 +6698,7 @@
           <w:b w:val="0"/>
           <w:i w:val="0"/>
         </w:rPr>
-        <w:t>Minor enhancements are delivered from the 60-hour annual pool; larger changes follow the change request process with impact assessment, quotation at the rate card and approval (MNT-23, MNT-24). Data corrections in production are changes: they are scripted, reviewed, run in a transaction, and recorded in the audit trail or the change ticket.</w:t>
+        <w:t>Minor enhancements are delivered from the 60-hour annual pool included in the AMC or subscription; larger changes follow the change request process with impact assessment, quotation at the rate card in the proposal and approval (MNT-23, MNT-24). Data corrections in production are changes: they are scripted, reviewed, run in a transaction, and recorded in the audit trail or the change ticket.</w:t>
       </w:r>
     </w:p>
     <w:p>
@@ -6630,7 +6723,7 @@
         <w:drawing>
           <wp:inline xmlns:a="http://schemas.openxmlformats.org/drawingml/2006/main" xmlns:pic="http://schemas.openxmlformats.org/drawingml/2006/picture">
             <wp:extent cx="5760000" cy="2550857"/>
-            <wp:docPr id="7" name="Picture 7"/>
+            <wp:docPr id="8" name="Picture 8"/>
             <wp:cNvGraphicFramePr>
               <a:graphicFrameLocks noChangeAspect="1"/>
             </wp:cNvGraphicFramePr>
@@ -6642,7 +6735,7 @@
                     <pic:cNvPicPr/>
                   </pic:nvPicPr>
                   <pic:blipFill>
-                    <a:blip r:embed="rId17"/>
+                    <a:blip r:embed="rId18"/>
                     <a:stretch>
                       <a:fillRect/>
                     </a:stretch>
@@ -10316,7 +10409,7 @@
           <w:b w:val="0"/>
           <w:i w:val="0"/>
         </w:rPr>
-        <w:t>Each runbook lists who may run it, the steps and how to verify the result. Run every runbook once in UAT during knowledge transfer. Production commands are run on the VMs through the bastion, under a change ticket unless stated otherwise.</w:t>
+        <w:t>Each runbook lists who may run it, the steps and how to verify the result. Run every runbook once in UAT during knowledge transfer. Production commands are run on the VMs through the bastion, under a change ticket unless stated otherwise. The runbooks are written for the Option A deployment on VMs; under Option B the application steps are the same and the infrastructure steps (start and stop, image roll-out, restore, failover) are performed by iorta's managed services on the container service and the managed database, as set out in chapter 12.</w:t>
       </w:r>
     </w:p>
     <w:p>
@@ -16525,8 +16618,8 @@
       <w:r>
         <w:drawing>
           <wp:inline xmlns:a="http://schemas.openxmlformats.org/drawingml/2006/main" xmlns:pic="http://schemas.openxmlformats.org/drawingml/2006/picture">
-            <wp:extent cx="5400000" cy="3471428"/>
-            <wp:docPr id="8" name="Picture 8"/>
+            <wp:extent cx="5400000" cy="3780000"/>
+            <wp:docPr id="9" name="Picture 9"/>
             <wp:cNvGraphicFramePr>
               <a:graphicFrameLocks noChangeAspect="1"/>
             </wp:cNvGraphicFramePr>
@@ -16538,7 +16631,7 @@
                     <pic:cNvPicPr/>
                   </pic:nvPicPr>
                   <pic:blipFill>
-                    <a:blip r:embed="rId18"/>
+                    <a:blip r:embed="rId19"/>
                     <a:stretch>
                       <a:fillRect/>
                     </a:stretch>
@@ -16546,7 +16639,7 @@
                   <pic:spPr>
                     <a:xfrm>
                       <a:off x="0" y="0"/>
-                      <a:ext cx="5400000" cy="3471428"/>
+                      <a:ext cx="5400000" cy="3780000"/>
                     </a:xfrm>
                     <a:prstGeom prst="rect"/>
                   </pic:spPr>
@@ -17502,6 +17595,1701 @@
     </w:p>
     <w:p>
       <w:pPr>
+        <w:pStyle w:val="Heading1"/>
+        <w:pageBreakBefore/>
+        <w:pBdr>
+          <w:bottom w:val="single" w:sz="12" w:space="4" w:color="F58220"/>
+        </w:pBdr>
+      </w:pPr>
+      <w:r>
+        <w:t>12. Managed Services Operating Model (Option B)</w:t>
+      </w:r>
+    </w:p>
+    <w:p>
+      <w:pPr>
+        <w:keepNext w:val="0"/>
+      </w:pPr>
+      <w:r>
+        <w:rPr>
+          <w:b w:val="0"/>
+          <w:i w:val="0"/>
+        </w:rPr>
+        <w:t>Under Option B iorta hosts the solution in a cloud account dedicated to IIFT (AWS Asia Pacific (Malaysia) or Azure Malaysia West, DR in a second region) and operates the infrastructure as a managed service alongside the application support in chapters 2 to 10. The application processes, SLA, escalation and runbooks are unchanged; this chapter adds the infrastructure layer that IITH provides under Option A. The scope of the managed services and the fee are in the proposal; the Solution Architecture describes the landing zone, environments and shared responsibility.</w:t>
+      </w:r>
+    </w:p>
+    <w:p>
+      <w:pPr>
+        <w:pStyle w:val="Heading2"/>
+      </w:pPr>
+      <w:r>
+        <w:t>12.1 Scope</w:t>
+      </w:r>
+    </w:p>
+    <w:p>
+      <w:pPr>
+        <w:pStyle w:val="ListBullet"/>
+      </w:pPr>
+      <w:r>
+        <w:rPr>
+          <w:b w:val="0"/>
+          <w:i w:val="0"/>
+        </w:rPr>
+        <w:t>24x7 infrastructure and availability monitoring with alerting</w:t>
+      </w:r>
+    </w:p>
+    <w:p>
+      <w:pPr>
+        <w:pStyle w:val="ListBullet"/>
+      </w:pPr>
+      <w:r>
+        <w:rPr>
+          <w:b w:val="0"/>
+          <w:i w:val="0"/>
+        </w:rPr>
+        <w:t>Operating system, container and database patching in agreed windows</w:t>
+      </w:r>
+    </w:p>
+    <w:p>
+      <w:pPr>
+        <w:pStyle w:val="ListBullet"/>
+      </w:pPr>
+      <w:r>
+        <w:rPr>
+          <w:b w:val="0"/>
+          <w:i w:val="0"/>
+        </w:rPr>
+        <w:t>Backups, monthly restore tests and the annual DR drill</w:t>
+      </w:r>
+    </w:p>
+    <w:p>
+      <w:pPr>
+        <w:pStyle w:val="ListBullet"/>
+      </w:pPr>
+      <w:r>
+        <w:rPr>
+          <w:b w:val="0"/>
+          <w:i w:val="0"/>
+        </w:rPr>
+        <w:t>Security monitoring: WAF, threat detection, vulnerability scanning of the cloud estate</w:t>
+      </w:r>
+    </w:p>
+    <w:p>
+      <w:pPr>
+        <w:pStyle w:val="ListBullet"/>
+      </w:pPr>
+      <w:r>
+        <w:rPr>
+          <w:b w:val="0"/>
+          <w:i w:val="0"/>
+        </w:rPr>
+        <w:t>Capacity, performance and cloud cost management with a monthly report</w:t>
+      </w:r>
+    </w:p>
+    <w:p>
+      <w:pPr>
+        <w:pStyle w:val="ListBullet"/>
+      </w:pPr>
+      <w:r>
+        <w:rPr>
+          <w:b w:val="0"/>
+          <w:i w:val="0"/>
+        </w:rPr>
+        <w:t>Infrastructure incident response and liaison with the cloud provider</w:t>
+      </w:r>
+    </w:p>
+    <w:p>
+      <w:pPr>
+        <w:pStyle w:val="Heading2"/>
+      </w:pPr>
+      <w:r>
+        <w:t>12.2 Roster and on-call</w:t>
+      </w:r>
+    </w:p>
+    <w:tbl>
+      <w:tblPr>
+        <w:tblW w:type="dxa" w:w="9639"/>
+        <w:jc w:val="center"/>
+        <w:tblLook w:firstColumn="1" w:firstRow="1" w:lastColumn="0" w:lastRow="0" w:noHBand="0" w:noVBand="1" w:val="04A0"/>
+        <w:tblBorders>
+          <w:top w:val="single" w:sz="4" w:color="D0D0D0"/>
+          <w:left w:val="single" w:sz="4" w:color="D0D0D0"/>
+          <w:bottom w:val="single" w:sz="4" w:color="D0D0D0"/>
+          <w:right w:val="single" w:sz="4" w:color="D0D0D0"/>
+          <w:insideH w:val="single" w:sz="4" w:color="D0D0D0"/>
+          <w:insideV w:val="single" w:sz="4" w:color="D0D0D0"/>
+        </w:tblBorders>
+        <w:tblLayout w:type="fixed"/>
+        <w:tblCellMar>
+          <w:top w:w="50" w:type="dxa"/>
+          <w:left w:w="90" w:type="dxa"/>
+          <w:bottom w:w="50" w:type="dxa"/>
+          <w:right w:w="90" w:type="dxa"/>
+        </w:tblCellMar>
+        <w:tblLayout w:type="fixed"/>
+      </w:tblPr>
+      <w:tblGrid>
+        <w:gridCol w:w="3628"/>
+        <w:gridCol w:w="2381"/>
+        <w:gridCol w:w="3628"/>
+      </w:tblGrid>
+      <w:tr>
+        <w:trPr>
+          <w:cantSplit/>
+          <w:tblHeader/>
+        </w:trPr>
+        <w:tc>
+          <w:tcPr>
+            <w:tcW w:type="dxa" w:w="3628"/>
+            <w:shd w:val="clear" w:color="auto" w:fill="E1058C"/>
+            <w:vAlign w:val="center"/>
+          </w:tcPr>
+          <w:p>
+            <w:pPr>
+              <w:spacing w:after="0"/>
+            </w:pPr>
+            <w:r>
+              <w:rPr>
+                <w:b/>
+                <w:i w:val="0"/>
+                <w:color w:val="FFFFFF"/>
+                <w:sz w:val="16"/>
+              </w:rPr>
+              <w:t>Activity</w:t>
+            </w:r>
+          </w:p>
+        </w:tc>
+        <w:tc>
+          <w:tcPr>
+            <w:tcW w:type="dxa" w:w="2381"/>
+            <w:shd w:val="clear" w:color="auto" w:fill="E1058C"/>
+            <w:vAlign w:val="center"/>
+          </w:tcPr>
+          <w:p>
+            <w:pPr>
+              <w:spacing w:after="0"/>
+            </w:pPr>
+            <w:r>
+              <w:rPr>
+                <w:b/>
+                <w:i w:val="0"/>
+                <w:color w:val="FFFFFF"/>
+                <w:sz w:val="16"/>
+              </w:rPr>
+              <w:t>When</w:t>
+            </w:r>
+          </w:p>
+        </w:tc>
+        <w:tc>
+          <w:tcPr>
+            <w:tcW w:type="dxa" w:w="3628"/>
+            <w:shd w:val="clear" w:color="auto" w:fill="E1058C"/>
+            <w:vAlign w:val="center"/>
+          </w:tcPr>
+          <w:p>
+            <w:pPr>
+              <w:spacing w:after="0"/>
+            </w:pPr>
+            <w:r>
+              <w:rPr>
+                <w:b/>
+                <w:i w:val="0"/>
+                <w:color w:val="FFFFFF"/>
+                <w:sz w:val="16"/>
+              </w:rPr>
+              <w:t>Who and how</w:t>
+            </w:r>
+          </w:p>
+        </w:tc>
+      </w:tr>
+      <w:tr>
+        <w:trPr>
+          <w:cantSplit/>
+        </w:trPr>
+        <w:tc>
+          <w:tcPr>
+            <w:tcW w:type="dxa" w:w="3628"/>
+            <w:vAlign w:val="top"/>
+          </w:tcPr>
+          <w:p>
+            <w:pPr>
+              <w:spacing w:after="20" w:line="252" w:lineRule="auto"/>
+            </w:pPr>
+            <w:r>
+              <w:rPr>
+                <w:b w:val="0"/>
+                <w:i w:val="0"/>
+                <w:sz w:val="16"/>
+              </w:rPr>
+              <w:t>Infrastructure monitoring and first response</w:t>
+            </w:r>
+          </w:p>
+        </w:tc>
+        <w:tc>
+          <w:tcPr>
+            <w:tcW w:type="dxa" w:w="2381"/>
+            <w:vAlign w:val="top"/>
+          </w:tcPr>
+          <w:p>
+            <w:pPr>
+              <w:spacing w:after="20" w:line="252" w:lineRule="auto"/>
+            </w:pPr>
+            <w:r>
+              <w:rPr>
+                <w:b w:val="0"/>
+                <w:i w:val="0"/>
+                <w:sz w:val="16"/>
+              </w:rPr>
+              <w:t>24 x 7</w:t>
+            </w:r>
+          </w:p>
+        </w:tc>
+        <w:tc>
+          <w:tcPr>
+            <w:tcW w:type="dxa" w:w="3628"/>
+            <w:vAlign w:val="top"/>
+          </w:tcPr>
+          <w:p>
+            <w:pPr>
+              <w:spacing w:after="20" w:line="252" w:lineRule="auto"/>
+            </w:pPr>
+            <w:r>
+              <w:rPr>
+                <w:b w:val="0"/>
+                <w:i w:val="0"/>
+                <w:sz w:val="16"/>
+              </w:rPr>
+              <w:t>On-call cloud engineer (two-person rota), alerted by the monitoring platform; acknowledges within the P1 response time</w:t>
+            </w:r>
+          </w:p>
+        </w:tc>
+      </w:tr>
+      <w:tr>
+        <w:trPr>
+          <w:cantSplit/>
+        </w:trPr>
+        <w:tc>
+          <w:tcPr>
+            <w:tcW w:type="dxa" w:w="3628"/>
+            <w:vAlign w:val="top"/>
+            <w:shd w:val="clear" w:color="auto" w:fill="FDF0F7"/>
+          </w:tcPr>
+          <w:p>
+            <w:pPr>
+              <w:spacing w:after="20" w:line="252" w:lineRule="auto"/>
+            </w:pPr>
+            <w:r>
+              <w:rPr>
+                <w:b w:val="0"/>
+                <w:i w:val="0"/>
+                <w:sz w:val="16"/>
+              </w:rPr>
+              <w:t>Patching: operating system images, container base images, database engine minor versions</w:t>
+            </w:r>
+          </w:p>
+        </w:tc>
+        <w:tc>
+          <w:tcPr>
+            <w:tcW w:type="dxa" w:w="2381"/>
+            <w:vAlign w:val="top"/>
+            <w:shd w:val="clear" w:color="auto" w:fill="FDF0F7"/>
+          </w:tcPr>
+          <w:p>
+            <w:pPr>
+              <w:spacing w:after="20" w:line="252" w:lineRule="auto"/>
+            </w:pPr>
+            <w:r>
+              <w:rPr>
+                <w:b w:val="0"/>
+                <w:i w:val="0"/>
+                <w:sz w:val="16"/>
+              </w:rPr>
+              <w:t>Monthly window agreed with IIFT; emergency patches as needed</w:t>
+            </w:r>
+          </w:p>
+        </w:tc>
+        <w:tc>
+          <w:tcPr>
+            <w:tcW w:type="dxa" w:w="3628"/>
+            <w:vAlign w:val="top"/>
+            <w:shd w:val="clear" w:color="auto" w:fill="FDF0F7"/>
+          </w:tcPr>
+          <w:p>
+            <w:pPr>
+              <w:spacing w:after="20" w:line="252" w:lineRule="auto"/>
+            </w:pPr>
+            <w:r>
+              <w:rPr>
+                <w:b w:val="0"/>
+                <w:i w:val="0"/>
+                <w:sz w:val="16"/>
+              </w:rPr>
+              <w:t>Cloud engineer; change ticket; UAT first</w:t>
+            </w:r>
+          </w:p>
+        </w:tc>
+      </w:tr>
+      <w:tr>
+        <w:trPr>
+          <w:cantSplit/>
+        </w:trPr>
+        <w:tc>
+          <w:tcPr>
+            <w:tcW w:type="dxa" w:w="3628"/>
+            <w:vAlign w:val="top"/>
+          </w:tcPr>
+          <w:p>
+            <w:pPr>
+              <w:spacing w:after="20" w:line="252" w:lineRule="auto"/>
+            </w:pPr>
+            <w:r>
+              <w:rPr>
+                <w:b w:val="0"/>
+                <w:i w:val="0"/>
+                <w:sz w:val="16"/>
+              </w:rPr>
+              <w:t>Backup verification and restore test</w:t>
+            </w:r>
+          </w:p>
+        </w:tc>
+        <w:tc>
+          <w:tcPr>
+            <w:tcW w:type="dxa" w:w="2381"/>
+            <w:vAlign w:val="top"/>
+          </w:tcPr>
+          <w:p>
+            <w:pPr>
+              <w:spacing w:after="20" w:line="252" w:lineRule="auto"/>
+            </w:pPr>
+            <w:r>
+              <w:rPr>
+                <w:b w:val="0"/>
+                <w:i w:val="0"/>
+                <w:sz w:val="16"/>
+              </w:rPr>
+              <w:t>Daily check; monthly restore to a scratch instance</w:t>
+            </w:r>
+          </w:p>
+        </w:tc>
+        <w:tc>
+          <w:tcPr>
+            <w:tcW w:type="dxa" w:w="3628"/>
+            <w:vAlign w:val="top"/>
+          </w:tcPr>
+          <w:p>
+            <w:pPr>
+              <w:spacing w:after="20" w:line="252" w:lineRule="auto"/>
+            </w:pPr>
+            <w:r>
+              <w:rPr>
+                <w:b w:val="0"/>
+                <w:i w:val="0"/>
+                <w:sz w:val="16"/>
+              </w:rPr>
+              <w:t>Cloud engineer; record in the monthly report</w:t>
+            </w:r>
+          </w:p>
+        </w:tc>
+      </w:tr>
+      <w:tr>
+        <w:trPr>
+          <w:cantSplit/>
+        </w:trPr>
+        <w:tc>
+          <w:tcPr>
+            <w:tcW w:type="dxa" w:w="3628"/>
+            <w:vAlign w:val="top"/>
+            <w:shd w:val="clear" w:color="auto" w:fill="FDF0F7"/>
+          </w:tcPr>
+          <w:p>
+            <w:pPr>
+              <w:spacing w:after="20" w:line="252" w:lineRule="auto"/>
+            </w:pPr>
+            <w:r>
+              <w:rPr>
+                <w:b w:val="0"/>
+                <w:i w:val="0"/>
+                <w:sz w:val="16"/>
+              </w:rPr>
+              <w:t>DR drill</w:t>
+            </w:r>
+          </w:p>
+        </w:tc>
+        <w:tc>
+          <w:tcPr>
+            <w:tcW w:type="dxa" w:w="2381"/>
+            <w:vAlign w:val="top"/>
+            <w:shd w:val="clear" w:color="auto" w:fill="FDF0F7"/>
+          </w:tcPr>
+          <w:p>
+            <w:pPr>
+              <w:spacing w:after="20" w:line="252" w:lineRule="auto"/>
+            </w:pPr>
+            <w:r>
+              <w:rPr>
+                <w:b w:val="0"/>
+                <w:i w:val="0"/>
+                <w:sz w:val="16"/>
+              </w:rPr>
+              <w:t>Yearly, with IIFT users</w:t>
+            </w:r>
+          </w:p>
+        </w:tc>
+        <w:tc>
+          <w:tcPr>
+            <w:tcW w:type="dxa" w:w="3628"/>
+            <w:vAlign w:val="top"/>
+            <w:shd w:val="clear" w:color="auto" w:fill="FDF0F7"/>
+          </w:tcPr>
+          <w:p>
+            <w:pPr>
+              <w:spacing w:after="20" w:line="252" w:lineRule="auto"/>
+            </w:pPr>
+            <w:r>
+              <w:rPr>
+                <w:b w:val="0"/>
+                <w:i w:val="0"/>
+                <w:sz w:val="16"/>
+              </w:rPr>
+              <w:t>Cloud engineer and L2; DR test report</w:t>
+            </w:r>
+          </w:p>
+        </w:tc>
+      </w:tr>
+      <w:tr>
+        <w:trPr>
+          <w:cantSplit/>
+        </w:trPr>
+        <w:tc>
+          <w:tcPr>
+            <w:tcW w:type="dxa" w:w="3628"/>
+            <w:vAlign w:val="top"/>
+          </w:tcPr>
+          <w:p>
+            <w:pPr>
+              <w:spacing w:after="20" w:line="252" w:lineRule="auto"/>
+            </w:pPr>
+            <w:r>
+              <w:rPr>
+                <w:b w:val="0"/>
+                <w:i w:val="0"/>
+                <w:sz w:val="16"/>
+              </w:rPr>
+              <w:t>Security monitoring: WAF events, threat detection findings, vulnerability scans</w:t>
+            </w:r>
+          </w:p>
+        </w:tc>
+        <w:tc>
+          <w:tcPr>
+            <w:tcW w:type="dxa" w:w="2381"/>
+            <w:vAlign w:val="top"/>
+          </w:tcPr>
+          <w:p>
+            <w:pPr>
+              <w:spacing w:after="20" w:line="252" w:lineRule="auto"/>
+            </w:pPr>
+            <w:r>
+              <w:rPr>
+                <w:b w:val="0"/>
+                <w:i w:val="0"/>
+                <w:sz w:val="16"/>
+              </w:rPr>
+              <w:t>Continuous; weekly review</w:t>
+            </w:r>
+          </w:p>
+        </w:tc>
+        <w:tc>
+          <w:tcPr>
+            <w:tcW w:type="dxa" w:w="3628"/>
+            <w:vAlign w:val="top"/>
+          </w:tcPr>
+          <w:p>
+            <w:pPr>
+              <w:spacing w:after="20" w:line="252" w:lineRule="auto"/>
+            </w:pPr>
+            <w:r>
+              <w:rPr>
+                <w:b w:val="0"/>
+                <w:i w:val="0"/>
+                <w:sz w:val="16"/>
+              </w:rPr>
+              <w:t>Cloud engineer; findings triaged to the remediation timelines of the Security Assessment Report</w:t>
+            </w:r>
+          </w:p>
+        </w:tc>
+      </w:tr>
+      <w:tr>
+        <w:trPr>
+          <w:cantSplit/>
+        </w:trPr>
+        <w:tc>
+          <w:tcPr>
+            <w:tcW w:type="dxa" w:w="3628"/>
+            <w:vAlign w:val="top"/>
+            <w:shd w:val="clear" w:color="auto" w:fill="FDF0F7"/>
+          </w:tcPr>
+          <w:p>
+            <w:pPr>
+              <w:spacing w:after="20" w:line="252" w:lineRule="auto"/>
+            </w:pPr>
+            <w:r>
+              <w:rPr>
+                <w:b w:val="0"/>
+                <w:i w:val="0"/>
+                <w:sz w:val="16"/>
+              </w:rPr>
+              <w:t>Capacity and cost: budget alerts, monthly cost report, quarterly right-sizing</w:t>
+            </w:r>
+          </w:p>
+        </w:tc>
+        <w:tc>
+          <w:tcPr>
+            <w:tcW w:type="dxa" w:w="2381"/>
+            <w:vAlign w:val="top"/>
+            <w:shd w:val="clear" w:color="auto" w:fill="FDF0F7"/>
+          </w:tcPr>
+          <w:p>
+            <w:pPr>
+              <w:spacing w:after="20" w:line="252" w:lineRule="auto"/>
+            </w:pPr>
+            <w:r>
+              <w:rPr>
+                <w:b w:val="0"/>
+                <w:i w:val="0"/>
+                <w:sz w:val="16"/>
+              </w:rPr>
+              <w:t>Monthly; quarterly review</w:t>
+            </w:r>
+          </w:p>
+        </w:tc>
+        <w:tc>
+          <w:tcPr>
+            <w:tcW w:type="dxa" w:w="3628"/>
+            <w:vAlign w:val="top"/>
+            <w:shd w:val="clear" w:color="auto" w:fill="FDF0F7"/>
+          </w:tcPr>
+          <w:p>
+            <w:pPr>
+              <w:spacing w:after="20" w:line="252" w:lineRule="auto"/>
+            </w:pPr>
+            <w:r>
+              <w:rPr>
+                <w:b w:val="0"/>
+                <w:i w:val="0"/>
+                <w:sz w:val="16"/>
+              </w:rPr>
+              <w:t>Service manager with the IIFT application owner</w:t>
+            </w:r>
+          </w:p>
+        </w:tc>
+      </w:tr>
+      <w:tr>
+        <w:trPr>
+          <w:cantSplit/>
+        </w:trPr>
+        <w:tc>
+          <w:tcPr>
+            <w:tcW w:type="dxa" w:w="3628"/>
+            <w:vAlign w:val="top"/>
+          </w:tcPr>
+          <w:p>
+            <w:pPr>
+              <w:spacing w:after="20" w:line="252" w:lineRule="auto"/>
+            </w:pPr>
+            <w:r>
+              <w:rPr>
+                <w:b w:val="0"/>
+                <w:i w:val="0"/>
+                <w:sz w:val="16"/>
+              </w:rPr>
+              <w:t>Provider liaison: support cases, service events, maintenance notices</w:t>
+            </w:r>
+          </w:p>
+        </w:tc>
+        <w:tc>
+          <w:tcPr>
+            <w:tcW w:type="dxa" w:w="2381"/>
+            <w:vAlign w:val="top"/>
+          </w:tcPr>
+          <w:p>
+            <w:pPr>
+              <w:spacing w:after="20" w:line="252" w:lineRule="auto"/>
+            </w:pPr>
+            <w:r>
+              <w:rPr>
+                <w:b w:val="0"/>
+                <w:i w:val="0"/>
+                <w:sz w:val="16"/>
+              </w:rPr>
+              <w:t>As needed</w:t>
+            </w:r>
+          </w:p>
+        </w:tc>
+        <w:tc>
+          <w:tcPr>
+            <w:tcW w:type="dxa" w:w="3628"/>
+            <w:vAlign w:val="top"/>
+          </w:tcPr>
+          <w:p>
+            <w:pPr>
+              <w:spacing w:after="20" w:line="252" w:lineRule="auto"/>
+            </w:pPr>
+            <w:r>
+              <w:rPr>
+                <w:b w:val="0"/>
+                <w:i w:val="0"/>
+                <w:sz w:val="16"/>
+              </w:rPr>
+              <w:t>Cloud engineer</w:t>
+            </w:r>
+          </w:p>
+        </w:tc>
+      </w:tr>
+      <w:tr>
+        <w:trPr>
+          <w:cantSplit/>
+        </w:trPr>
+        <w:tc>
+          <w:tcPr>
+            <w:tcW w:type="dxa" w:w="3628"/>
+            <w:vAlign w:val="top"/>
+            <w:shd w:val="clear" w:color="auto" w:fill="FDF0F7"/>
+          </w:tcPr>
+          <w:p>
+            <w:pPr>
+              <w:spacing w:after="20" w:line="252" w:lineRule="auto"/>
+            </w:pPr>
+            <w:r>
+              <w:rPr>
+                <w:b w:val="0"/>
+                <w:i w:val="0"/>
+                <w:sz w:val="16"/>
+              </w:rPr>
+              <w:t>Access reviews of the cloud account</w:t>
+            </w:r>
+          </w:p>
+        </w:tc>
+        <w:tc>
+          <w:tcPr>
+            <w:tcW w:type="dxa" w:w="2381"/>
+            <w:vAlign w:val="top"/>
+            <w:shd w:val="clear" w:color="auto" w:fill="FDF0F7"/>
+          </w:tcPr>
+          <w:p>
+            <w:pPr>
+              <w:spacing w:after="20" w:line="252" w:lineRule="auto"/>
+            </w:pPr>
+            <w:r>
+              <w:rPr>
+                <w:b w:val="0"/>
+                <w:i w:val="0"/>
+                <w:sz w:val="16"/>
+              </w:rPr>
+              <w:t>Quarterly</w:t>
+            </w:r>
+          </w:p>
+        </w:tc>
+        <w:tc>
+          <w:tcPr>
+            <w:tcW w:type="dxa" w:w="3628"/>
+            <w:vAlign w:val="top"/>
+            <w:shd w:val="clear" w:color="auto" w:fill="FDF0F7"/>
+          </w:tcPr>
+          <w:p>
+            <w:pPr>
+              <w:spacing w:after="20" w:line="252" w:lineRule="auto"/>
+            </w:pPr>
+            <w:r>
+              <w:rPr>
+                <w:b w:val="0"/>
+                <w:i w:val="0"/>
+                <w:sz w:val="16"/>
+              </w:rPr>
+              <w:t>Service manager; IIFT reviews the list</w:t>
+            </w:r>
+          </w:p>
+        </w:tc>
+      </w:tr>
+    </w:tbl>
+    <w:p>
+      <w:pPr>
+        <w:pStyle w:val="Caption"/>
+        <w:jc w:val="center"/>
+      </w:pPr>
+      <w:r>
+        <w:rPr>
+          <w:b w:val="0"/>
+          <w:i w:val="0"/>
+        </w:rPr>
+        <w:t>Table 15: Managed services roster</w:t>
+      </w:r>
+    </w:p>
+    <w:p>
+      <w:pPr>
+        <w:keepNext w:val="0"/>
+      </w:pPr>
+      <w:r>
+        <w:rPr>
+          <w:b w:val="0"/>
+          <w:i w:val="0"/>
+        </w:rPr>
+        <w:t>The on-call cloud engineer and the L2 application engineer are different people on the same rota schedule, so a P1 bridge call always has both. The escalation matrix in chapter 8 applies; the cloud provider's enterprise support case is opened by the cloud engineer for platform faults and its reference is recorded on the ticket.</w:t>
+      </w:r>
+    </w:p>
+    <w:p>
+      <w:pPr>
+        <w:pStyle w:val="Heading2"/>
+      </w:pPr>
+      <w:r>
+        <w:t>12.3 Runbook equivalents</w:t>
+      </w:r>
+    </w:p>
+    <w:tbl>
+      <w:tblPr>
+        <w:tblW w:type="dxa" w:w="9639"/>
+        <w:jc w:val="center"/>
+        <w:tblLook w:firstColumn="1" w:firstRow="1" w:lastColumn="0" w:lastRow="0" w:noHBand="0" w:noVBand="1" w:val="04A0"/>
+        <w:tblBorders>
+          <w:top w:val="single" w:sz="4" w:color="D0D0D0"/>
+          <w:left w:val="single" w:sz="4" w:color="D0D0D0"/>
+          <w:bottom w:val="single" w:sz="4" w:color="D0D0D0"/>
+          <w:right w:val="single" w:sz="4" w:color="D0D0D0"/>
+          <w:insideH w:val="single" w:sz="4" w:color="D0D0D0"/>
+          <w:insideV w:val="single" w:sz="4" w:color="D0D0D0"/>
+        </w:tblBorders>
+        <w:tblLayout w:type="fixed"/>
+        <w:tblCellMar>
+          <w:top w:w="50" w:type="dxa"/>
+          <w:left w:w="90" w:type="dxa"/>
+          <w:bottom w:w="50" w:type="dxa"/>
+          <w:right w:w="90" w:type="dxa"/>
+        </w:tblCellMar>
+        <w:tblLayout w:type="fixed"/>
+      </w:tblPr>
+      <w:tblGrid>
+        <w:gridCol w:w="1814"/>
+        <w:gridCol w:w="3061"/>
+        <w:gridCol w:w="4762"/>
+      </w:tblGrid>
+      <w:tr>
+        <w:trPr>
+          <w:cantSplit/>
+          <w:tblHeader/>
+        </w:trPr>
+        <w:tc>
+          <w:tcPr>
+            <w:tcW w:type="dxa" w:w="1814"/>
+            <w:shd w:val="clear" w:color="auto" w:fill="E1058C"/>
+            <w:vAlign w:val="center"/>
+          </w:tcPr>
+          <w:p>
+            <w:pPr>
+              <w:spacing w:after="0"/>
+            </w:pPr>
+            <w:r>
+              <w:rPr>
+                <w:b/>
+                <w:i w:val="0"/>
+                <w:color w:val="FFFFFF"/>
+                <w:sz w:val="16"/>
+              </w:rPr>
+              <w:t>Runbook</w:t>
+            </w:r>
+          </w:p>
+        </w:tc>
+        <w:tc>
+          <w:tcPr>
+            <w:tcW w:type="dxa" w:w="3061"/>
+            <w:shd w:val="clear" w:color="auto" w:fill="E1058C"/>
+            <w:vAlign w:val="center"/>
+          </w:tcPr>
+          <w:p>
+            <w:pPr>
+              <w:spacing w:after="0"/>
+            </w:pPr>
+            <w:r>
+              <w:rPr>
+                <w:b/>
+                <w:i w:val="0"/>
+                <w:color w:val="FFFFFF"/>
+                <w:sz w:val="16"/>
+              </w:rPr>
+              <w:t>Option A (VMs)</w:t>
+            </w:r>
+          </w:p>
+        </w:tc>
+        <w:tc>
+          <w:tcPr>
+            <w:tcW w:type="dxa" w:w="4762"/>
+            <w:shd w:val="clear" w:color="auto" w:fill="E1058C"/>
+            <w:vAlign w:val="center"/>
+          </w:tcPr>
+          <w:p>
+            <w:pPr>
+              <w:spacing w:after="0"/>
+            </w:pPr>
+            <w:r>
+              <w:rPr>
+                <w:b/>
+                <w:i w:val="0"/>
+                <w:color w:val="FFFFFF"/>
+                <w:sz w:val="16"/>
+              </w:rPr>
+              <w:t>Option B (managed services)</w:t>
+            </w:r>
+          </w:p>
+        </w:tc>
+      </w:tr>
+      <w:tr>
+        <w:trPr>
+          <w:cantSplit/>
+        </w:trPr>
+        <w:tc>
+          <w:tcPr>
+            <w:tcW w:type="dxa" w:w="1814"/>
+            <w:vAlign w:val="top"/>
+          </w:tcPr>
+          <w:p>
+            <w:pPr>
+              <w:spacing w:after="20" w:line="252" w:lineRule="auto"/>
+            </w:pPr>
+            <w:r>
+              <w:rPr>
+                <w:b/>
+                <w:i w:val="0"/>
+                <w:sz w:val="16"/>
+              </w:rPr>
+              <w:t>R1 start and stop</w:t>
+            </w:r>
+          </w:p>
+        </w:tc>
+        <w:tc>
+          <w:tcPr>
+            <w:tcW w:type="dxa" w:w="3061"/>
+            <w:vAlign w:val="top"/>
+          </w:tcPr>
+          <w:p>
+            <w:pPr>
+              <w:spacing w:after="20" w:line="252" w:lineRule="auto"/>
+            </w:pPr>
+            <w:r>
+              <w:rPr>
+                <w:b w:val="0"/>
+                <w:i w:val="0"/>
+                <w:sz w:val="16"/>
+              </w:rPr>
+              <w:t>docker compose on each VM</w:t>
+            </w:r>
+          </w:p>
+        </w:tc>
+        <w:tc>
+          <w:tcPr>
+            <w:tcW w:type="dxa" w:w="4762"/>
+            <w:vAlign w:val="top"/>
+          </w:tcPr>
+          <w:p>
+            <w:pPr>
+              <w:spacing w:after="20" w:line="252" w:lineRule="auto"/>
+            </w:pPr>
+            <w:r>
+              <w:rPr>
+                <w:b w:val="0"/>
+                <w:i w:val="0"/>
+                <w:sz w:val="16"/>
+              </w:rPr>
+              <w:t>Scale the service to zero and back; the database is stopped only for maintenance through the provider console</w:t>
+            </w:r>
+          </w:p>
+        </w:tc>
+      </w:tr>
+      <w:tr>
+        <w:trPr>
+          <w:cantSplit/>
+        </w:trPr>
+        <w:tc>
+          <w:tcPr>
+            <w:tcW w:type="dxa" w:w="1814"/>
+            <w:vAlign w:val="top"/>
+            <w:shd w:val="clear" w:color="auto" w:fill="FDF0F7"/>
+          </w:tcPr>
+          <w:p>
+            <w:pPr>
+              <w:spacing w:after="20" w:line="252" w:lineRule="auto"/>
+            </w:pPr>
+            <w:r>
+              <w:rPr>
+                <w:b/>
+                <w:i w:val="0"/>
+                <w:sz w:val="16"/>
+              </w:rPr>
+              <w:t>R2 deploy a release</w:t>
+            </w:r>
+          </w:p>
+        </w:tc>
+        <w:tc>
+          <w:tcPr>
+            <w:tcW w:type="dxa" w:w="3061"/>
+            <w:vAlign w:val="top"/>
+            <w:shd w:val="clear" w:color="auto" w:fill="FDF0F7"/>
+          </w:tcPr>
+          <w:p>
+            <w:pPr>
+              <w:spacing w:after="20" w:line="252" w:lineRule="auto"/>
+            </w:pPr>
+            <w:r>
+              <w:rPr>
+                <w:b w:val="0"/>
+                <w:i w:val="0"/>
+                <w:sz w:val="16"/>
+              </w:rPr>
+              <w:t>Pull images, migrate job, up -d per VM</w:t>
+            </w:r>
+          </w:p>
+        </w:tc>
+        <w:tc>
+          <w:tcPr>
+            <w:tcW w:type="dxa" w:w="4762"/>
+            <w:vAlign w:val="top"/>
+            <w:shd w:val="clear" w:color="auto" w:fill="FDF0F7"/>
+          </w:tcPr>
+          <w:p>
+            <w:pPr>
+              <w:spacing w:after="20" w:line="252" w:lineRule="auto"/>
+            </w:pPr>
+            <w:r>
+              <w:rPr>
+                <w:b w:val="0"/>
+                <w:i w:val="0"/>
+                <w:sz w:val="16"/>
+              </w:rPr>
+              <w:t>Push images to the registry; run the migrate task; update the task definition; rolling deployment with health checks</w:t>
+            </w:r>
+          </w:p>
+        </w:tc>
+      </w:tr>
+      <w:tr>
+        <w:trPr>
+          <w:cantSplit/>
+        </w:trPr>
+        <w:tc>
+          <w:tcPr>
+            <w:tcW w:type="dxa" w:w="1814"/>
+            <w:vAlign w:val="top"/>
+          </w:tcPr>
+          <w:p>
+            <w:pPr>
+              <w:spacing w:after="20" w:line="252" w:lineRule="auto"/>
+            </w:pPr>
+            <w:r>
+              <w:rPr>
+                <w:b/>
+                <w:i w:val="0"/>
+                <w:sz w:val="16"/>
+              </w:rPr>
+              <w:t>R3 roll back</w:t>
+            </w:r>
+          </w:p>
+        </w:tc>
+        <w:tc>
+          <w:tcPr>
+            <w:tcW w:type="dxa" w:w="3061"/>
+            <w:vAlign w:val="top"/>
+          </w:tcPr>
+          <w:p>
+            <w:pPr>
+              <w:spacing w:after="20" w:line="252" w:lineRule="auto"/>
+            </w:pPr>
+            <w:r>
+              <w:rPr>
+                <w:b w:val="0"/>
+                <w:i w:val="0"/>
+                <w:sz w:val="16"/>
+              </w:rPr>
+              <w:t>Previous RELEASE tag per VM</w:t>
+            </w:r>
+          </w:p>
+        </w:tc>
+        <w:tc>
+          <w:tcPr>
+            <w:tcW w:type="dxa" w:w="4762"/>
+            <w:vAlign w:val="top"/>
+          </w:tcPr>
+          <w:p>
+            <w:pPr>
+              <w:spacing w:after="20" w:line="252" w:lineRule="auto"/>
+            </w:pPr>
+            <w:r>
+              <w:rPr>
+                <w:b w:val="0"/>
+                <w:i w:val="0"/>
+                <w:sz w:val="16"/>
+              </w:rPr>
+              <w:t>Previous task definition revision; same expand-and-contract rule</w:t>
+            </w:r>
+          </w:p>
+        </w:tc>
+      </w:tr>
+      <w:tr>
+        <w:trPr>
+          <w:cantSplit/>
+        </w:trPr>
+        <w:tc>
+          <w:tcPr>
+            <w:tcW w:type="dxa" w:w="1814"/>
+            <w:vAlign w:val="top"/>
+            <w:shd w:val="clear" w:color="auto" w:fill="FDF0F7"/>
+          </w:tcPr>
+          <w:p>
+            <w:pPr>
+              <w:spacing w:after="20" w:line="252" w:lineRule="auto"/>
+            </w:pPr>
+            <w:r>
+              <w:rPr>
+                <w:b/>
+                <w:i w:val="0"/>
+                <w:sz w:val="16"/>
+              </w:rPr>
+              <w:t>R4 rotate secrets</w:t>
+            </w:r>
+          </w:p>
+        </w:tc>
+        <w:tc>
+          <w:tcPr>
+            <w:tcW w:type="dxa" w:w="3061"/>
+            <w:vAlign w:val="top"/>
+            <w:shd w:val="clear" w:color="auto" w:fill="FDF0F7"/>
+          </w:tcPr>
+          <w:p>
+            <w:pPr>
+              <w:spacing w:after="20" w:line="252" w:lineRule="auto"/>
+            </w:pPr>
+            <w:r>
+              <w:rPr>
+                <w:b w:val="0"/>
+                <w:i w:val="0"/>
+                <w:sz w:val="16"/>
+              </w:rPr>
+              <w:t>Vault and restart</w:t>
+            </w:r>
+          </w:p>
+        </w:tc>
+        <w:tc>
+          <w:tcPr>
+            <w:tcW w:type="dxa" w:w="4762"/>
+            <w:vAlign w:val="top"/>
+            <w:shd w:val="clear" w:color="auto" w:fill="FDF0F7"/>
+          </w:tcPr>
+          <w:p>
+            <w:pPr>
+              <w:spacing w:after="20" w:line="252" w:lineRule="auto"/>
+            </w:pPr>
+            <w:r>
+              <w:rPr>
+                <w:b w:val="0"/>
+                <w:i w:val="0"/>
+                <w:sz w:val="16"/>
+              </w:rPr>
+              <w:t>Secrets store versions; new task revision picks them up</w:t>
+            </w:r>
+          </w:p>
+        </w:tc>
+      </w:tr>
+      <w:tr>
+        <w:trPr>
+          <w:cantSplit/>
+        </w:trPr>
+        <w:tc>
+          <w:tcPr>
+            <w:tcW w:type="dxa" w:w="1814"/>
+            <w:vAlign w:val="top"/>
+          </w:tcPr>
+          <w:p>
+            <w:pPr>
+              <w:spacing w:after="20" w:line="252" w:lineRule="auto"/>
+            </w:pPr>
+            <w:r>
+              <w:rPr>
+                <w:b/>
+                <w:i w:val="0"/>
+                <w:sz w:val="16"/>
+              </w:rPr>
+              <w:t>R5 restore</w:t>
+            </w:r>
+          </w:p>
+        </w:tc>
+        <w:tc>
+          <w:tcPr>
+            <w:tcW w:type="dxa" w:w="3061"/>
+            <w:vAlign w:val="top"/>
+          </w:tcPr>
+          <w:p>
+            <w:pPr>
+              <w:spacing w:after="20" w:line="252" w:lineRule="auto"/>
+            </w:pPr>
+            <w:r>
+              <w:rPr>
+                <w:b w:val="0"/>
+                <w:i w:val="0"/>
+                <w:sz w:val="16"/>
+              </w:rPr>
+              <w:t>pgBackRest point-in-time restore</w:t>
+            </w:r>
+          </w:p>
+        </w:tc>
+        <w:tc>
+          <w:tcPr>
+            <w:tcW w:type="dxa" w:w="4762"/>
+            <w:vAlign w:val="top"/>
+          </w:tcPr>
+          <w:p>
+            <w:pPr>
+              <w:spacing w:after="20" w:line="252" w:lineRule="auto"/>
+            </w:pPr>
+            <w:r>
+              <w:rPr>
+                <w:b w:val="0"/>
+                <w:i w:val="0"/>
+                <w:sz w:val="16"/>
+              </w:rPr>
+              <w:t>Point-in-time restore to a new database instance; switch the connection secret; documents from the file-system backup</w:t>
+            </w:r>
+          </w:p>
+        </w:tc>
+      </w:tr>
+      <w:tr>
+        <w:trPr>
+          <w:cantSplit/>
+        </w:trPr>
+        <w:tc>
+          <w:tcPr>
+            <w:tcW w:type="dxa" w:w="1814"/>
+            <w:vAlign w:val="top"/>
+            <w:shd w:val="clear" w:color="auto" w:fill="FDF0F7"/>
+          </w:tcPr>
+          <w:p>
+            <w:pPr>
+              <w:spacing w:after="20" w:line="252" w:lineRule="auto"/>
+            </w:pPr>
+            <w:r>
+              <w:rPr>
+                <w:b/>
+                <w:i w:val="0"/>
+                <w:sz w:val="16"/>
+              </w:rPr>
+              <w:t>Local failover</w:t>
+            </w:r>
+          </w:p>
+        </w:tc>
+        <w:tc>
+          <w:tcPr>
+            <w:tcW w:type="dxa" w:w="3061"/>
+            <w:vAlign w:val="top"/>
+            <w:shd w:val="clear" w:color="auto" w:fill="FDF0F7"/>
+          </w:tcPr>
+          <w:p>
+            <w:pPr>
+              <w:spacing w:after="20" w:line="252" w:lineRule="auto"/>
+            </w:pPr>
+            <w:r>
+              <w:rPr>
+                <w:b w:val="0"/>
+                <w:i w:val="0"/>
+                <w:sz w:val="16"/>
+              </w:rPr>
+              <w:t>Promote the standby (section 11.3)</w:t>
+            </w:r>
+          </w:p>
+        </w:tc>
+        <w:tc>
+          <w:tcPr>
+            <w:tcW w:type="dxa" w:w="4762"/>
+            <w:vAlign w:val="top"/>
+            <w:shd w:val="clear" w:color="auto" w:fill="FDF0F7"/>
+          </w:tcPr>
+          <w:p>
+            <w:pPr>
+              <w:spacing w:after="20" w:line="252" w:lineRule="auto"/>
+            </w:pPr>
+            <w:r>
+              <w:rPr>
+                <w:b w:val="0"/>
+                <w:i w:val="0"/>
+                <w:sz w:val="16"/>
+              </w:rPr>
+              <w:t>Automatic Multi-AZ failover, typically within a minute; readiness turns green on reconnect</w:t>
+            </w:r>
+          </w:p>
+        </w:tc>
+      </w:tr>
+      <w:tr>
+        <w:trPr>
+          <w:cantSplit/>
+        </w:trPr>
+        <w:tc>
+          <w:tcPr>
+            <w:tcW w:type="dxa" w:w="1814"/>
+            <w:vAlign w:val="top"/>
+          </w:tcPr>
+          <w:p>
+            <w:pPr>
+              <w:spacing w:after="20" w:line="252" w:lineRule="auto"/>
+            </w:pPr>
+            <w:r>
+              <w:rPr>
+                <w:b/>
+                <w:i w:val="0"/>
+                <w:sz w:val="16"/>
+              </w:rPr>
+              <w:t>DR invocation</w:t>
+            </w:r>
+          </w:p>
+        </w:tc>
+        <w:tc>
+          <w:tcPr>
+            <w:tcW w:type="dxa" w:w="3061"/>
+            <w:vAlign w:val="top"/>
+          </w:tcPr>
+          <w:p>
+            <w:pPr>
+              <w:spacing w:after="20" w:line="252" w:lineRule="auto"/>
+            </w:pPr>
+            <w:r>
+              <w:rPr>
+                <w:b w:val="0"/>
+                <w:i w:val="0"/>
+                <w:sz w:val="16"/>
+              </w:rPr>
+              <w:t>Section 11.4</w:t>
+            </w:r>
+          </w:p>
+        </w:tc>
+        <w:tc>
+          <w:tcPr>
+            <w:tcW w:type="dxa" w:w="4762"/>
+            <w:vAlign w:val="top"/>
+          </w:tcPr>
+          <w:p>
+            <w:pPr>
+              <w:spacing w:after="20" w:line="252" w:lineRule="auto"/>
+            </w:pPr>
+            <w:r>
+              <w:rPr>
+                <w:b w:val="0"/>
+                <w:i w:val="0"/>
+                <w:sz w:val="16"/>
+              </w:rPr>
+              <w:t>Promote the cross-region replica, scale the standby tasks, switch DNS; the same declaration, communication and fail-back steps</w:t>
+            </w:r>
+          </w:p>
+        </w:tc>
+      </w:tr>
+    </w:tbl>
+    <w:p>
+      <w:pPr>
+        <w:pStyle w:val="Caption"/>
+        <w:jc w:val="center"/>
+      </w:pPr>
+      <w:r>
+        <w:rPr>
+          <w:b w:val="0"/>
+          <w:i w:val="0"/>
+        </w:rPr>
+        <w:t>Table 16: Runbooks under Option B</w:t>
+      </w:r>
+    </w:p>
+    <w:p>
+      <w:pPr>
+        <w:pStyle w:val="Heading2"/>
+      </w:pPr>
+      <w:r>
+        <w:t>12.4 Cost report</w:t>
+      </w:r>
+    </w:p>
+    <w:p>
+      <w:pPr>
+        <w:keepNext w:val="0"/>
+      </w:pPr>
+      <w:r>
+        <w:rPr>
+          <w:b w:val="0"/>
+          <w:i w:val="0"/>
+        </w:rPr>
+        <w:t>Cloud charges are recharged at the provider's cost, or paid by IIFT directly when it holds the account. The monthly cost report (section 11 of the monthly service report) shows charges by service and by environment against the estimate in the proposal, the budget alerts raised at 80% and 100% of the monthly estimate, the exchange rate applied, and the right-sizing actions taken or proposed. The quarterly service review decides on reserved capacity and on changes to the reference sizing; non-production environments are stopped outside test periods by schedule.</w:t>
+      </w:r>
+    </w:p>
+    <w:p>
+      <w:pPr>
+        <w:pStyle w:val="Heading2"/>
+      </w:pPr>
+      <w:r>
+        <w:t>12.5 SLA reporting</w:t>
+      </w:r>
+    </w:p>
+    <w:tbl>
+      <w:tblPr>
+        <w:tblW w:type="dxa" w:w="9639"/>
+        <w:jc w:val="center"/>
+        <w:tblLook w:firstColumn="1" w:firstRow="1" w:lastColumn="0" w:lastRow="0" w:noHBand="0" w:noVBand="1" w:val="04A0"/>
+        <w:tblBorders>
+          <w:top w:val="single" w:sz="4" w:color="D0D0D0"/>
+          <w:left w:val="single" w:sz="4" w:color="D0D0D0"/>
+          <w:bottom w:val="single" w:sz="4" w:color="D0D0D0"/>
+          <w:right w:val="single" w:sz="4" w:color="D0D0D0"/>
+          <w:insideH w:val="single" w:sz="4" w:color="D0D0D0"/>
+          <w:insideV w:val="single" w:sz="4" w:color="D0D0D0"/>
+        </w:tblBorders>
+        <w:tblLayout w:type="fixed"/>
+        <w:tblCellMar>
+          <w:top w:w="50" w:type="dxa"/>
+          <w:left w:w="90" w:type="dxa"/>
+          <w:bottom w:w="50" w:type="dxa"/>
+          <w:right w:w="90" w:type="dxa"/>
+        </w:tblCellMar>
+        <w:tblLayout w:type="fixed"/>
+      </w:tblPr>
+      <w:tblGrid>
+        <w:gridCol w:w="2381"/>
+        <w:gridCol w:w="7257"/>
+      </w:tblGrid>
+      <w:tr>
+        <w:trPr>
+          <w:cantSplit/>
+          <w:tblHeader/>
+        </w:trPr>
+        <w:tc>
+          <w:tcPr>
+            <w:tcW w:type="dxa" w:w="2381"/>
+            <w:shd w:val="clear" w:color="auto" w:fill="E1058C"/>
+            <w:vAlign w:val="center"/>
+          </w:tcPr>
+          <w:p>
+            <w:pPr>
+              <w:spacing w:after="0"/>
+            </w:pPr>
+            <w:r>
+              <w:rPr>
+                <w:b/>
+                <w:i w:val="0"/>
+                <w:color w:val="FFFFFF"/>
+                <w:sz w:val="17"/>
+              </w:rPr>
+              <w:t>Measure</w:t>
+            </w:r>
+          </w:p>
+        </w:tc>
+        <w:tc>
+          <w:tcPr>
+            <w:tcW w:type="dxa" w:w="7257"/>
+            <w:shd w:val="clear" w:color="auto" w:fill="E1058C"/>
+            <w:vAlign w:val="center"/>
+          </w:tcPr>
+          <w:p>
+            <w:pPr>
+              <w:spacing w:after="0"/>
+            </w:pPr>
+            <w:r>
+              <w:rPr>
+                <w:b/>
+                <w:i w:val="0"/>
+                <w:color w:val="FFFFFF"/>
+                <w:sz w:val="17"/>
+              </w:rPr>
+              <w:t>Reported</w:t>
+            </w:r>
+          </w:p>
+        </w:tc>
+      </w:tr>
+      <w:tr>
+        <w:trPr>
+          <w:cantSplit/>
+        </w:trPr>
+        <w:tc>
+          <w:tcPr>
+            <w:tcW w:type="dxa" w:w="2381"/>
+            <w:vAlign w:val="top"/>
+          </w:tcPr>
+          <w:p>
+            <w:pPr>
+              <w:spacing w:after="20" w:line="252" w:lineRule="auto"/>
+            </w:pPr>
+            <w:r>
+              <w:rPr>
+                <w:b/>
+                <w:i w:val="0"/>
+                <w:sz w:val="17"/>
+              </w:rPr>
+              <w:t>Infrastructure availability</w:t>
+            </w:r>
+          </w:p>
+        </w:tc>
+        <w:tc>
+          <w:tcPr>
+            <w:tcW w:type="dxa" w:w="7257"/>
+            <w:vAlign w:val="top"/>
+          </w:tcPr>
+          <w:p>
+            <w:pPr>
+              <w:spacing w:after="20" w:line="252" w:lineRule="auto"/>
+            </w:pPr>
+            <w:r>
+              <w:rPr>
+                <w:b w:val="0"/>
+                <w:i w:val="0"/>
+                <w:sz w:val="17"/>
+              </w:rPr>
+              <w:t>Uptime of the load balancer, tasks and database per month against the 99.5% and 99.9% targets; provider service events listed separately</w:t>
+            </w:r>
+          </w:p>
+        </w:tc>
+      </w:tr>
+      <w:tr>
+        <w:trPr>
+          <w:cantSplit/>
+        </w:trPr>
+        <w:tc>
+          <w:tcPr>
+            <w:tcW w:type="dxa" w:w="2381"/>
+            <w:vAlign w:val="top"/>
+            <w:shd w:val="clear" w:color="auto" w:fill="FDF0F7"/>
+          </w:tcPr>
+          <w:p>
+            <w:pPr>
+              <w:spacing w:after="20" w:line="252" w:lineRule="auto"/>
+            </w:pPr>
+            <w:r>
+              <w:rPr>
+                <w:b/>
+                <w:i w:val="0"/>
+                <w:sz w:val="17"/>
+              </w:rPr>
+              <w:t>Alerts and infrastructure incidents</w:t>
+            </w:r>
+          </w:p>
+        </w:tc>
+        <w:tc>
+          <w:tcPr>
+            <w:tcW w:type="dxa" w:w="7257"/>
+            <w:vAlign w:val="top"/>
+            <w:shd w:val="clear" w:color="auto" w:fill="FDF0F7"/>
+          </w:tcPr>
+          <w:p>
+            <w:pPr>
+              <w:spacing w:after="20" w:line="252" w:lineRule="auto"/>
+            </w:pPr>
+            <w:r>
+              <w:rPr>
+                <w:b w:val="0"/>
+                <w:i w:val="0"/>
+                <w:sz w:val="17"/>
+              </w:rPr>
+              <w:t>Count by severity, response and restore times, root causes</w:t>
+            </w:r>
+          </w:p>
+        </w:tc>
+      </w:tr>
+      <w:tr>
+        <w:trPr>
+          <w:cantSplit/>
+        </w:trPr>
+        <w:tc>
+          <w:tcPr>
+            <w:tcW w:type="dxa" w:w="2381"/>
+            <w:vAlign w:val="top"/>
+          </w:tcPr>
+          <w:p>
+            <w:pPr>
+              <w:spacing w:after="20" w:line="252" w:lineRule="auto"/>
+            </w:pPr>
+            <w:r>
+              <w:rPr>
+                <w:b/>
+                <w:i w:val="0"/>
+                <w:sz w:val="17"/>
+              </w:rPr>
+              <w:t>Patching</w:t>
+            </w:r>
+          </w:p>
+        </w:tc>
+        <w:tc>
+          <w:tcPr>
+            <w:tcW w:type="dxa" w:w="7257"/>
+            <w:vAlign w:val="top"/>
+          </w:tcPr>
+          <w:p>
+            <w:pPr>
+              <w:spacing w:after="20" w:line="252" w:lineRule="auto"/>
+            </w:pPr>
+            <w:r>
+              <w:rPr>
+                <w:b w:val="0"/>
+                <w:i w:val="0"/>
+                <w:sz w:val="17"/>
+              </w:rPr>
+              <w:t>Patches applied, windows used, anything deferred and why</w:t>
+            </w:r>
+          </w:p>
+        </w:tc>
+      </w:tr>
+      <w:tr>
+        <w:trPr>
+          <w:cantSplit/>
+        </w:trPr>
+        <w:tc>
+          <w:tcPr>
+            <w:tcW w:type="dxa" w:w="2381"/>
+            <w:vAlign w:val="top"/>
+            <w:shd w:val="clear" w:color="auto" w:fill="FDF0F7"/>
+          </w:tcPr>
+          <w:p>
+            <w:pPr>
+              <w:spacing w:after="20" w:line="252" w:lineRule="auto"/>
+            </w:pPr>
+            <w:r>
+              <w:rPr>
+                <w:b/>
+                <w:i w:val="0"/>
+                <w:sz w:val="17"/>
+              </w:rPr>
+              <w:t>Backups and DR</w:t>
+            </w:r>
+          </w:p>
+        </w:tc>
+        <w:tc>
+          <w:tcPr>
+            <w:tcW w:type="dxa" w:w="7257"/>
+            <w:vAlign w:val="top"/>
+            <w:shd w:val="clear" w:color="auto" w:fill="FDF0F7"/>
+          </w:tcPr>
+          <w:p>
+            <w:pPr>
+              <w:spacing w:after="20" w:line="252" w:lineRule="auto"/>
+            </w:pPr>
+            <w:r>
+              <w:rPr>
+                <w:b w:val="0"/>
+                <w:i w:val="0"/>
+                <w:sz w:val="17"/>
+              </w:rPr>
+              <w:t>Backup success rate, restore test result, replication lag, DR drill status</w:t>
+            </w:r>
+          </w:p>
+        </w:tc>
+      </w:tr>
+      <w:tr>
+        <w:trPr>
+          <w:cantSplit/>
+        </w:trPr>
+        <w:tc>
+          <w:tcPr>
+            <w:tcW w:type="dxa" w:w="2381"/>
+            <w:vAlign w:val="top"/>
+          </w:tcPr>
+          <w:p>
+            <w:pPr>
+              <w:spacing w:after="20" w:line="252" w:lineRule="auto"/>
+            </w:pPr>
+            <w:r>
+              <w:rPr>
+                <w:b/>
+                <w:i w:val="0"/>
+                <w:sz w:val="17"/>
+              </w:rPr>
+              <w:t>Security</w:t>
+            </w:r>
+          </w:p>
+        </w:tc>
+        <w:tc>
+          <w:tcPr>
+            <w:tcW w:type="dxa" w:w="7257"/>
+            <w:vAlign w:val="top"/>
+          </w:tcPr>
+          <w:p>
+            <w:pPr>
+              <w:spacing w:after="20" w:line="252" w:lineRule="auto"/>
+            </w:pPr>
+            <w:r>
+              <w:rPr>
+                <w:b w:val="0"/>
+                <w:i w:val="0"/>
+                <w:sz w:val="17"/>
+              </w:rPr>
+              <w:t>WAF blocks, threat findings and their status, scan results, open vulnerabilities by severity</w:t>
+            </w:r>
+          </w:p>
+        </w:tc>
+      </w:tr>
+      <w:tr>
+        <w:trPr>
+          <w:cantSplit/>
+        </w:trPr>
+        <w:tc>
+          <w:tcPr>
+            <w:tcW w:type="dxa" w:w="2381"/>
+            <w:vAlign w:val="top"/>
+            <w:shd w:val="clear" w:color="auto" w:fill="FDF0F7"/>
+          </w:tcPr>
+          <w:p>
+            <w:pPr>
+              <w:spacing w:after="20" w:line="252" w:lineRule="auto"/>
+            </w:pPr>
+            <w:r>
+              <w:rPr>
+                <w:b/>
+                <w:i w:val="0"/>
+                <w:sz w:val="17"/>
+              </w:rPr>
+              <w:t>Capacity and cost</w:t>
+            </w:r>
+          </w:p>
+        </w:tc>
+        <w:tc>
+          <w:tcPr>
+            <w:tcW w:type="dxa" w:w="7257"/>
+            <w:vAlign w:val="top"/>
+            <w:shd w:val="clear" w:color="auto" w:fill="FDF0F7"/>
+          </w:tcPr>
+          <w:p>
+            <w:pPr>
+              <w:spacing w:after="20" w:line="252" w:lineRule="auto"/>
+            </w:pPr>
+            <w:r>
+              <w:rPr>
+                <w:b w:val="0"/>
+                <w:i w:val="0"/>
+                <w:sz w:val="17"/>
+              </w:rPr>
+              <w:t>CPU, memory, storage and connection trends; cloud charges by service against the estimate; budget alert history; right-sizing actions and savings</w:t>
+            </w:r>
+          </w:p>
+        </w:tc>
+      </w:tr>
+    </w:tbl>
+    <w:p>
+      <w:pPr>
+        <w:pStyle w:val="Caption"/>
+        <w:jc w:val="center"/>
+      </w:pPr>
+      <w:r>
+        <w:rPr>
+          <w:b w:val="0"/>
+          <w:i w:val="0"/>
+        </w:rPr>
+        <w:t>Table 17: Managed services section of the monthly report</w:t>
+      </w:r>
+    </w:p>
+    <w:p>
+      <w:pPr>
+        <w:keepNext w:val="0"/>
+      </w:pPr>
+      <w:r>
+        <w:rPr>
+          <w:b w:val="0"/>
+          <w:i w:val="0"/>
+        </w:rPr>
+        <w:t>Availability is measured at the load balancer and excludes approved maintenance windows. Provider service events are reported with the provider's incident reference; the application SLA clock pauses for them as it does for IITH infrastructure under Option A, and iorta pursues service credits with the provider on IIFT's behalf.</w:t>
+      </w:r>
+    </w:p>
+    <w:p>
+      <w:pPr>
         <w:sectPr>
           <w:headerReference w:type="default" r:id="rId9"/>
           <w:footerReference w:type="default" r:id="rId10"/>
@@ -17522,7 +19310,7 @@
         </w:pBdr>
       </w:pPr>
       <w:r>
-        <w:t>12. Configuration Reference</w:t>
+        <w:t>13. Configuration Reference</w:t>
       </w:r>
     </w:p>
     <w:p>
@@ -23118,7 +24906,7 @@
           <w:b w:val="0"/>
           <w:i w:val="0"/>
         </w:rPr>
-        <w:t>Table 15: Environment variables</w:t>
+        <w:t>Table 18: Environment variables</w:t>
       </w:r>
     </w:p>
     <w:p>
@@ -23126,7 +24914,7 @@
         <w:pStyle w:val="Heading2"/>
       </w:pPr>
       <w:r>
-        <w:t>12.1 Business parameters</w:t>
+        <w:t>13.1 Business parameters</w:t>
       </w:r>
     </w:p>
     <w:p>
@@ -26367,7 +28155,7 @@
           <w:b w:val="0"/>
           <w:i w:val="0"/>
         </w:rPr>
-        <w:t>Table 16: Business parameters</w:t>
+        <w:t>Table 19: Business parameters</w:t>
       </w:r>
     </w:p>
     <w:p>
@@ -26379,7 +28167,7 @@
         </w:pBdr>
       </w:pPr>
       <w:r>
-        <w:t>13. Scheduled Jobs</w:t>
+        <w:t>14. Scheduled Jobs</w:t>
       </w:r>
     </w:p>
     <w:p>
@@ -27543,12 +29331,14 @@
           <w:b w:val="0"/>
           <w:i w:val="0"/>
         </w:rPr>
-        <w:t>Table 17: Scheduled jobs</w:t>
+        <w:t>Table 20: Scheduled jobs</w:t>
       </w:r>
     </w:p>
     <w:p>
       <w:pPr>
         <w:sectPr>
+          <w:headerReference w:type="default" r:id="rId20"/>
+          <w:footerReference w:type="default" r:id="rId21"/>
           <w:pgSz w:w="16838" w:h="11906" w:orient="landscape"/>
           <w:pgMar w:top="1247" w:right="1134" w:bottom="1134" w:left="1134" w:header="567" w:footer="567" w:gutter="0"/>
           <w:cols w:space="720"/>
@@ -27565,7 +29355,7 @@
         </w:pBdr>
       </w:pPr>
       <w:r>
-        <w:t>14. Knowledge Transfer Plan</w:t>
+        <w:t>15. Knowledge Transfer Plan</w:t>
       </w:r>
     </w:p>
     <w:p>
@@ -28559,7 +30349,7 @@
           <w:b w:val="0"/>
           <w:i w:val="0"/>
         </w:rPr>
-        <w:t>Table 18: Knowledge transfer sessions</w:t>
+        <w:t>Table 21: Knowledge transfer sessions</w:t>
       </w:r>
     </w:p>
     <w:p>
@@ -28571,7 +30361,7 @@
           <w:b w:val="0"/>
           <w:i w:val="0"/>
         </w:rPr>
-        <w:t>Completion criteria: each session delivered and attended; IIFT/IITH staff have run runbooks R1, R2, R5, R6, R7 and R8 in UAT unaided; questions log closed.</w:t>
+        <w:t>Completion criteria: each session delivered and attended; IIFT/IITH staff have run runbooks R1, R2, R5, R6, R7 and R8 in UAT unaided; questions log closed. These sessions are part of every option; the deeper developer transfer that comes with the source code under Option C is in chapter 16.</w:t>
       </w:r>
     </w:p>
     <w:p>
@@ -28583,7 +30373,19 @@
         </w:pBdr>
       </w:pPr>
       <w:r>
-        <w:t>15. Developer Onboarding Guide</w:t>
+        <w:t>16. Option C: Source Code Handover and Transition</w:t>
+      </w:r>
+    </w:p>
+    <w:p>
+      <w:pPr>
+        <w:keepNext w:val="0"/>
+      </w:pPr>
+      <w:r>
+        <w:rPr>
+          <w:b w:val="0"/>
+          <w:i w:val="0"/>
+        </w:rPr>
+        <w:t>Under every option iorta delivers, at go-live and with every release, the source code of the IIFT-specific components: configuration, integration adapters, reports, document templates, migration scripts and build scripts. Option C adds the source code of the SalesVerse 2.0 core platform with a structured 8-week knowledge transfer, so that IIFT, IITH or a provider IIFT appoints can maintain and extend the solution. It starts after go-live and hypercare exit (week 29 at the earliest) or later in the contract. Licence rights, price and payment milestones are in the proposal; this chapter is the technical transition plan. The escrow alternative in the proposal deposits the same package with an agent instead and does not include the knowledge transfer.</w:t>
       </w:r>
     </w:p>
     <w:p>
@@ -28591,7 +30393,2607 @@
         <w:pStyle w:val="Heading2"/>
       </w:pPr>
       <w:r>
-        <w:t>15.1 Repository layout</w:t>
+        <w:t>16.1 Source code package</w:t>
+      </w:r>
+    </w:p>
+    <w:p>
+      <w:pPr>
+        <w:pStyle w:val="ListBullet"/>
+      </w:pPr>
+      <w:r>
+        <w:rPr>
+          <w:b w:val="0"/>
+          <w:i w:val="0"/>
+        </w:rPr>
+        <w:t>Full source code of SalesVerse 2.0 core and IIFT customisations in a Git repository with history</w:t>
+      </w:r>
+    </w:p>
+    <w:p>
+      <w:pPr>
+        <w:pStyle w:val="ListBullet"/>
+      </w:pPr>
+      <w:r>
+        <w:rPr>
+          <w:b w:val="0"/>
+          <w:i w:val="0"/>
+        </w:rPr>
+        <w:t>Build scripts, CI/CD pipeline definitions, infrastructure and container definitions</w:t>
+      </w:r>
+    </w:p>
+    <w:p>
+      <w:pPr>
+        <w:pStyle w:val="ListBullet"/>
+      </w:pPr>
+      <w:r>
+        <w:rPr>
+          <w:b w:val="0"/>
+          <w:i w:val="0"/>
+        </w:rPr>
+        <w:t>Database schema, migrations, reference data and seed scripts</w:t>
+      </w:r>
+    </w:p>
+    <w:p>
+      <w:pPr>
+        <w:pStyle w:val="ListBullet"/>
+      </w:pPr>
+      <w:r>
+        <w:rPr>
+          <w:b w:val="0"/>
+          <w:i w:val="0"/>
+        </w:rPr>
+        <w:t>Automated test suites (unit, end-to-end, security checks) and test data</w:t>
+      </w:r>
+    </w:p>
+    <w:p>
+      <w:pPr>
+        <w:pStyle w:val="ListBullet"/>
+      </w:pPr>
+      <w:r>
+        <w:rPr>
+          <w:b w:val="0"/>
+          <w:i w:val="0"/>
+        </w:rPr>
+        <w:t>Developer guide, architecture document, data dictionary, runbooks and coding standards</w:t>
+      </w:r>
+    </w:p>
+    <w:p>
+      <w:pPr>
+        <w:pStyle w:val="ListBullet"/>
+      </w:pPr>
+      <w:r>
+        <w:rPr>
+          <w:b w:val="0"/>
+          <w:i w:val="0"/>
+        </w:rPr>
+        <w:t>Third-party component inventory and software bill of materials (SBOM)</w:t>
+      </w:r>
+    </w:p>
+    <w:p>
+      <w:pPr>
+        <w:keepNext w:val="0"/>
+      </w:pPr>
+      <w:r>
+        <w:rPr>
+          <w:b w:val="0"/>
+          <w:i w:val="0"/>
+        </w:rPr>
+        <w:t>The package is the repository at a tagged commit that builds the production release, verified by IIFT before the first Option C payment: IIFT clones the repository, runs the pipeline and compares the image digests with those running in production. The developer onboarding guide in chapter 17, the Solution Architecture, the Data Dictionary and this document are the documentation set; the SBOM lists every third-party component with its licence.</w:t>
+      </w:r>
+    </w:p>
+    <w:p>
+      <w:pPr>
+        <w:pStyle w:val="Heading2"/>
+      </w:pPr>
+      <w:r>
+        <w:t>16.2 Knowledge transfer plan</w:t>
+      </w:r>
+    </w:p>
+    <w:p>
+      <w:pPr>
+        <w:keepNext w:val="0"/>
+      </w:pPr>
+      <w:r>
+        <w:rPr>
+          <w:b w:val="0"/>
+          <w:i w:val="0"/>
+        </w:rPr>
+        <w:t>The plan assumes up to six IIFT/IITH or nominated contractor staff with Node.js, TypeScript, React and PostgreSQL experience, released for the full period. The Solution Architect and a Senior Developer are on site for the code walkthrough weeks; the rest is delivered remotely with recorded sessions.</w:t>
+      </w:r>
+    </w:p>
+    <w:tbl>
+      <w:tblPr>
+        <w:tblW w:type="dxa" w:w="9639"/>
+        <w:jc w:val="center"/>
+        <w:tblLook w:firstColumn="1" w:firstRow="1" w:lastColumn="0" w:lastRow="0" w:noHBand="0" w:noVBand="1" w:val="04A0"/>
+        <w:tblBorders>
+          <w:top w:val="single" w:sz="4" w:color="D0D0D0"/>
+          <w:left w:val="single" w:sz="4" w:color="D0D0D0"/>
+          <w:bottom w:val="single" w:sz="4" w:color="D0D0D0"/>
+          <w:right w:val="single" w:sz="4" w:color="D0D0D0"/>
+          <w:insideH w:val="single" w:sz="4" w:color="D0D0D0"/>
+          <w:insideV w:val="single" w:sz="4" w:color="D0D0D0"/>
+        </w:tblBorders>
+        <w:tblLayout w:type="fixed"/>
+        <w:tblCellMar>
+          <w:top w:w="50" w:type="dxa"/>
+          <w:left w:w="90" w:type="dxa"/>
+          <w:bottom w:w="50" w:type="dxa"/>
+          <w:right w:w="90" w:type="dxa"/>
+        </w:tblCellMar>
+        <w:tblLayout w:type="fixed"/>
+      </w:tblPr>
+      <w:tblGrid>
+        <w:gridCol w:w="793"/>
+        <w:gridCol w:w="5670"/>
+        <w:gridCol w:w="3175"/>
+      </w:tblGrid>
+      <w:tr>
+        <w:trPr>
+          <w:cantSplit/>
+          <w:tblHeader/>
+        </w:trPr>
+        <w:tc>
+          <w:tcPr>
+            <w:tcW w:type="dxa" w:w="794"/>
+            <w:shd w:val="clear" w:color="auto" w:fill="E1058C"/>
+            <w:vAlign w:val="center"/>
+          </w:tcPr>
+          <w:p>
+            <w:pPr>
+              <w:spacing w:after="0"/>
+            </w:pPr>
+            <w:r>
+              <w:rPr>
+                <w:b/>
+                <w:i w:val="0"/>
+                <w:color w:val="FFFFFF"/>
+                <w:sz w:val="17"/>
+              </w:rPr>
+              <w:t>Week</w:t>
+            </w:r>
+          </w:p>
+        </w:tc>
+        <w:tc>
+          <w:tcPr>
+            <w:tcW w:type="dxa" w:w="5669"/>
+            <w:shd w:val="clear" w:color="auto" w:fill="E1058C"/>
+            <w:vAlign w:val="center"/>
+          </w:tcPr>
+          <w:p>
+            <w:pPr>
+              <w:spacing w:after="0"/>
+            </w:pPr>
+            <w:r>
+              <w:rPr>
+                <w:b/>
+                <w:i w:val="0"/>
+                <w:color w:val="FFFFFF"/>
+                <w:sz w:val="17"/>
+              </w:rPr>
+              <w:t>Activity</w:t>
+            </w:r>
+          </w:p>
+        </w:tc>
+        <w:tc>
+          <w:tcPr>
+            <w:tcW w:type="dxa" w:w="3175"/>
+            <w:shd w:val="clear" w:color="auto" w:fill="E1058C"/>
+            <w:vAlign w:val="center"/>
+          </w:tcPr>
+          <w:p>
+            <w:pPr>
+              <w:spacing w:after="0"/>
+            </w:pPr>
+            <w:r>
+              <w:rPr>
+                <w:b/>
+                <w:i w:val="0"/>
+                <w:color w:val="FFFFFF"/>
+                <w:sz w:val="17"/>
+              </w:rPr>
+              <w:t>Outcome and acceptance evidence</w:t>
+            </w:r>
+          </w:p>
+        </w:tc>
+      </w:tr>
+      <w:tr>
+        <w:trPr>
+          <w:cantSplit/>
+        </w:trPr>
+        <w:tc>
+          <w:tcPr>
+            <w:tcW w:type="dxa" w:w="794"/>
+            <w:vAlign w:val="top"/>
+          </w:tcPr>
+          <w:p>
+            <w:pPr>
+              <w:spacing w:after="20" w:line="252" w:lineRule="auto"/>
+              <w:jc w:val="center"/>
+            </w:pPr>
+            <w:r>
+              <w:rPr>
+                <w:b w:val="0"/>
+                <w:i w:val="0"/>
+                <w:sz w:val="17"/>
+              </w:rPr>
+              <w:t>1</w:t>
+            </w:r>
+          </w:p>
+        </w:tc>
+        <w:tc>
+          <w:tcPr>
+            <w:tcW w:type="dxa" w:w="5669"/>
+            <w:vAlign w:val="top"/>
+          </w:tcPr>
+          <w:p>
+            <w:pPr>
+              <w:spacing w:after="20" w:line="252" w:lineRule="auto"/>
+            </w:pPr>
+            <w:r>
+              <w:rPr>
+                <w:b w:val="0"/>
+                <w:i w:val="0"/>
+                <w:sz w:val="17"/>
+              </w:rPr>
+              <w:t>Transition plan, roles, access to repositories and pipelines</w:t>
+            </w:r>
+          </w:p>
+        </w:tc>
+        <w:tc>
+          <w:tcPr>
+            <w:tcW w:type="dxa" w:w="3175"/>
+            <w:vAlign w:val="top"/>
+          </w:tcPr>
+          <w:p>
+            <w:pPr>
+              <w:spacing w:after="20" w:line="252" w:lineRule="auto"/>
+            </w:pPr>
+            <w:r>
+              <w:rPr>
+                <w:b w:val="0"/>
+                <w:i w:val="0"/>
+                <w:sz w:val="17"/>
+              </w:rPr>
+              <w:t>Signed transition plan</w:t>
+            </w:r>
+          </w:p>
+        </w:tc>
+      </w:tr>
+      <w:tr>
+        <w:trPr>
+          <w:cantSplit/>
+        </w:trPr>
+        <w:tc>
+          <w:tcPr>
+            <w:tcW w:type="dxa" w:w="794"/>
+            <w:vAlign w:val="top"/>
+            <w:shd w:val="clear" w:color="auto" w:fill="FDF0F7"/>
+          </w:tcPr>
+          <w:p>
+            <w:pPr>
+              <w:spacing w:after="20" w:line="252" w:lineRule="auto"/>
+              <w:jc w:val="center"/>
+            </w:pPr>
+            <w:r>
+              <w:rPr>
+                <w:b w:val="0"/>
+                <w:i w:val="0"/>
+                <w:sz w:val="17"/>
+              </w:rPr>
+              <w:t>2</w:t>
+            </w:r>
+          </w:p>
+        </w:tc>
+        <w:tc>
+          <w:tcPr>
+            <w:tcW w:type="dxa" w:w="5669"/>
+            <w:vAlign w:val="top"/>
+            <w:shd w:val="clear" w:color="auto" w:fill="FDF0F7"/>
+          </w:tcPr>
+          <w:p>
+            <w:pPr>
+              <w:spacing w:after="20" w:line="252" w:lineRule="auto"/>
+            </w:pPr>
+            <w:r>
+              <w:rPr>
+                <w:b w:val="0"/>
+                <w:i w:val="0"/>
+                <w:sz w:val="17"/>
+              </w:rPr>
+              <w:t>Architecture, data model and module walkthroughs</w:t>
+            </w:r>
+          </w:p>
+        </w:tc>
+        <w:tc>
+          <w:tcPr>
+            <w:tcW w:type="dxa" w:w="3175"/>
+            <w:vAlign w:val="top"/>
+            <w:shd w:val="clear" w:color="auto" w:fill="FDF0F7"/>
+          </w:tcPr>
+          <w:p>
+            <w:pPr>
+              <w:spacing w:after="20" w:line="252" w:lineRule="auto"/>
+            </w:pPr>
+            <w:r>
+              <w:rPr>
+                <w:b w:val="0"/>
+                <w:i w:val="0"/>
+                <w:sz w:val="17"/>
+              </w:rPr>
+              <w:t>Architecture walkthrough sign-off</w:t>
+            </w:r>
+          </w:p>
+        </w:tc>
+      </w:tr>
+      <w:tr>
+        <w:trPr>
+          <w:cantSplit/>
+        </w:trPr>
+        <w:tc>
+          <w:tcPr>
+            <w:tcW w:type="dxa" w:w="794"/>
+            <w:vAlign w:val="top"/>
+          </w:tcPr>
+          <w:p>
+            <w:pPr>
+              <w:spacing w:after="20" w:line="252" w:lineRule="auto"/>
+              <w:jc w:val="center"/>
+            </w:pPr>
+            <w:r>
+              <w:rPr>
+                <w:b w:val="0"/>
+                <w:i w:val="0"/>
+                <w:sz w:val="17"/>
+              </w:rPr>
+              <w:t>3</w:t>
+            </w:r>
+          </w:p>
+        </w:tc>
+        <w:tc>
+          <w:tcPr>
+            <w:tcW w:type="dxa" w:w="5669"/>
+            <w:vAlign w:val="top"/>
+          </w:tcPr>
+          <w:p>
+            <w:pPr>
+              <w:spacing w:after="20" w:line="252" w:lineRule="auto"/>
+            </w:pPr>
+            <w:r>
+              <w:rPr>
+                <w:b w:val="0"/>
+                <w:i w:val="0"/>
+                <w:sz w:val="17"/>
+              </w:rPr>
+              <w:t>Code walkthroughs: sales, policy, billing and claims modules</w:t>
+            </w:r>
+          </w:p>
+        </w:tc>
+        <w:tc>
+          <w:tcPr>
+            <w:tcW w:type="dxa" w:w="3175"/>
+            <w:vAlign w:val="top"/>
+          </w:tcPr>
+          <w:p>
+            <w:pPr>
+              <w:spacing w:after="20" w:line="252" w:lineRule="auto"/>
+            </w:pPr>
+            <w:r>
+              <w:rPr>
+                <w:b w:val="0"/>
+                <w:i w:val="0"/>
+                <w:sz w:val="17"/>
+              </w:rPr>
+              <w:t>Module checklists</w:t>
+            </w:r>
+          </w:p>
+        </w:tc>
+      </w:tr>
+      <w:tr>
+        <w:trPr>
+          <w:cantSplit/>
+        </w:trPr>
+        <w:tc>
+          <w:tcPr>
+            <w:tcW w:type="dxa" w:w="794"/>
+            <w:vAlign w:val="top"/>
+            <w:shd w:val="clear" w:color="auto" w:fill="FDF0F7"/>
+          </w:tcPr>
+          <w:p>
+            <w:pPr>
+              <w:spacing w:after="20" w:line="252" w:lineRule="auto"/>
+              <w:jc w:val="center"/>
+            </w:pPr>
+            <w:r>
+              <w:rPr>
+                <w:b w:val="0"/>
+                <w:i w:val="0"/>
+                <w:sz w:val="17"/>
+              </w:rPr>
+              <w:t>4</w:t>
+            </w:r>
+          </w:p>
+        </w:tc>
+        <w:tc>
+          <w:tcPr>
+            <w:tcW w:type="dxa" w:w="5669"/>
+            <w:vAlign w:val="top"/>
+            <w:shd w:val="clear" w:color="auto" w:fill="FDF0F7"/>
+          </w:tcPr>
+          <w:p>
+            <w:pPr>
+              <w:spacing w:after="20" w:line="252" w:lineRule="auto"/>
+            </w:pPr>
+            <w:r>
+              <w:rPr>
+                <w:b w:val="0"/>
+                <w:i w:val="0"/>
+                <w:sz w:val="17"/>
+              </w:rPr>
+              <w:t>Code walkthroughs: workflow, integration, reports, security</w:t>
+            </w:r>
+          </w:p>
+        </w:tc>
+        <w:tc>
+          <w:tcPr>
+            <w:tcW w:type="dxa" w:w="3175"/>
+            <w:vAlign w:val="top"/>
+            <w:shd w:val="clear" w:color="auto" w:fill="FDF0F7"/>
+          </w:tcPr>
+          <w:p>
+            <w:pPr>
+              <w:spacing w:after="20" w:line="252" w:lineRule="auto"/>
+            </w:pPr>
+            <w:r>
+              <w:rPr>
+                <w:b w:val="0"/>
+                <w:i w:val="0"/>
+                <w:sz w:val="17"/>
+              </w:rPr>
+              <w:t>Module checklists</w:t>
+            </w:r>
+          </w:p>
+        </w:tc>
+      </w:tr>
+      <w:tr>
+        <w:trPr>
+          <w:cantSplit/>
+        </w:trPr>
+        <w:tc>
+          <w:tcPr>
+            <w:tcW w:type="dxa" w:w="794"/>
+            <w:vAlign w:val="top"/>
+          </w:tcPr>
+          <w:p>
+            <w:pPr>
+              <w:spacing w:after="20" w:line="252" w:lineRule="auto"/>
+              <w:jc w:val="center"/>
+            </w:pPr>
+            <w:r>
+              <w:rPr>
+                <w:b w:val="0"/>
+                <w:i w:val="0"/>
+                <w:sz w:val="17"/>
+              </w:rPr>
+              <w:t>5</w:t>
+            </w:r>
+          </w:p>
+        </w:tc>
+        <w:tc>
+          <w:tcPr>
+            <w:tcW w:type="dxa" w:w="5669"/>
+            <w:vAlign w:val="top"/>
+          </w:tcPr>
+          <w:p>
+            <w:pPr>
+              <w:spacing w:after="20" w:line="252" w:lineRule="auto"/>
+            </w:pPr>
+            <w:r>
+              <w:rPr>
+                <w:b w:val="0"/>
+                <w:i w:val="0"/>
+                <w:sz w:val="17"/>
+              </w:rPr>
+              <w:t>Build, test, CI/CD, release and database migration practice</w:t>
+            </w:r>
+          </w:p>
+        </w:tc>
+        <w:tc>
+          <w:tcPr>
+            <w:tcW w:type="dxa" w:w="3175"/>
+            <w:vAlign w:val="top"/>
+          </w:tcPr>
+          <w:p>
+            <w:pPr>
+              <w:spacing w:after="20" w:line="252" w:lineRule="auto"/>
+            </w:pPr>
+            <w:r>
+              <w:rPr>
+                <w:b w:val="0"/>
+                <w:i w:val="0"/>
+                <w:sz w:val="17"/>
+              </w:rPr>
+              <w:t>IIFT team produces a release</w:t>
+            </w:r>
+          </w:p>
+        </w:tc>
+      </w:tr>
+      <w:tr>
+        <w:trPr>
+          <w:cantSplit/>
+        </w:trPr>
+        <w:tc>
+          <w:tcPr>
+            <w:tcW w:type="dxa" w:w="794"/>
+            <w:vAlign w:val="top"/>
+            <w:shd w:val="clear" w:color="auto" w:fill="FDF0F7"/>
+          </w:tcPr>
+          <w:p>
+            <w:pPr>
+              <w:spacing w:after="20" w:line="252" w:lineRule="auto"/>
+              <w:jc w:val="center"/>
+            </w:pPr>
+            <w:r>
+              <w:rPr>
+                <w:b w:val="0"/>
+                <w:i w:val="0"/>
+                <w:sz w:val="17"/>
+              </w:rPr>
+              <w:t>6</w:t>
+            </w:r>
+          </w:p>
+        </w:tc>
+        <w:tc>
+          <w:tcPr>
+            <w:tcW w:type="dxa" w:w="5669"/>
+            <w:vAlign w:val="top"/>
+            <w:shd w:val="clear" w:color="auto" w:fill="FDF0F7"/>
+          </w:tcPr>
+          <w:p>
+            <w:pPr>
+              <w:spacing w:after="20" w:line="252" w:lineRule="auto"/>
+            </w:pPr>
+            <w:r>
+              <w:rPr>
+                <w:b w:val="0"/>
+                <w:i w:val="0"/>
+                <w:sz w:val="17"/>
+              </w:rPr>
+              <w:t>Shadow support: IIFT developers observe live tickets</w:t>
+            </w:r>
+          </w:p>
+        </w:tc>
+        <w:tc>
+          <w:tcPr>
+            <w:tcW w:type="dxa" w:w="3175"/>
+            <w:vAlign w:val="top"/>
+            <w:shd w:val="clear" w:color="auto" w:fill="FDF0F7"/>
+          </w:tcPr>
+          <w:p>
+            <w:pPr>
+              <w:spacing w:after="20" w:line="252" w:lineRule="auto"/>
+            </w:pPr>
+            <w:r>
+              <w:rPr>
+                <w:b w:val="0"/>
+                <w:i w:val="0"/>
+                <w:sz w:val="17"/>
+              </w:rPr>
+              <w:t>Ticket log</w:t>
+            </w:r>
+          </w:p>
+        </w:tc>
+      </w:tr>
+      <w:tr>
+        <w:trPr>
+          <w:cantSplit/>
+        </w:trPr>
+        <w:tc>
+          <w:tcPr>
+            <w:tcW w:type="dxa" w:w="794"/>
+            <w:vAlign w:val="top"/>
+          </w:tcPr>
+          <w:p>
+            <w:pPr>
+              <w:spacing w:after="20" w:line="252" w:lineRule="auto"/>
+              <w:jc w:val="center"/>
+            </w:pPr>
+            <w:r>
+              <w:rPr>
+                <w:b w:val="0"/>
+                <w:i w:val="0"/>
+                <w:sz w:val="17"/>
+              </w:rPr>
+              <w:t>7</w:t>
+            </w:r>
+          </w:p>
+        </w:tc>
+        <w:tc>
+          <w:tcPr>
+            <w:tcW w:type="dxa" w:w="5669"/>
+            <w:vAlign w:val="top"/>
+          </w:tcPr>
+          <w:p>
+            <w:pPr>
+              <w:spacing w:after="20" w:line="252" w:lineRule="auto"/>
+            </w:pPr>
+            <w:r>
+              <w:rPr>
+                <w:b w:val="0"/>
+                <w:i w:val="0"/>
+                <w:sz w:val="17"/>
+              </w:rPr>
+              <w:t>Reverse shadow: IIFT developers resolve tickets, iorta reviews</w:t>
+            </w:r>
+          </w:p>
+        </w:tc>
+        <w:tc>
+          <w:tcPr>
+            <w:tcW w:type="dxa" w:w="3175"/>
+            <w:vAlign w:val="top"/>
+          </w:tcPr>
+          <w:p>
+            <w:pPr>
+              <w:spacing w:after="20" w:line="252" w:lineRule="auto"/>
+            </w:pPr>
+            <w:r>
+              <w:rPr>
+                <w:b w:val="0"/>
+                <w:i w:val="0"/>
+                <w:sz w:val="17"/>
+              </w:rPr>
+              <w:t>Ticket log, code reviews</w:t>
+            </w:r>
+          </w:p>
+        </w:tc>
+      </w:tr>
+      <w:tr>
+        <w:trPr>
+          <w:cantSplit/>
+        </w:trPr>
+        <w:tc>
+          <w:tcPr>
+            <w:tcW w:type="dxa" w:w="794"/>
+            <w:vAlign w:val="top"/>
+            <w:shd w:val="clear" w:color="auto" w:fill="FDF0F7"/>
+          </w:tcPr>
+          <w:p>
+            <w:pPr>
+              <w:spacing w:after="20" w:line="252" w:lineRule="auto"/>
+              <w:jc w:val="center"/>
+            </w:pPr>
+            <w:r>
+              <w:rPr>
+                <w:b w:val="0"/>
+                <w:i w:val="0"/>
+                <w:sz w:val="17"/>
+              </w:rPr>
+              <w:t>8</w:t>
+            </w:r>
+          </w:p>
+        </w:tc>
+        <w:tc>
+          <w:tcPr>
+            <w:tcW w:type="dxa" w:w="5669"/>
+            <w:vAlign w:val="top"/>
+            <w:shd w:val="clear" w:color="auto" w:fill="FDF0F7"/>
+          </w:tcPr>
+          <w:p>
+            <w:pPr>
+              <w:spacing w:after="20" w:line="252" w:lineRule="auto"/>
+            </w:pPr>
+            <w:r>
+              <w:rPr>
+                <w:b w:val="0"/>
+                <w:i w:val="0"/>
+                <w:sz w:val="17"/>
+              </w:rPr>
+              <w:t>Competency assessment, documentation handover, closure</w:t>
+            </w:r>
+          </w:p>
+        </w:tc>
+        <w:tc>
+          <w:tcPr>
+            <w:tcW w:type="dxa" w:w="3175"/>
+            <w:vAlign w:val="top"/>
+            <w:shd w:val="clear" w:color="auto" w:fill="FDF0F7"/>
+          </w:tcPr>
+          <w:p>
+            <w:pPr>
+              <w:spacing w:after="20" w:line="252" w:lineRule="auto"/>
+            </w:pPr>
+            <w:r>
+              <w:rPr>
+                <w:b w:val="0"/>
+                <w:i w:val="0"/>
+                <w:sz w:val="17"/>
+              </w:rPr>
+              <w:t>Handover certificate</w:t>
+            </w:r>
+          </w:p>
+        </w:tc>
+      </w:tr>
+    </w:tbl>
+    <w:p>
+      <w:pPr>
+        <w:pStyle w:val="Caption"/>
+        <w:jc w:val="center"/>
+      </w:pPr>
+      <w:r>
+        <w:rPr>
+          <w:b w:val="0"/>
+          <w:i w:val="0"/>
+        </w:rPr>
+        <w:t>Table 22: Knowledge transfer plan</w:t>
+      </w:r>
+    </w:p>
+    <w:tbl>
+      <w:tblPr>
+        <w:tblW w:type="dxa" w:w="9639"/>
+        <w:jc w:val="center"/>
+        <w:tblLook w:firstColumn="1" w:firstRow="1" w:lastColumn="0" w:lastRow="0" w:noHBand="0" w:noVBand="1" w:val="04A0"/>
+        <w:tblBorders>
+          <w:top w:val="single" w:sz="4" w:color="D0D0D0"/>
+          <w:left w:val="single" w:sz="4" w:color="D0D0D0"/>
+          <w:bottom w:val="single" w:sz="4" w:color="D0D0D0"/>
+          <w:right w:val="single" w:sz="4" w:color="D0D0D0"/>
+          <w:insideH w:val="single" w:sz="4" w:color="D0D0D0"/>
+          <w:insideV w:val="single" w:sz="4" w:color="D0D0D0"/>
+        </w:tblBorders>
+        <w:tblLayout w:type="fixed"/>
+        <w:tblCellMar>
+          <w:top w:w="50" w:type="dxa"/>
+          <w:left w:w="90" w:type="dxa"/>
+          <w:bottom w:w="50" w:type="dxa"/>
+          <w:right w:w="90" w:type="dxa"/>
+        </w:tblCellMar>
+        <w:tblLayout w:type="fixed"/>
+      </w:tblPr>
+      <w:tblGrid>
+        <w:gridCol w:w="1020"/>
+        <w:gridCol w:w="8618"/>
+      </w:tblGrid>
+      <w:tr>
+        <w:trPr>
+          <w:cantSplit/>
+          <w:tblHeader/>
+        </w:trPr>
+        <w:tc>
+          <w:tcPr>
+            <w:tcW w:type="dxa" w:w="1020"/>
+            <w:shd w:val="clear" w:color="auto" w:fill="E1058C"/>
+            <w:vAlign w:val="center"/>
+          </w:tcPr>
+          <w:p>
+            <w:pPr>
+              <w:spacing w:after="0"/>
+            </w:pPr>
+            <w:r>
+              <w:rPr>
+                <w:b/>
+                <w:i w:val="0"/>
+                <w:color w:val="FFFFFF"/>
+                <w:sz w:val="16"/>
+              </w:rPr>
+              <w:t>Week</w:t>
+            </w:r>
+          </w:p>
+        </w:tc>
+        <w:tc>
+          <w:tcPr>
+            <w:tcW w:type="dxa" w:w="8617"/>
+            <w:shd w:val="clear" w:color="auto" w:fill="E1058C"/>
+            <w:vAlign w:val="center"/>
+          </w:tcPr>
+          <w:p>
+            <w:pPr>
+              <w:spacing w:after="0"/>
+            </w:pPr>
+            <w:r>
+              <w:rPr>
+                <w:b/>
+                <w:i w:val="0"/>
+                <w:color w:val="FFFFFF"/>
+                <w:sz w:val="16"/>
+              </w:rPr>
+              <w:t>Detail</w:t>
+            </w:r>
+          </w:p>
+        </w:tc>
+      </w:tr>
+      <w:tr>
+        <w:trPr>
+          <w:cantSplit/>
+        </w:trPr>
+        <w:tc>
+          <w:tcPr>
+            <w:tcW w:type="dxa" w:w="1020"/>
+            <w:vAlign w:val="top"/>
+          </w:tcPr>
+          <w:p>
+            <w:pPr>
+              <w:spacing w:after="20" w:line="252" w:lineRule="auto"/>
+              <w:jc w:val="center"/>
+            </w:pPr>
+            <w:r>
+              <w:rPr>
+                <w:b w:val="0"/>
+                <w:i w:val="0"/>
+                <w:sz w:val="16"/>
+              </w:rPr>
+              <w:t>1</w:t>
+            </w:r>
+          </w:p>
+        </w:tc>
+        <w:tc>
+          <w:tcPr>
+            <w:tcW w:type="dxa" w:w="8617"/>
+            <w:vAlign w:val="top"/>
+          </w:tcPr>
+          <w:p>
+            <w:pPr>
+              <w:spacing w:after="20" w:line="252" w:lineRule="auto"/>
+            </w:pPr>
+            <w:r>
+              <w:rPr>
+                <w:b w:val="0"/>
+                <w:i w:val="0"/>
+                <w:sz w:val="16"/>
+              </w:rPr>
+              <w:t>Transition plan signed: participants, roles, environment and repository access, backlog of tickets to be used in the shadow weeks, success criteria</w:t>
+            </w:r>
+          </w:p>
+        </w:tc>
+      </w:tr>
+      <w:tr>
+        <w:trPr>
+          <w:cantSplit/>
+        </w:trPr>
+        <w:tc>
+          <w:tcPr>
+            <w:tcW w:type="dxa" w:w="1020"/>
+            <w:vAlign w:val="top"/>
+            <w:shd w:val="clear" w:color="auto" w:fill="FDF0F7"/>
+          </w:tcPr>
+          <w:p>
+            <w:pPr>
+              <w:spacing w:after="20" w:line="252" w:lineRule="auto"/>
+              <w:jc w:val="center"/>
+            </w:pPr>
+            <w:r>
+              <w:rPr>
+                <w:b w:val="0"/>
+                <w:i w:val="0"/>
+                <w:sz w:val="16"/>
+              </w:rPr>
+              <w:t>2</w:t>
+            </w:r>
+          </w:p>
+        </w:tc>
+        <w:tc>
+          <w:tcPr>
+            <w:tcW w:type="dxa" w:w="8617"/>
+            <w:vAlign w:val="top"/>
+            <w:shd w:val="clear" w:color="auto" w:fill="FDF0F7"/>
+          </w:tcPr>
+          <w:p>
+            <w:pPr>
+              <w:spacing w:after="20" w:line="252" w:lineRule="auto"/>
+            </w:pPr>
+            <w:r>
+              <w:rPr>
+                <w:b w:val="0"/>
+                <w:i w:val="0"/>
+                <w:sz w:val="16"/>
+              </w:rPr>
+              <w:t>Walkthroughs of the Solution Architecture, Data Dictionary, security controls, integration design and the deployment; IIFT team builds and runs the stack locally (chapter 17)</w:t>
+            </w:r>
+          </w:p>
+        </w:tc>
+      </w:tr>
+      <w:tr>
+        <w:trPr>
+          <w:cantSplit/>
+        </w:trPr>
+        <w:tc>
+          <w:tcPr>
+            <w:tcW w:type="dxa" w:w="1020"/>
+            <w:vAlign w:val="top"/>
+          </w:tcPr>
+          <w:p>
+            <w:pPr>
+              <w:spacing w:after="20" w:line="252" w:lineRule="auto"/>
+              <w:jc w:val="center"/>
+            </w:pPr>
+            <w:r>
+              <w:rPr>
+                <w:b w:val="0"/>
+                <w:i w:val="0"/>
+                <w:sz w:val="16"/>
+              </w:rPr>
+              <w:t>3 and 4</w:t>
+            </w:r>
+          </w:p>
+        </w:tc>
+        <w:tc>
+          <w:tcPr>
+            <w:tcW w:type="dxa" w:w="8617"/>
+            <w:vAlign w:val="top"/>
+          </w:tcPr>
+          <w:p>
+            <w:pPr>
+              <w:spacing w:after="20" w:line="252" w:lineRule="auto"/>
+            </w:pPr>
+            <w:r>
+              <w:rPr>
+                <w:b w:val="0"/>
+                <w:i w:val="0"/>
+                <w:sz w:val="16"/>
+              </w:rPr>
+              <w:t>Module-by-module code walkthroughs with the checklist per module: structure, rules, tests, known limitations; participants complete a small change with a test in each area</w:t>
+            </w:r>
+          </w:p>
+        </w:tc>
+      </w:tr>
+      <w:tr>
+        <w:trPr>
+          <w:cantSplit/>
+        </w:trPr>
+        <w:tc>
+          <w:tcPr>
+            <w:tcW w:type="dxa" w:w="1020"/>
+            <w:vAlign w:val="top"/>
+            <w:shd w:val="clear" w:color="auto" w:fill="FDF0F7"/>
+          </w:tcPr>
+          <w:p>
+            <w:pPr>
+              <w:spacing w:after="20" w:line="252" w:lineRule="auto"/>
+              <w:jc w:val="center"/>
+            </w:pPr>
+            <w:r>
+              <w:rPr>
+                <w:b w:val="0"/>
+                <w:i w:val="0"/>
+                <w:sz w:val="16"/>
+              </w:rPr>
+              <w:t>5</w:t>
+            </w:r>
+          </w:p>
+        </w:tc>
+        <w:tc>
+          <w:tcPr>
+            <w:tcW w:type="dxa" w:w="8617"/>
+            <w:vAlign w:val="top"/>
+            <w:shd w:val="clear" w:color="auto" w:fill="FDF0F7"/>
+          </w:tcPr>
+          <w:p>
+            <w:pPr>
+              <w:spacing w:after="20" w:line="252" w:lineRule="auto"/>
+            </w:pPr>
+            <w:r>
+              <w:rPr>
+                <w:b w:val="0"/>
+                <w:i w:val="0"/>
+                <w:sz w:val="16"/>
+              </w:rPr>
+              <w:t>IIFT team cuts a release from its own repository through the pipeline, applies a migration, deploys to SIT and rolls back; iorta observes only</w:t>
+            </w:r>
+          </w:p>
+        </w:tc>
+      </w:tr>
+      <w:tr>
+        <w:trPr>
+          <w:cantSplit/>
+        </w:trPr>
+        <w:tc>
+          <w:tcPr>
+            <w:tcW w:type="dxa" w:w="1020"/>
+            <w:vAlign w:val="top"/>
+          </w:tcPr>
+          <w:p>
+            <w:pPr>
+              <w:spacing w:after="20" w:line="252" w:lineRule="auto"/>
+              <w:jc w:val="center"/>
+            </w:pPr>
+            <w:r>
+              <w:rPr>
+                <w:b w:val="0"/>
+                <w:i w:val="0"/>
+                <w:sz w:val="16"/>
+              </w:rPr>
+              <w:t>6</w:t>
+            </w:r>
+          </w:p>
+        </w:tc>
+        <w:tc>
+          <w:tcPr>
+            <w:tcW w:type="dxa" w:w="8617"/>
+            <w:vAlign w:val="top"/>
+          </w:tcPr>
+          <w:p>
+            <w:pPr>
+              <w:spacing w:after="20" w:line="252" w:lineRule="auto"/>
+            </w:pPr>
+            <w:r>
+              <w:rPr>
+                <w:b w:val="0"/>
+                <w:i w:val="0"/>
+                <w:sz w:val="16"/>
+              </w:rPr>
+              <w:t>Shadow support: IIFT developers sit in on live L2 and L3 tickets and releases; ticket log kept</w:t>
+            </w:r>
+          </w:p>
+        </w:tc>
+      </w:tr>
+      <w:tr>
+        <w:trPr>
+          <w:cantSplit/>
+        </w:trPr>
+        <w:tc>
+          <w:tcPr>
+            <w:tcW w:type="dxa" w:w="1020"/>
+            <w:vAlign w:val="top"/>
+            <w:shd w:val="clear" w:color="auto" w:fill="FDF0F7"/>
+          </w:tcPr>
+          <w:p>
+            <w:pPr>
+              <w:spacing w:after="20" w:line="252" w:lineRule="auto"/>
+              <w:jc w:val="center"/>
+            </w:pPr>
+            <w:r>
+              <w:rPr>
+                <w:b w:val="0"/>
+                <w:i w:val="0"/>
+                <w:sz w:val="16"/>
+              </w:rPr>
+              <w:t>7</w:t>
+            </w:r>
+          </w:p>
+        </w:tc>
+        <w:tc>
+          <w:tcPr>
+            <w:tcW w:type="dxa" w:w="8617"/>
+            <w:vAlign w:val="top"/>
+            <w:shd w:val="clear" w:color="auto" w:fill="FDF0F7"/>
+          </w:tcPr>
+          <w:p>
+            <w:pPr>
+              <w:spacing w:after="20" w:line="252" w:lineRule="auto"/>
+            </w:pPr>
+            <w:r>
+              <w:rPr>
+                <w:b w:val="0"/>
+                <w:i w:val="0"/>
+                <w:sz w:val="16"/>
+              </w:rPr>
+              <w:t>Reverse shadow: IIFT developers resolve tickets and prepare a release; iorta reviews code and approves; code review records kept</w:t>
+            </w:r>
+          </w:p>
+        </w:tc>
+      </w:tr>
+      <w:tr>
+        <w:trPr>
+          <w:cantSplit/>
+        </w:trPr>
+        <w:tc>
+          <w:tcPr>
+            <w:tcW w:type="dxa" w:w="1020"/>
+            <w:vAlign w:val="top"/>
+          </w:tcPr>
+          <w:p>
+            <w:pPr>
+              <w:spacing w:after="20" w:line="252" w:lineRule="auto"/>
+              <w:jc w:val="center"/>
+            </w:pPr>
+            <w:r>
+              <w:rPr>
+                <w:b w:val="0"/>
+                <w:i w:val="0"/>
+                <w:sz w:val="16"/>
+              </w:rPr>
+              <w:t>8</w:t>
+            </w:r>
+          </w:p>
+        </w:tc>
+        <w:tc>
+          <w:tcPr>
+            <w:tcW w:type="dxa" w:w="8617"/>
+            <w:vAlign w:val="top"/>
+          </w:tcPr>
+          <w:p>
+            <w:pPr>
+              <w:spacing w:after="20" w:line="252" w:lineRule="auto"/>
+            </w:pPr>
+            <w:r>
+              <w:rPr>
+                <w:b w:val="0"/>
+                <w:i w:val="0"/>
+                <w:sz w:val="16"/>
+              </w:rPr>
+              <w:t>Competency assessment per participant, documentation handover, open questions closed, handover certificate signed</w:t>
+            </w:r>
+          </w:p>
+        </w:tc>
+      </w:tr>
+    </w:tbl>
+    <w:p>
+      <w:pPr>
+        <w:pStyle w:val="Caption"/>
+        <w:jc w:val="center"/>
+      </w:pPr>
+      <w:r>
+        <w:rPr>
+          <w:b w:val="0"/>
+          <w:i w:val="0"/>
+        </w:rPr>
+        <w:t>Table 23: Week by week</w:t>
+      </w:r>
+    </w:p>
+    <w:p>
+      <w:pPr>
+        <w:pStyle w:val="Heading2"/>
+      </w:pPr>
+      <w:r>
+        <w:t>16.3 Repository and pipeline handover</w:t>
+      </w:r>
+    </w:p>
+    <w:tbl>
+      <w:tblPr>
+        <w:tblW w:type="dxa" w:w="9639"/>
+        <w:jc w:val="center"/>
+        <w:tblLook w:firstColumn="1" w:firstRow="1" w:lastColumn="0" w:lastRow="0" w:noHBand="0" w:noVBand="1" w:val="04A0"/>
+        <w:tblBorders>
+          <w:top w:val="single" w:sz="4" w:color="D0D0D0"/>
+          <w:left w:val="single" w:sz="4" w:color="D0D0D0"/>
+          <w:bottom w:val="single" w:sz="4" w:color="D0D0D0"/>
+          <w:right w:val="single" w:sz="4" w:color="D0D0D0"/>
+          <w:insideH w:val="single" w:sz="4" w:color="D0D0D0"/>
+          <w:insideV w:val="single" w:sz="4" w:color="D0D0D0"/>
+        </w:tblBorders>
+        <w:tblLayout w:type="fixed"/>
+        <w:tblCellMar>
+          <w:top w:w="40" w:type="dxa"/>
+          <w:left w:w="90" w:type="dxa"/>
+          <w:bottom w:w="40" w:type="dxa"/>
+          <w:right w:w="90" w:type="dxa"/>
+        </w:tblCellMar>
+        <w:tblLayout w:type="fixed"/>
+      </w:tblPr>
+      <w:tblGrid>
+        <w:gridCol w:w="567"/>
+        <w:gridCol w:w="9072"/>
+      </w:tblGrid>
+      <w:tr>
+        <w:trPr>
+          <w:cantSplit/>
+          <w:tblHeader/>
+        </w:trPr>
+        <w:tc>
+          <w:tcPr>
+            <w:tcW w:type="dxa" w:w="567"/>
+            <w:shd w:val="clear" w:color="auto" w:fill="E1058C"/>
+            <w:vAlign w:val="center"/>
+          </w:tcPr>
+          <w:p>
+            <w:pPr>
+              <w:spacing w:after="0"/>
+            </w:pPr>
+            <w:r>
+              <w:rPr>
+                <w:b/>
+                <w:i w:val="0"/>
+                <w:color w:val="FFFFFF"/>
+                <w:sz w:val="17"/>
+              </w:rPr>
+              <w:t>#</w:t>
+            </w:r>
+          </w:p>
+        </w:tc>
+        <w:tc>
+          <w:tcPr>
+            <w:tcW w:type="dxa" w:w="9071"/>
+            <w:shd w:val="clear" w:color="auto" w:fill="E1058C"/>
+            <w:vAlign w:val="center"/>
+          </w:tcPr>
+          <w:p>
+            <w:pPr>
+              <w:spacing w:after="0"/>
+            </w:pPr>
+            <w:r>
+              <w:rPr>
+                <w:b/>
+                <w:i w:val="0"/>
+                <w:color w:val="FFFFFF"/>
+                <w:sz w:val="17"/>
+              </w:rPr>
+              <w:t>Action</w:t>
+            </w:r>
+          </w:p>
+        </w:tc>
+      </w:tr>
+      <w:tr>
+        <w:trPr>
+          <w:cantSplit/>
+        </w:trPr>
+        <w:tc>
+          <w:tcPr>
+            <w:tcW w:type="dxa" w:w="567"/>
+            <w:vAlign w:val="top"/>
+          </w:tcPr>
+          <w:p>
+            <w:pPr>
+              <w:spacing w:after="20" w:line="252" w:lineRule="auto"/>
+              <w:jc w:val="center"/>
+            </w:pPr>
+            <w:r>
+              <w:rPr>
+                <w:b w:val="0"/>
+                <w:i w:val="0"/>
+                <w:sz w:val="17"/>
+              </w:rPr>
+              <w:t>1</w:t>
+            </w:r>
+          </w:p>
+        </w:tc>
+        <w:tc>
+          <w:tcPr>
+            <w:tcW w:type="dxa" w:w="9071"/>
+            <w:vAlign w:val="top"/>
+          </w:tcPr>
+          <w:p>
+            <w:pPr>
+              <w:spacing w:after="20" w:line="252" w:lineRule="auto"/>
+            </w:pPr>
+            <w:r>
+              <w:rPr>
+                <w:b w:val="0"/>
+                <w:i w:val="0"/>
+                <w:sz w:val="17"/>
+              </w:rPr>
+              <w:t>Create the IIFT/IITH repository group (GitLab or GitHub) and the project for each application; iorta pushes the full history, tags and release branches; IIFT verifies the tag of the production release builds.</w:t>
+            </w:r>
+          </w:p>
+        </w:tc>
+      </w:tr>
+      <w:tr>
+        <w:trPr>
+          <w:cantSplit/>
+        </w:trPr>
+        <w:tc>
+          <w:tcPr>
+            <w:tcW w:type="dxa" w:w="567"/>
+            <w:vAlign w:val="top"/>
+            <w:shd w:val="clear" w:color="auto" w:fill="FDF0F7"/>
+          </w:tcPr>
+          <w:p>
+            <w:pPr>
+              <w:spacing w:after="20" w:line="252" w:lineRule="auto"/>
+              <w:jc w:val="center"/>
+            </w:pPr>
+            <w:r>
+              <w:rPr>
+                <w:b w:val="0"/>
+                <w:i w:val="0"/>
+                <w:sz w:val="17"/>
+              </w:rPr>
+              <w:t>2</w:t>
+            </w:r>
+          </w:p>
+        </w:tc>
+        <w:tc>
+          <w:tcPr>
+            <w:tcW w:type="dxa" w:w="9071"/>
+            <w:vAlign w:val="top"/>
+            <w:shd w:val="clear" w:color="auto" w:fill="FDF0F7"/>
+          </w:tcPr>
+          <w:p>
+            <w:pPr>
+              <w:spacing w:after="20" w:line="252" w:lineRule="auto"/>
+            </w:pPr>
+            <w:r>
+              <w:rPr>
+                <w:b w:val="0"/>
+                <w:i w:val="0"/>
+                <w:sz w:val="17"/>
+              </w:rPr>
+              <w:t>Transfer the CI/CD pipeline definitions and the runner or workflow configuration; run the pipeline end to end in IIFT's account, including the security scans and the SBOM step.</w:t>
+            </w:r>
+          </w:p>
+        </w:tc>
+      </w:tr>
+      <w:tr>
+        <w:trPr>
+          <w:cantSplit/>
+        </w:trPr>
+        <w:tc>
+          <w:tcPr>
+            <w:tcW w:type="dxa" w:w="567"/>
+            <w:vAlign w:val="top"/>
+          </w:tcPr>
+          <w:p>
+            <w:pPr>
+              <w:spacing w:after="20" w:line="252" w:lineRule="auto"/>
+              <w:jc w:val="center"/>
+            </w:pPr>
+            <w:r>
+              <w:rPr>
+                <w:b w:val="0"/>
+                <w:i w:val="0"/>
+                <w:sz w:val="17"/>
+              </w:rPr>
+              <w:t>3</w:t>
+            </w:r>
+          </w:p>
+        </w:tc>
+        <w:tc>
+          <w:tcPr>
+            <w:tcW w:type="dxa" w:w="9071"/>
+            <w:vAlign w:val="top"/>
+          </w:tcPr>
+          <w:p>
+            <w:pPr>
+              <w:spacing w:after="20" w:line="252" w:lineRule="auto"/>
+            </w:pPr>
+            <w:r>
+              <w:rPr>
+                <w:b w:val="0"/>
+                <w:i w:val="0"/>
+                <w:sz w:val="17"/>
+              </w:rPr>
+              <w:t>Hand over the container registry (images, signatures) or re-build the images from the delivered source and compare digests.</w:t>
+            </w:r>
+          </w:p>
+        </w:tc>
+      </w:tr>
+      <w:tr>
+        <w:trPr>
+          <w:cantSplit/>
+        </w:trPr>
+        <w:tc>
+          <w:tcPr>
+            <w:tcW w:type="dxa" w:w="567"/>
+            <w:vAlign w:val="top"/>
+            <w:shd w:val="clear" w:color="auto" w:fill="FDF0F7"/>
+          </w:tcPr>
+          <w:p>
+            <w:pPr>
+              <w:spacing w:after="20" w:line="252" w:lineRule="auto"/>
+              <w:jc w:val="center"/>
+            </w:pPr>
+            <w:r>
+              <w:rPr>
+                <w:b w:val="0"/>
+                <w:i w:val="0"/>
+                <w:sz w:val="17"/>
+              </w:rPr>
+              <w:t>4</w:t>
+            </w:r>
+          </w:p>
+        </w:tc>
+        <w:tc>
+          <w:tcPr>
+            <w:tcW w:type="dxa" w:w="9071"/>
+            <w:vAlign w:val="top"/>
+            <w:shd w:val="clear" w:color="auto" w:fill="FDF0F7"/>
+          </w:tcPr>
+          <w:p>
+            <w:pPr>
+              <w:spacing w:after="20" w:line="252" w:lineRule="auto"/>
+            </w:pPr>
+            <w:r>
+              <w:rPr>
+                <w:b w:val="0"/>
+                <w:i w:val="0"/>
+                <w:sz w:val="17"/>
+              </w:rPr>
+              <w:t>Transfer the infrastructure code (Compose files, production overrides, landing-zone definitions under Option B) and the deployment documentation.</w:t>
+            </w:r>
+          </w:p>
+        </w:tc>
+      </w:tr>
+      <w:tr>
+        <w:trPr>
+          <w:cantSplit/>
+        </w:trPr>
+        <w:tc>
+          <w:tcPr>
+            <w:tcW w:type="dxa" w:w="567"/>
+            <w:vAlign w:val="top"/>
+          </w:tcPr>
+          <w:p>
+            <w:pPr>
+              <w:spacing w:after="20" w:line="252" w:lineRule="auto"/>
+              <w:jc w:val="center"/>
+            </w:pPr>
+            <w:r>
+              <w:rPr>
+                <w:b w:val="0"/>
+                <w:i w:val="0"/>
+                <w:sz w:val="17"/>
+              </w:rPr>
+              <w:t>5</w:t>
+            </w:r>
+          </w:p>
+        </w:tc>
+        <w:tc>
+          <w:tcPr>
+            <w:tcW w:type="dxa" w:w="9071"/>
+            <w:vAlign w:val="top"/>
+          </w:tcPr>
+          <w:p>
+            <w:pPr>
+              <w:spacing w:after="20" w:line="252" w:lineRule="auto"/>
+            </w:pPr>
+            <w:r>
+              <w:rPr>
+                <w:b w:val="0"/>
+                <w:i w:val="0"/>
+                <w:sz w:val="17"/>
+              </w:rPr>
+              <w:t>Move secrets ownership: IIFT rotates every credential iorta held (R4) once the handover certificate is signed; iorta's access to repositories, pipelines and environments is removed on the same day.</w:t>
+            </w:r>
+          </w:p>
+        </w:tc>
+      </w:tr>
+      <w:tr>
+        <w:trPr>
+          <w:cantSplit/>
+        </w:trPr>
+        <w:tc>
+          <w:tcPr>
+            <w:tcW w:type="dxa" w:w="567"/>
+            <w:vAlign w:val="top"/>
+            <w:shd w:val="clear" w:color="auto" w:fill="FDF0F7"/>
+          </w:tcPr>
+          <w:p>
+            <w:pPr>
+              <w:spacing w:after="20" w:line="252" w:lineRule="auto"/>
+              <w:jc w:val="center"/>
+            </w:pPr>
+            <w:r>
+              <w:rPr>
+                <w:b w:val="0"/>
+                <w:i w:val="0"/>
+                <w:sz w:val="17"/>
+              </w:rPr>
+              <w:t>6</w:t>
+            </w:r>
+          </w:p>
+        </w:tc>
+        <w:tc>
+          <w:tcPr>
+            <w:tcW w:type="dxa" w:w="9071"/>
+            <w:vAlign w:val="top"/>
+            <w:shd w:val="clear" w:color="auto" w:fill="FDF0F7"/>
+          </w:tcPr>
+          <w:p>
+            <w:pPr>
+              <w:spacing w:after="20" w:line="252" w:lineRule="auto"/>
+            </w:pPr>
+            <w:r>
+              <w:rPr>
+                <w:b w:val="0"/>
+                <w:i w:val="0"/>
+                <w:sz w:val="17"/>
+              </w:rPr>
+              <w:t>Record the delivered commit, build fingerprint and document versions in the handover certificate.</w:t>
+            </w:r>
+          </w:p>
+        </w:tc>
+      </w:tr>
+    </w:tbl>
+    <w:p>
+      <w:pPr>
+        <w:spacing w:after="0" w:before="0"/>
+      </w:pPr>
+      <w:r>
+        <w:rPr>
+          <w:sz w:val="8"/>
+        </w:rPr>
+      </w:r>
+    </w:p>
+    <w:p>
+      <w:pPr>
+        <w:pStyle w:val="Heading2"/>
+      </w:pPr>
+      <w:r>
+        <w:t>16.4 Acceptance: handover certificate</w:t>
+      </w:r>
+    </w:p>
+    <w:p>
+      <w:pPr>
+        <w:keepNext w:val="0"/>
+      </w:pPr>
+      <w:r>
+        <w:rPr>
+          <w:b w:val="0"/>
+          <w:i w:val="0"/>
+        </w:rPr>
+        <w:t>The handover certificate is signed by the IIFT application owner and iorta's project director when all of the following are met. Payment milestone C3 in the proposal follows the certificate.</w:t>
+      </w:r>
+    </w:p>
+    <w:tbl>
+      <w:tblPr>
+        <w:tblW w:type="dxa" w:w="9639"/>
+        <w:jc w:val="center"/>
+        <w:tblLook w:firstColumn="1" w:firstRow="1" w:lastColumn="0" w:lastRow="0" w:noHBand="0" w:noVBand="1" w:val="04A0"/>
+        <w:tblBorders>
+          <w:top w:val="single" w:sz="4" w:color="D0D0D0"/>
+          <w:left w:val="single" w:sz="4" w:color="D0D0D0"/>
+          <w:bottom w:val="single" w:sz="4" w:color="D0D0D0"/>
+          <w:right w:val="single" w:sz="4" w:color="D0D0D0"/>
+          <w:insideH w:val="single" w:sz="4" w:color="D0D0D0"/>
+          <w:insideV w:val="single" w:sz="4" w:color="D0D0D0"/>
+        </w:tblBorders>
+        <w:tblLayout w:type="fixed"/>
+        <w:tblCellMar>
+          <w:top w:w="50" w:type="dxa"/>
+          <w:left w:w="90" w:type="dxa"/>
+          <w:bottom w:w="50" w:type="dxa"/>
+          <w:right w:w="90" w:type="dxa"/>
+        </w:tblCellMar>
+        <w:tblLayout w:type="fixed"/>
+      </w:tblPr>
+      <w:tblGrid>
+        <w:gridCol w:w="5670"/>
+        <w:gridCol w:w="3969"/>
+      </w:tblGrid>
+      <w:tr>
+        <w:trPr>
+          <w:cantSplit/>
+          <w:tblHeader/>
+        </w:trPr>
+        <w:tc>
+          <w:tcPr>
+            <w:tcW w:type="dxa" w:w="5669"/>
+            <w:shd w:val="clear" w:color="auto" w:fill="E1058C"/>
+            <w:vAlign w:val="center"/>
+          </w:tcPr>
+          <w:p>
+            <w:pPr>
+              <w:spacing w:after="0"/>
+            </w:pPr>
+            <w:r>
+              <w:rPr>
+                <w:b/>
+                <w:i w:val="0"/>
+                <w:color w:val="FFFFFF"/>
+                <w:sz w:val="17"/>
+              </w:rPr>
+              <w:t>Criterion</w:t>
+            </w:r>
+          </w:p>
+        </w:tc>
+        <w:tc>
+          <w:tcPr>
+            <w:tcW w:type="dxa" w:w="3969"/>
+            <w:shd w:val="clear" w:color="auto" w:fill="E1058C"/>
+            <w:vAlign w:val="center"/>
+          </w:tcPr>
+          <w:p>
+            <w:pPr>
+              <w:spacing w:after="0"/>
+            </w:pPr>
+            <w:r>
+              <w:rPr>
+                <w:b/>
+                <w:i w:val="0"/>
+                <w:color w:val="FFFFFF"/>
+                <w:sz w:val="17"/>
+              </w:rPr>
+              <w:t>Evidence</w:t>
+            </w:r>
+          </w:p>
+        </w:tc>
+      </w:tr>
+      <w:tr>
+        <w:trPr>
+          <w:cantSplit/>
+        </w:trPr>
+        <w:tc>
+          <w:tcPr>
+            <w:tcW w:type="dxa" w:w="5669"/>
+            <w:vAlign w:val="top"/>
+          </w:tcPr>
+          <w:p>
+            <w:pPr>
+              <w:spacing w:after="20" w:line="252" w:lineRule="auto"/>
+            </w:pPr>
+            <w:r>
+              <w:rPr>
+                <w:b w:val="0"/>
+                <w:i w:val="0"/>
+                <w:sz w:val="17"/>
+              </w:rPr>
+              <w:t>Repository, pipeline and infrastructure code transferred and verified</w:t>
+            </w:r>
+          </w:p>
+        </w:tc>
+        <w:tc>
+          <w:tcPr>
+            <w:tcW w:type="dxa" w:w="3969"/>
+            <w:vAlign w:val="top"/>
+          </w:tcPr>
+          <w:p>
+            <w:pPr>
+              <w:spacing w:after="20" w:line="252" w:lineRule="auto"/>
+            </w:pPr>
+            <w:r>
+              <w:rPr>
+                <w:b w:val="0"/>
+                <w:i w:val="0"/>
+                <w:sz w:val="17"/>
+              </w:rPr>
+              <w:t>Build fingerprint matches production; pipeline run in IIFT's account</w:t>
+            </w:r>
+          </w:p>
+        </w:tc>
+      </w:tr>
+      <w:tr>
+        <w:trPr>
+          <w:cantSplit/>
+        </w:trPr>
+        <w:tc>
+          <w:tcPr>
+            <w:tcW w:type="dxa" w:w="5669"/>
+            <w:vAlign w:val="top"/>
+            <w:shd w:val="clear" w:color="auto" w:fill="FDF0F7"/>
+          </w:tcPr>
+          <w:p>
+            <w:pPr>
+              <w:spacing w:after="20" w:line="252" w:lineRule="auto"/>
+            </w:pPr>
+            <w:r>
+              <w:rPr>
+                <w:b w:val="0"/>
+                <w:i w:val="0"/>
+                <w:sz w:val="17"/>
+              </w:rPr>
+              <w:t>IIFT team has built and deployed a release to SIT without iorta's help</w:t>
+            </w:r>
+          </w:p>
+        </w:tc>
+        <w:tc>
+          <w:tcPr>
+            <w:tcW w:type="dxa" w:w="3969"/>
+            <w:vAlign w:val="top"/>
+            <w:shd w:val="clear" w:color="auto" w:fill="FDF0F7"/>
+          </w:tcPr>
+          <w:p>
+            <w:pPr>
+              <w:spacing w:after="20" w:line="252" w:lineRule="auto"/>
+            </w:pPr>
+            <w:r>
+              <w:rPr>
+                <w:b w:val="0"/>
+                <w:i w:val="0"/>
+                <w:sz w:val="17"/>
+              </w:rPr>
+              <w:t>Week 5 release record</w:t>
+            </w:r>
+          </w:p>
+        </w:tc>
+      </w:tr>
+      <w:tr>
+        <w:trPr>
+          <w:cantSplit/>
+        </w:trPr>
+        <w:tc>
+          <w:tcPr>
+            <w:tcW w:type="dxa" w:w="5669"/>
+            <w:vAlign w:val="top"/>
+          </w:tcPr>
+          <w:p>
+            <w:pPr>
+              <w:spacing w:after="20" w:line="252" w:lineRule="auto"/>
+            </w:pPr>
+            <w:r>
+              <w:rPr>
+                <w:b w:val="0"/>
+                <w:i w:val="0"/>
+                <w:sz w:val="17"/>
+              </w:rPr>
+              <w:t>Tickets resolved by IIFT developers in the reverse-shadow week with iorta review</w:t>
+            </w:r>
+          </w:p>
+        </w:tc>
+        <w:tc>
+          <w:tcPr>
+            <w:tcW w:type="dxa" w:w="3969"/>
+            <w:vAlign w:val="top"/>
+          </w:tcPr>
+          <w:p>
+            <w:pPr>
+              <w:spacing w:after="20" w:line="252" w:lineRule="auto"/>
+            </w:pPr>
+            <w:r>
+              <w:rPr>
+                <w:b w:val="0"/>
+                <w:i w:val="0"/>
+                <w:sz w:val="17"/>
+              </w:rPr>
+              <w:t>Ticket log and code reviews</w:t>
+            </w:r>
+          </w:p>
+        </w:tc>
+      </w:tr>
+      <w:tr>
+        <w:trPr>
+          <w:cantSplit/>
+        </w:trPr>
+        <w:tc>
+          <w:tcPr>
+            <w:tcW w:type="dxa" w:w="5669"/>
+            <w:vAlign w:val="top"/>
+            <w:shd w:val="clear" w:color="auto" w:fill="FDF0F7"/>
+          </w:tcPr>
+          <w:p>
+            <w:pPr>
+              <w:spacing w:after="20" w:line="252" w:lineRule="auto"/>
+            </w:pPr>
+            <w:r>
+              <w:rPr>
+                <w:b w:val="0"/>
+                <w:i w:val="0"/>
+                <w:sz w:val="17"/>
+              </w:rPr>
+              <w:t>Documentation set delivered at the handover version</w:t>
+            </w:r>
+          </w:p>
+        </w:tc>
+        <w:tc>
+          <w:tcPr>
+            <w:tcW w:type="dxa" w:w="3969"/>
+            <w:vAlign w:val="top"/>
+            <w:shd w:val="clear" w:color="auto" w:fill="FDF0F7"/>
+          </w:tcPr>
+          <w:p>
+            <w:pPr>
+              <w:spacing w:after="20" w:line="252" w:lineRule="auto"/>
+            </w:pPr>
+            <w:r>
+              <w:rPr>
+                <w:b w:val="0"/>
+                <w:i w:val="0"/>
+                <w:sz w:val="17"/>
+              </w:rPr>
+              <w:t>Document register</w:t>
+            </w:r>
+          </w:p>
+        </w:tc>
+      </w:tr>
+      <w:tr>
+        <w:trPr>
+          <w:cantSplit/>
+        </w:trPr>
+        <w:tc>
+          <w:tcPr>
+            <w:tcW w:type="dxa" w:w="5669"/>
+            <w:vAlign w:val="top"/>
+          </w:tcPr>
+          <w:p>
+            <w:pPr>
+              <w:spacing w:after="20" w:line="252" w:lineRule="auto"/>
+            </w:pPr>
+            <w:r>
+              <w:rPr>
+                <w:b w:val="0"/>
+                <w:i w:val="0"/>
+                <w:sz w:val="17"/>
+              </w:rPr>
+              <w:t>Competency assessment completed for each participant</w:t>
+            </w:r>
+          </w:p>
+        </w:tc>
+        <w:tc>
+          <w:tcPr>
+            <w:tcW w:type="dxa" w:w="3969"/>
+            <w:vAlign w:val="top"/>
+          </w:tcPr>
+          <w:p>
+            <w:pPr>
+              <w:spacing w:after="20" w:line="252" w:lineRule="auto"/>
+            </w:pPr>
+            <w:r>
+              <w:rPr>
+                <w:b w:val="0"/>
+                <w:i w:val="0"/>
+                <w:sz w:val="17"/>
+              </w:rPr>
+              <w:t>Assessment record</w:t>
+            </w:r>
+          </w:p>
+        </w:tc>
+      </w:tr>
+      <w:tr>
+        <w:trPr>
+          <w:cantSplit/>
+        </w:trPr>
+        <w:tc>
+          <w:tcPr>
+            <w:tcW w:type="dxa" w:w="5669"/>
+            <w:vAlign w:val="top"/>
+            <w:shd w:val="clear" w:color="auto" w:fill="FDF0F7"/>
+          </w:tcPr>
+          <w:p>
+            <w:pPr>
+              <w:spacing w:after="20" w:line="252" w:lineRule="auto"/>
+            </w:pPr>
+            <w:r>
+              <w:rPr>
+                <w:b w:val="0"/>
+                <w:i w:val="0"/>
+                <w:sz w:val="17"/>
+              </w:rPr>
+              <w:t>Credentials rotated and iorta access removed (or retained only as agreed under the chosen support model)</w:t>
+            </w:r>
+          </w:p>
+        </w:tc>
+        <w:tc>
+          <w:tcPr>
+            <w:tcW w:type="dxa" w:w="3969"/>
+            <w:vAlign w:val="top"/>
+            <w:shd w:val="clear" w:color="auto" w:fill="FDF0F7"/>
+          </w:tcPr>
+          <w:p>
+            <w:pPr>
+              <w:spacing w:after="20" w:line="252" w:lineRule="auto"/>
+            </w:pPr>
+            <w:r>
+              <w:rPr>
+                <w:b w:val="0"/>
+                <w:i w:val="0"/>
+                <w:sz w:val="17"/>
+              </w:rPr>
+              <w:t>Access review</w:t>
+            </w:r>
+          </w:p>
+        </w:tc>
+      </w:tr>
+    </w:tbl>
+    <w:p>
+      <w:pPr>
+        <w:pStyle w:val="Caption"/>
+        <w:jc w:val="center"/>
+      </w:pPr>
+      <w:r>
+        <w:rPr>
+          <w:b w:val="0"/>
+          <w:i w:val="0"/>
+        </w:rPr>
+        <w:t>Table 24: Handover certificate criteria</w:t>
+      </w:r>
+    </w:p>
+    <w:tbl>
+      <w:tblPr>
+        <w:tblW w:type="dxa" w:w="9639"/>
+        <w:jc w:val="center"/>
+        <w:tblLook w:firstColumn="1" w:firstRow="1" w:lastColumn="0" w:lastRow="0" w:noHBand="0" w:noVBand="1" w:val="04A0"/>
+        <w:tblBorders>
+          <w:top w:val="single" w:sz="4" w:color="D0D0D0"/>
+          <w:left w:val="single" w:sz="4" w:color="D0D0D0"/>
+          <w:bottom w:val="single" w:sz="4" w:color="D0D0D0"/>
+          <w:right w:val="single" w:sz="4" w:color="D0D0D0"/>
+          <w:insideH w:val="single" w:sz="4" w:color="D0D0D0"/>
+          <w:insideV w:val="single" w:sz="4" w:color="D0D0D0"/>
+        </w:tblBorders>
+        <w:tblLayout w:type="fixed"/>
+        <w:tblCellMar>
+          <w:top w:w="50" w:type="dxa"/>
+          <w:left w:w="90" w:type="dxa"/>
+          <w:bottom w:w="50" w:type="dxa"/>
+          <w:right w:w="90" w:type="dxa"/>
+        </w:tblCellMar>
+        <w:tblLayout w:type="fixed"/>
+      </w:tblPr>
+      <w:tblGrid>
+        <w:gridCol w:w="3402"/>
+        <w:gridCol w:w="3402"/>
+        <w:gridCol w:w="2835"/>
+      </w:tblGrid>
+      <w:tr>
+        <w:trPr>
+          <w:cantSplit/>
+          <w:tblHeader/>
+        </w:trPr>
+        <w:tc>
+          <w:tcPr>
+            <w:tcW w:type="dxa" w:w="3402"/>
+            <w:shd w:val="clear" w:color="auto" w:fill="E1058C"/>
+            <w:vAlign w:val="center"/>
+          </w:tcPr>
+          <w:p>
+            <w:pPr>
+              <w:spacing w:after="0"/>
+            </w:pPr>
+            <w:r>
+              <w:rPr>
+                <w:b/>
+                <w:i w:val="0"/>
+                <w:color w:val="FFFFFF"/>
+                <w:sz w:val="17"/>
+              </w:rPr>
+              <w:t>Role</w:t>
+            </w:r>
+          </w:p>
+        </w:tc>
+        <w:tc>
+          <w:tcPr>
+            <w:tcW w:type="dxa" w:w="3402"/>
+            <w:shd w:val="clear" w:color="auto" w:fill="E1058C"/>
+            <w:vAlign w:val="center"/>
+          </w:tcPr>
+          <w:p>
+            <w:pPr>
+              <w:spacing w:after="0"/>
+            </w:pPr>
+            <w:r>
+              <w:rPr>
+                <w:b/>
+                <w:i w:val="0"/>
+                <w:color w:val="FFFFFF"/>
+                <w:sz w:val="17"/>
+              </w:rPr>
+              <w:t>Name</w:t>
+            </w:r>
+          </w:p>
+        </w:tc>
+        <w:tc>
+          <w:tcPr>
+            <w:tcW w:type="dxa" w:w="2835"/>
+            <w:shd w:val="clear" w:color="auto" w:fill="E1058C"/>
+            <w:vAlign w:val="center"/>
+          </w:tcPr>
+          <w:p>
+            <w:pPr>
+              <w:spacing w:after="0"/>
+            </w:pPr>
+            <w:r>
+              <w:rPr>
+                <w:b/>
+                <w:i w:val="0"/>
+                <w:color w:val="FFFFFF"/>
+                <w:sz w:val="17"/>
+              </w:rPr>
+              <w:t>Signature / date</w:t>
+            </w:r>
+          </w:p>
+        </w:tc>
+      </w:tr>
+      <w:tr>
+        <w:trPr>
+          <w:cantSplit/>
+        </w:trPr>
+        <w:tc>
+          <w:tcPr>
+            <w:tcW w:type="dxa" w:w="3402"/>
+            <w:vAlign w:val="top"/>
+          </w:tcPr>
+          <w:p>
+            <w:pPr>
+              <w:spacing w:after="20" w:line="252" w:lineRule="auto"/>
+            </w:pPr>
+            <w:r>
+              <w:rPr>
+                <w:b w:val="0"/>
+                <w:i w:val="0"/>
+                <w:sz w:val="17"/>
+              </w:rPr>
+              <w:t>IIFT application owner</w:t>
+            </w:r>
+          </w:p>
+        </w:tc>
+        <w:tc>
+          <w:tcPr>
+            <w:tcW w:type="dxa" w:w="3402"/>
+            <w:vAlign w:val="top"/>
+          </w:tcPr>
+          <w:p>
+            <w:pPr>
+              <w:spacing w:after="20" w:line="252" w:lineRule="auto"/>
+            </w:pPr>
+            <w:r>
+              <w:rPr>
+                <w:b w:val="0"/>
+                <w:i w:val="0"/>
+                <w:sz w:val="17"/>
+                <w:highlight w:val="yellow"/>
+              </w:rPr>
+              <w:t>[Name]</w:t>
+            </w:r>
+          </w:p>
+        </w:tc>
+        <w:tc>
+          <w:tcPr>
+            <w:tcW w:type="dxa" w:w="2835"/>
+            <w:vAlign w:val="top"/>
+          </w:tcPr>
+          <w:p>
+            <w:pPr>
+              <w:spacing w:after="20" w:line="252" w:lineRule="auto"/>
+            </w:pPr>
+          </w:p>
+        </w:tc>
+      </w:tr>
+      <w:tr>
+        <w:trPr>
+          <w:cantSplit/>
+        </w:trPr>
+        <w:tc>
+          <w:tcPr>
+            <w:tcW w:type="dxa" w:w="3402"/>
+            <w:vAlign w:val="top"/>
+            <w:shd w:val="clear" w:color="auto" w:fill="FDF0F7"/>
+          </w:tcPr>
+          <w:p>
+            <w:pPr>
+              <w:spacing w:after="20" w:line="252" w:lineRule="auto"/>
+            </w:pPr>
+            <w:r>
+              <w:rPr>
+                <w:b w:val="0"/>
+                <w:i w:val="0"/>
+                <w:sz w:val="17"/>
+              </w:rPr>
+              <w:t>IIFT/IITH development lead</w:t>
+            </w:r>
+          </w:p>
+        </w:tc>
+        <w:tc>
+          <w:tcPr>
+            <w:tcW w:type="dxa" w:w="3402"/>
+            <w:vAlign w:val="top"/>
+            <w:shd w:val="clear" w:color="auto" w:fill="FDF0F7"/>
+          </w:tcPr>
+          <w:p>
+            <w:pPr>
+              <w:spacing w:after="20" w:line="252" w:lineRule="auto"/>
+            </w:pPr>
+            <w:r>
+              <w:rPr>
+                <w:b w:val="0"/>
+                <w:i w:val="0"/>
+                <w:sz w:val="17"/>
+                <w:highlight w:val="yellow"/>
+              </w:rPr>
+              <w:t>[Name]</w:t>
+            </w:r>
+          </w:p>
+        </w:tc>
+        <w:tc>
+          <w:tcPr>
+            <w:tcW w:type="dxa" w:w="2835"/>
+            <w:vAlign w:val="top"/>
+            <w:shd w:val="clear" w:color="auto" w:fill="FDF0F7"/>
+          </w:tcPr>
+          <w:p>
+            <w:pPr>
+              <w:spacing w:after="20" w:line="252" w:lineRule="auto"/>
+            </w:pPr>
+          </w:p>
+        </w:tc>
+      </w:tr>
+      <w:tr>
+        <w:trPr>
+          <w:cantSplit/>
+        </w:trPr>
+        <w:tc>
+          <w:tcPr>
+            <w:tcW w:type="dxa" w:w="3402"/>
+            <w:vAlign w:val="top"/>
+          </w:tcPr>
+          <w:p>
+            <w:pPr>
+              <w:spacing w:after="20" w:line="252" w:lineRule="auto"/>
+            </w:pPr>
+            <w:r>
+              <w:rPr>
+                <w:b w:val="0"/>
+                <w:i w:val="0"/>
+                <w:sz w:val="17"/>
+              </w:rPr>
+              <w:t>iorta TechNXT project director</w:t>
+            </w:r>
+          </w:p>
+        </w:tc>
+        <w:tc>
+          <w:tcPr>
+            <w:tcW w:type="dxa" w:w="3402"/>
+            <w:vAlign w:val="top"/>
+          </w:tcPr>
+          <w:p>
+            <w:pPr>
+              <w:spacing w:after="20" w:line="252" w:lineRule="auto"/>
+            </w:pPr>
+            <w:r>
+              <w:rPr>
+                <w:b w:val="0"/>
+                <w:i w:val="0"/>
+                <w:sz w:val="17"/>
+                <w:highlight w:val="yellow"/>
+              </w:rPr>
+              <w:t>[Name]</w:t>
+            </w:r>
+          </w:p>
+        </w:tc>
+        <w:tc>
+          <w:tcPr>
+            <w:tcW w:type="dxa" w:w="2835"/>
+            <w:vAlign w:val="top"/>
+          </w:tcPr>
+          <w:p>
+            <w:pPr>
+              <w:spacing w:after="20" w:line="252" w:lineRule="auto"/>
+            </w:pPr>
+          </w:p>
+        </w:tc>
+      </w:tr>
+    </w:tbl>
+    <w:p>
+      <w:pPr>
+        <w:pStyle w:val="Caption"/>
+        <w:jc w:val="center"/>
+      </w:pPr>
+      <w:r>
+        <w:rPr>
+          <w:b w:val="0"/>
+          <w:i w:val="0"/>
+        </w:rPr>
+        <w:t>Table 25: Handover certificate</w:t>
+      </w:r>
+    </w:p>
+    <w:p>
+      <w:pPr>
+        <w:pStyle w:val="Heading2"/>
+      </w:pPr>
+      <w:r>
+        <w:t>16.5 Support after handover</w:t>
+      </w:r>
+    </w:p>
+    <w:p>
+      <w:pPr>
+        <w:keepNext w:val="0"/>
+      </w:pPr>
+      <w:r>
+        <w:rPr>
+          <w:b w:val="0"/>
+          <w:i w:val="0"/>
+        </w:rPr>
+        <w:t>IIFT chooses one of the models below from the month after the certificate; the prices are in the proposal. Under Option B the managed services for the cloud estate can continue under any of them.</w:t>
+      </w:r>
+    </w:p>
+    <w:tbl>
+      <w:tblPr>
+        <w:tblW w:type="dxa" w:w="9638"/>
+        <w:jc w:val="center"/>
+        <w:tblLook w:firstColumn="1" w:firstRow="1" w:lastColumn="0" w:lastRow="0" w:noHBand="0" w:noVBand="1" w:val="04A0"/>
+        <w:tblBorders>
+          <w:top w:val="single" w:sz="4" w:color="D0D0D0"/>
+          <w:left w:val="single" w:sz="4" w:color="D0D0D0"/>
+          <w:bottom w:val="single" w:sz="4" w:color="D0D0D0"/>
+          <w:right w:val="single" w:sz="4" w:color="D0D0D0"/>
+          <w:insideH w:val="single" w:sz="4" w:color="D0D0D0"/>
+          <w:insideV w:val="single" w:sz="4" w:color="D0D0D0"/>
+        </w:tblBorders>
+        <w:tblLayout w:type="fixed"/>
+        <w:tblCellMar>
+          <w:top w:w="50" w:type="dxa"/>
+          <w:left w:w="90" w:type="dxa"/>
+          <w:bottom w:w="50" w:type="dxa"/>
+          <w:right w:w="90" w:type="dxa"/>
+        </w:tblCellMar>
+        <w:tblLayout w:type="fixed"/>
+      </w:tblPr>
+      <w:tblGrid>
+        <w:gridCol w:w="1587"/>
+        <w:gridCol w:w="3175"/>
+        <w:gridCol w:w="2948"/>
+        <w:gridCol w:w="1927"/>
+      </w:tblGrid>
+      <w:tr>
+        <w:trPr>
+          <w:cantSplit/>
+          <w:tblHeader/>
+        </w:trPr>
+        <w:tc>
+          <w:tcPr>
+            <w:tcW w:type="dxa" w:w="1587"/>
+            <w:shd w:val="clear" w:color="auto" w:fill="E1058C"/>
+            <w:vAlign w:val="center"/>
+          </w:tcPr>
+          <w:p>
+            <w:pPr>
+              <w:spacing w:after="0"/>
+            </w:pPr>
+            <w:r>
+              <w:rPr>
+                <w:b/>
+                <w:i w:val="0"/>
+                <w:color w:val="FFFFFF"/>
+                <w:sz w:val="16"/>
+              </w:rPr>
+              <w:t>Model</w:t>
+            </w:r>
+          </w:p>
+        </w:tc>
+        <w:tc>
+          <w:tcPr>
+            <w:tcW w:type="dxa" w:w="3175"/>
+            <w:shd w:val="clear" w:color="auto" w:fill="E1058C"/>
+            <w:vAlign w:val="center"/>
+          </w:tcPr>
+          <w:p>
+            <w:pPr>
+              <w:spacing w:after="0"/>
+            </w:pPr>
+            <w:r>
+              <w:rPr>
+                <w:b/>
+                <w:i w:val="0"/>
+                <w:color w:val="FFFFFF"/>
+                <w:sz w:val="16"/>
+              </w:rPr>
+              <w:t>iorta provides</w:t>
+            </w:r>
+          </w:p>
+        </w:tc>
+        <w:tc>
+          <w:tcPr>
+            <w:tcW w:type="dxa" w:w="2948"/>
+            <w:shd w:val="clear" w:color="auto" w:fill="E1058C"/>
+            <w:vAlign w:val="center"/>
+          </w:tcPr>
+          <w:p>
+            <w:pPr>
+              <w:spacing w:after="0"/>
+            </w:pPr>
+            <w:r>
+              <w:rPr>
+                <w:b/>
+                <w:i w:val="0"/>
+                <w:color w:val="FFFFFF"/>
+                <w:sz w:val="16"/>
+              </w:rPr>
+              <w:t>IIFT provides</w:t>
+            </w:r>
+          </w:p>
+        </w:tc>
+        <w:tc>
+          <w:tcPr>
+            <w:tcW w:type="dxa" w:w="1928"/>
+            <w:shd w:val="clear" w:color="auto" w:fill="E1058C"/>
+            <w:vAlign w:val="center"/>
+          </w:tcPr>
+          <w:p>
+            <w:pPr>
+              <w:spacing w:after="0"/>
+            </w:pPr>
+            <w:r>
+              <w:rPr>
+                <w:b/>
+                <w:i w:val="0"/>
+                <w:color w:val="FFFFFF"/>
+                <w:sz w:val="16"/>
+              </w:rPr>
+              <w:t>Basis</w:t>
+            </w:r>
+          </w:p>
+        </w:tc>
+      </w:tr>
+      <w:tr>
+        <w:trPr>
+          <w:cantSplit/>
+        </w:trPr>
+        <w:tc>
+          <w:tcPr>
+            <w:tcW w:type="dxa" w:w="1587"/>
+            <w:vAlign w:val="top"/>
+          </w:tcPr>
+          <w:p>
+            <w:pPr>
+              <w:spacing w:after="20" w:line="252" w:lineRule="auto"/>
+            </w:pPr>
+            <w:r>
+              <w:rPr>
+                <w:b/>
+                <w:i w:val="0"/>
+                <w:sz w:val="16"/>
+              </w:rPr>
+              <w:t>1. Full AMC continues</w:t>
+            </w:r>
+          </w:p>
+        </w:tc>
+        <w:tc>
+          <w:tcPr>
+            <w:tcW w:type="dxa" w:w="3175"/>
+            <w:vAlign w:val="top"/>
+          </w:tcPr>
+          <w:p>
+            <w:pPr>
+              <w:spacing w:after="20" w:line="252" w:lineRule="auto"/>
+            </w:pPr>
+            <w:r>
+              <w:rPr>
+                <w:b w:val="0"/>
+                <w:i w:val="0"/>
+                <w:sz w:val="16"/>
+              </w:rPr>
+              <w:t>All AMC services: helpdesk, SLA, patches, upgrades, enhancement hours; iorta remains L2 and L3</w:t>
+            </w:r>
+          </w:p>
+        </w:tc>
+        <w:tc>
+          <w:tcPr>
+            <w:tcW w:type="dxa" w:w="2948"/>
+            <w:vAlign w:val="top"/>
+          </w:tcPr>
+          <w:p>
+            <w:pPr>
+              <w:spacing w:after="20" w:line="252" w:lineRule="auto"/>
+            </w:pPr>
+            <w:r>
+              <w:rPr>
+                <w:b w:val="0"/>
+                <w:i w:val="0"/>
+                <w:sz w:val="16"/>
+              </w:rPr>
+              <w:t>IIFT runs L1 and may develop its own changes in a fork; iorta merges them on request</w:t>
+            </w:r>
+          </w:p>
+        </w:tc>
+        <w:tc>
+          <w:tcPr>
+            <w:tcW w:type="dxa" w:w="1928"/>
+            <w:vAlign w:val="top"/>
+          </w:tcPr>
+          <w:p>
+            <w:pPr>
+              <w:spacing w:after="20" w:line="252" w:lineRule="auto"/>
+            </w:pPr>
+            <w:r>
+              <w:rPr>
+                <w:b w:val="0"/>
+                <w:i w:val="0"/>
+                <w:sz w:val="16"/>
+              </w:rPr>
+              <w:t>AMC unchanged (proposal)</w:t>
+            </w:r>
+          </w:p>
+        </w:tc>
+      </w:tr>
+      <w:tr>
+        <w:trPr>
+          <w:cantSplit/>
+        </w:trPr>
+        <w:tc>
+          <w:tcPr>
+            <w:tcW w:type="dxa" w:w="1587"/>
+            <w:vAlign w:val="top"/>
+            <w:shd w:val="clear" w:color="auto" w:fill="FDF0F7"/>
+          </w:tcPr>
+          <w:p>
+            <w:pPr>
+              <w:spacing w:after="20" w:line="252" w:lineRule="auto"/>
+            </w:pPr>
+            <w:r>
+              <w:rPr>
+                <w:b/>
+                <w:i w:val="0"/>
+                <w:sz w:val="16"/>
+              </w:rPr>
+              <w:t>2. Platform updates and L3</w:t>
+            </w:r>
+          </w:p>
+        </w:tc>
+        <w:tc>
+          <w:tcPr>
+            <w:tcW w:type="dxa" w:w="3175"/>
+            <w:vAlign w:val="top"/>
+            <w:shd w:val="clear" w:color="auto" w:fill="FDF0F7"/>
+          </w:tcPr>
+          <w:p>
+            <w:pPr>
+              <w:spacing w:after="20" w:line="252" w:lineRule="auto"/>
+            </w:pPr>
+            <w:r>
+              <w:rPr>
+                <w:b w:val="0"/>
+                <w:i w:val="0"/>
+                <w:sz w:val="16"/>
+              </w:rPr>
+              <w:t>SalesVerse 2.0 core releases and security patches; L3 advice and defect fixes in the core under the SLA; access to the core repository and release notes</w:t>
+            </w:r>
+          </w:p>
+        </w:tc>
+        <w:tc>
+          <w:tcPr>
+            <w:tcW w:type="dxa" w:w="2948"/>
+            <w:vAlign w:val="top"/>
+            <w:shd w:val="clear" w:color="auto" w:fill="FDF0F7"/>
+          </w:tcPr>
+          <w:p>
+            <w:pPr>
+              <w:spacing w:after="20" w:line="252" w:lineRule="auto"/>
+            </w:pPr>
+            <w:r>
+              <w:rPr>
+                <w:b w:val="0"/>
+                <w:i w:val="0"/>
+                <w:sz w:val="16"/>
+              </w:rPr>
+              <w:t>IIFT handles L1 and L2, its own changes, deployments and infrastructure (or keeps the Option B managed services)</w:t>
+            </w:r>
+          </w:p>
+        </w:tc>
+        <w:tc>
+          <w:tcPr>
+            <w:tcW w:type="dxa" w:w="1928"/>
+            <w:vAlign w:val="top"/>
+            <w:shd w:val="clear" w:color="auto" w:fill="FDF0F7"/>
+          </w:tcPr>
+          <w:p>
+            <w:pPr>
+              <w:spacing w:after="20" w:line="252" w:lineRule="auto"/>
+            </w:pPr>
+            <w:r>
+              <w:rPr>
+                <w:b w:val="0"/>
+                <w:i w:val="0"/>
+                <w:sz w:val="16"/>
+              </w:rPr>
+              <w:t>10% of the AMC base a year (proposal), in place of the AMC</w:t>
+            </w:r>
+          </w:p>
+        </w:tc>
+      </w:tr>
+      <w:tr>
+        <w:trPr>
+          <w:cantSplit/>
+        </w:trPr>
+        <w:tc>
+          <w:tcPr>
+            <w:tcW w:type="dxa" w:w="1587"/>
+            <w:vAlign w:val="top"/>
+          </w:tcPr>
+          <w:p>
+            <w:pPr>
+              <w:spacing w:after="20" w:line="252" w:lineRule="auto"/>
+            </w:pPr>
+            <w:r>
+              <w:rPr>
+                <w:b/>
+                <w:i w:val="0"/>
+                <w:sz w:val="16"/>
+              </w:rPr>
+              <w:t>3. Rate card only</w:t>
+            </w:r>
+          </w:p>
+        </w:tc>
+        <w:tc>
+          <w:tcPr>
+            <w:tcW w:type="dxa" w:w="3175"/>
+            <w:vAlign w:val="top"/>
+          </w:tcPr>
+          <w:p>
+            <w:pPr>
+              <w:spacing w:after="20" w:line="252" w:lineRule="auto"/>
+            </w:pPr>
+            <w:r>
+              <w:rPr>
+                <w:b w:val="0"/>
+                <w:i w:val="0"/>
+                <w:sz w:val="16"/>
+              </w:rPr>
+              <w:t>Work ordered when needed at the rate card; no retainer and no SLA</w:t>
+            </w:r>
+          </w:p>
+        </w:tc>
+        <w:tc>
+          <w:tcPr>
+            <w:tcW w:type="dxa" w:w="2948"/>
+            <w:vAlign w:val="top"/>
+          </w:tcPr>
+          <w:p>
+            <w:pPr>
+              <w:spacing w:after="20" w:line="252" w:lineRule="auto"/>
+            </w:pPr>
+            <w:r>
+              <w:rPr>
+                <w:b w:val="0"/>
+                <w:i w:val="0"/>
+                <w:sz w:val="16"/>
+              </w:rPr>
+              <w:t>IIFT runs the whole service</w:t>
+            </w:r>
+          </w:p>
+        </w:tc>
+        <w:tc>
+          <w:tcPr>
+            <w:tcW w:type="dxa" w:w="1928"/>
+            <w:vAlign w:val="top"/>
+          </w:tcPr>
+          <w:p>
+            <w:pPr>
+              <w:spacing w:after="20" w:line="252" w:lineRule="auto"/>
+            </w:pPr>
+            <w:r>
+              <w:rPr>
+                <w:b w:val="0"/>
+                <w:i w:val="0"/>
+                <w:sz w:val="16"/>
+              </w:rPr>
+              <w:t>Rate card (proposal)</w:t>
+            </w:r>
+          </w:p>
+        </w:tc>
+      </w:tr>
+    </w:tbl>
+    <w:p>
+      <w:pPr>
+        <w:pStyle w:val="Caption"/>
+        <w:jc w:val="center"/>
+      </w:pPr>
+      <w:r>
+        <w:rPr>
+          <w:b w:val="0"/>
+          <w:i w:val="0"/>
+        </w:rPr>
+        <w:t>Table 26: Post-handover support models</w:t>
+      </w:r>
+    </w:p>
+    <w:p>
+      <w:pPr>
+        <w:pStyle w:val="ListBullet"/>
+      </w:pPr>
+      <w:r>
+        <w:rPr>
+          <w:b w:val="0"/>
+          <w:i w:val="0"/>
+        </w:rPr>
+        <w:t>Changes IIFT makes to the core after handover are IIFT's; iorta's platform releases under model 2 are delivered as upstream releases that IIFT merges, with iorta's L3 help for conflicts in the core.</w:t>
+      </w:r>
+    </w:p>
+    <w:p>
+      <w:pPr>
+        <w:pStyle w:val="ListBullet"/>
+      </w:pPr>
+      <w:r>
+        <w:rPr>
+          <w:b w:val="0"/>
+          <w:i w:val="0"/>
+        </w:rPr>
+        <w:t>Under models 2 and 3 the SLA in chapter 3 applies only to the services iorta still provides; IIFT's own support organisation takes over the incident, problem and change processes in chapters 4 to 7, which remain valid as written.</w:t>
+      </w:r>
+    </w:p>
+    <w:p>
+      <w:pPr>
+        <w:pStyle w:val="ListBullet"/>
+      </w:pPr>
+      <w:r>
+        <w:rPr>
+          <w:b w:val="0"/>
+          <w:i w:val="0"/>
+        </w:rPr>
+        <w:t>Security patches for third-party components become IIFT's responsibility under model 3; the CI pipeline's audit, CodeQL, secret and image scans keep running in IIFT's account.</w:t>
+      </w:r>
+    </w:p>
+    <w:p>
+      <w:pPr>
+        <w:pStyle w:val="Heading1"/>
+        <w:pageBreakBefore/>
+        <w:pBdr>
+          <w:bottom w:val="single" w:sz="12" w:space="4" w:color="F58220"/>
+        </w:pBdr>
+      </w:pPr>
+      <w:r>
+        <w:t>17. Developer Onboarding Guide</w:t>
+      </w:r>
+    </w:p>
+    <w:p>
+      <w:pPr>
+        <w:pStyle w:val="Heading2"/>
+      </w:pPr>
+      <w:r>
+        <w:t>17.1 Repository layout</w:t>
       </w:r>
     </w:p>
     <w:tbl>
@@ -29119,7 +33521,7 @@
           <w:b w:val="0"/>
           <w:i w:val="0"/>
         </w:rPr>
-        <w:t>Table 19: Repository layout</w:t>
+        <w:t>Table 27: Repository layout</w:t>
       </w:r>
     </w:p>
     <w:p>
@@ -29127,7 +33529,7 @@
         <w:pStyle w:val="Heading2"/>
       </w:pPr>
       <w:r>
-        <w:t>15.2 Local set-up</w:t>
+        <w:t>17.2 Local set-up</w:t>
       </w:r>
     </w:p>
     <w:tbl>
@@ -29341,7 +33743,7 @@
         <w:pStyle w:val="Heading2"/>
       </w:pPr>
       <w:r>
-        <w:t>15.3 Scripts</w:t>
+        <w:t>17.3 Scripts</w:t>
       </w:r>
     </w:p>
     <w:tbl>
@@ -31053,7 +35455,7 @@
           <w:b w:val="0"/>
           <w:i w:val="0"/>
         </w:rPr>
-        <w:t>Table 20: npm scripts</w:t>
+        <w:t>Table 28: npm scripts</w:t>
       </w:r>
     </w:p>
     <w:p>
@@ -31061,7 +35463,7 @@
         <w:pStyle w:val="Heading2"/>
       </w:pPr>
       <w:r>
-        <w:t>15.4 Coding conventions</w:t>
+        <w:t>17.4 Coding conventions</w:t>
       </w:r>
     </w:p>
     <w:p>
@@ -31177,7 +35579,7 @@
         <w:pStyle w:val="Heading2"/>
       </w:pPr>
       <w:r>
-        <w:t>15.5 How to</w:t>
+        <w:t>17.5 How to</w:t>
       </w:r>
     </w:p>
     <w:tbl>
@@ -31572,7 +35974,7 @@
           <w:b w:val="0"/>
           <w:i w:val="0"/>
         </w:rPr>
-        <w:t>Table 21: Common development tasks</w:t>
+        <w:t>Table 29: Common development tasks</w:t>
       </w:r>
     </w:p>
     <w:p>
@@ -31584,7 +35986,7 @@
         </w:pBdr>
       </w:pPr>
       <w:r>
-        <w:t>16. Handover Checklist</w:t>
+        <w:t>18. Handover Checklist</w:t>
       </w:r>
     </w:p>
     <w:tbl>
@@ -31724,7 +36126,7 @@
                 <w:i w:val="0"/>
                 <w:sz w:val="17"/>
               </w:rPr>
-              <w:t>Source code repository with full history transferred to IIFT/IITH</w:t>
+              <w:t>Source code of IIFT-specific components (configuration, adapters, reports, templates, migrations, build scripts) delivered to the IIFT/IITH repository at go-live; core platform source under Option C or escrow deposit confirmed</w:t>
             </w:r>
           </w:p>
         </w:tc>
@@ -31743,7 +36145,7 @@
                 <w:i w:val="0"/>
                 <w:sz w:val="17"/>
               </w:rPr>
-              <w:t>Repository access confirmed</w:t>
+              <w:t>Repository access confirmed; deposit receipt</w:t>
             </w:r>
           </w:p>
         </w:tc>
@@ -32724,7 +37126,7 @@
           <w:b w:val="0"/>
           <w:i w:val="0"/>
         </w:rPr>
-        <w:t>Table 22: Handover checklist</w:t>
+        <w:t>Table 30: Handover checklist</w:t>
       </w:r>
     </w:p>
     <w:tbl>
@@ -33002,7 +37404,7 @@
           <w:b w:val="0"/>
           <w:i w:val="0"/>
         </w:rPr>
-        <w:t>Table 23: Handover acceptance</w:t>
+        <w:t>Table 31: Handover acceptance</w:t>
       </w:r>
     </w:p>
     <w:p>
@@ -33014,7 +37416,7 @@
         </w:pBdr>
       </w:pPr>
       <w:r>
-        <w:t>17. Monthly Service Report Template</w:t>
+        <w:t>19. Monthly Service Report Template</w:t>
       </w:r>
     </w:p>
     <w:p>
@@ -33809,6 +38211,71 @@
                 <w:i w:val="0"/>
                 <w:sz w:val="17"/>
               </w:rPr>
+              <w:t>Cloud cost and managed services (Option B)</w:t>
+            </w:r>
+          </w:p>
+        </w:tc>
+        <w:tc>
+          <w:tcPr>
+            <w:tcW w:type="dxa" w:w="7143"/>
+            <w:vAlign w:val="top"/>
+          </w:tcPr>
+          <w:p>
+            <w:pPr>
+              <w:spacing w:after="20" w:line="252" w:lineRule="auto"/>
+            </w:pPr>
+            <w:r>
+              <w:rPr>
+                <w:b w:val="0"/>
+                <w:i w:val="0"/>
+                <w:sz w:val="17"/>
+              </w:rPr>
+              <w:t>Actual cloud charges by service and environment against the estimate, budget alerts raised, patching and restore tests done, right-sizing actions</w:t>
+            </w:r>
+          </w:p>
+        </w:tc>
+      </w:tr>
+      <w:tr>
+        <w:trPr>
+          <w:cantSplit/>
+        </w:trPr>
+        <w:tc>
+          <w:tcPr>
+            <w:tcW w:type="dxa" w:w="454"/>
+            <w:vAlign w:val="top"/>
+            <w:shd w:val="clear" w:color="auto" w:fill="FDF0F7"/>
+          </w:tcPr>
+          <w:p>
+            <w:pPr>
+              <w:spacing w:after="20" w:line="252" w:lineRule="auto"/>
+              <w:jc w:val="center"/>
+            </w:pPr>
+            <w:r>
+              <w:rPr>
+                <w:b w:val="0"/>
+                <w:i w:val="0"/>
+                <w:sz w:val="17"/>
+              </w:rPr>
+              <w:t>12</w:t>
+            </w:r>
+          </w:p>
+        </w:tc>
+        <w:tc>
+          <w:tcPr>
+            <w:tcW w:type="dxa" w:w="2041"/>
+            <w:vAlign w:val="top"/>
+            <w:shd w:val="clear" w:color="auto" w:fill="FDF0F7"/>
+          </w:tcPr>
+          <w:p>
+            <w:pPr>
+              <w:spacing w:after="20" w:line="252" w:lineRule="auto"/>
+            </w:pPr>
+            <w:r>
+              <w:rPr>
+                <w:b w:val="0"/>
+                <w:i w:val="0"/>
+                <w:sz w:val="17"/>
+              </w:rPr>
               <w:t>Outstanding items and plan</w:t>
             </w:r>
           </w:p>
@@ -33817,6 +38284,7 @@
           <w:tcPr>
             <w:tcW w:type="dxa" w:w="7143"/>
             <w:vAlign w:val="top"/>
+            <w:shd w:val="clear" w:color="auto" w:fill="FDF0F7"/>
           </w:tcPr>
           <w:p>
             <w:pPr>
@@ -33844,7 +38312,7 @@
           <w:b w:val="0"/>
           <w:i w:val="0"/>
         </w:rPr>
-        <w:t>Table 24: Report sections</w:t>
+        <w:t>Table 32: Report sections</w:t>
       </w:r>
     </w:p>
     <w:tbl>
@@ -34898,6 +39366,93 @@
           </w:p>
         </w:tc>
       </w:tr>
+      <w:tr>
+        <w:trPr>
+          <w:cantSplit/>
+        </w:trPr>
+        <w:tc>
+          <w:tcPr>
+            <w:tcW w:type="dxa" w:w="3969"/>
+            <w:vAlign w:val="top"/>
+            <w:shd w:val="clear" w:color="auto" w:fill="FDF0F7"/>
+          </w:tcPr>
+          <w:p>
+            <w:pPr>
+              <w:spacing w:after="20" w:line="252" w:lineRule="auto"/>
+            </w:pPr>
+            <w:r>
+              <w:rPr>
+                <w:b w:val="0"/>
+                <w:i w:val="0"/>
+                <w:sz w:val="17"/>
+              </w:rPr>
+              <w:t>Cloud charges against estimate (Option B)</w:t>
+            </w:r>
+          </w:p>
+        </w:tc>
+        <w:tc>
+          <w:tcPr>
+            <w:tcW w:type="dxa" w:w="1928"/>
+            <w:vAlign w:val="top"/>
+            <w:shd w:val="clear" w:color="auto" w:fill="FDF0F7"/>
+          </w:tcPr>
+          <w:p>
+            <w:pPr>
+              <w:spacing w:after="20" w:line="252" w:lineRule="auto"/>
+            </w:pPr>
+            <w:r>
+              <w:rPr>
+                <w:b w:val="0"/>
+                <w:i w:val="0"/>
+                <w:sz w:val="17"/>
+              </w:rPr>
+              <w:t>Within estimate</w:t>
+            </w:r>
+          </w:p>
+        </w:tc>
+        <w:tc>
+          <w:tcPr>
+            <w:tcW w:type="dxa" w:w="1814"/>
+            <w:vAlign w:val="top"/>
+            <w:shd w:val="clear" w:color="auto" w:fill="FDF0F7"/>
+          </w:tcPr>
+          <w:p>
+            <w:pPr>
+              <w:spacing w:after="20" w:line="252" w:lineRule="auto"/>
+            </w:pPr>
+            <w:r>
+              <w:rPr>
+                <w:b w:val="0"/>
+                <w:i w:val="0"/>
+                <w:sz w:val="17"/>
+                <w:highlight w:val="yellow"/>
+              </w:rPr>
+              <w:t>[B$ / B$]</w:t>
+            </w:r>
+          </w:p>
+        </w:tc>
+        <w:tc>
+          <w:tcPr>
+            <w:tcW w:type="dxa" w:w="1928"/>
+            <w:vAlign w:val="top"/>
+            <w:shd w:val="clear" w:color="auto" w:fill="FDF0F7"/>
+          </w:tcPr>
+          <w:p>
+            <w:pPr>
+              <w:spacing w:after="20" w:line="252" w:lineRule="auto"/>
+            </w:pPr>
+            <w:r>
+              <w:rPr>
+                <w:b w:val="0"/>
+                <w:i w:val="0"/>
+                <w:sz w:val="17"/>
+                <w:highlight w:val="yellow"/>
+              </w:rPr>
+              <w:t>[B$ / B$]</w:t>
+            </w:r>
+          </w:p>
+        </w:tc>
+      </w:tr>
     </w:tbl>
     <w:p>
       <w:pPr>
@@ -34909,7 +39464,7 @@
           <w:b w:val="0"/>
           <w:i w:val="0"/>
         </w:rPr>
-        <w:t>Table 25: KPI table</w:t>
+        <w:t>Table 33: KPI table</w:t>
       </w:r>
     </w:p>
     <w:p>
@@ -34921,7 +39476,7 @@
         </w:pBdr>
       </w:pPr>
       <w:r>
-        <w:t>18. Exit and Transition Plan</w:t>
+        <w:t>20. Exit and Transition Plan</w:t>
       </w:r>
     </w:p>
     <w:p>
@@ -34933,7 +39488,7 @@
           <w:b w:val="0"/>
           <w:i w:val="0"/>
         </w:rPr>
-        <w:t>Exit assistance is included in Year 5 and on termination (COM-19, MNT-30). IIFT owns its data, the configuration and the custom code delivered under the contract.</w:t>
+        <w:t>Exit assistance is included in Year 5 of the AMC or subscription and on termination (COM-19, MNT-30). IIFT owns its data, the configuration and the IIFT-specific code delivered under the contract; the core platform source is IIFT's to keep where Option C or an escrow release applies.</w:t>
       </w:r>
     </w:p>
     <w:tbl>
@@ -35048,7 +39603,7 @@
                 <w:i w:val="0"/>
                 <w:sz w:val="17"/>
               </w:rPr>
-              <w:t>Year 5 of maintenance, or within 30 days of a termination notice</w:t>
+              <w:t>Year 5 of the maintenance or subscription term, or within 30 days of a termination notice</w:t>
             </w:r>
           </w:p>
         </w:tc>
@@ -35224,7 +39779,7 @@
                 <w:i w:val="0"/>
                 <w:sz w:val="17"/>
               </w:rPr>
-              <w:t>Final source code, pipeline definitions, deployment files and build scripts; container images in the IITH registry</w:t>
+              <w:t>Final source code of the IIFT-specific components (and of the core platform where Option C or an escrow release applies), pipeline definitions, deployment files, infrastructure code and build scripts; container images in the IITH registry</w:t>
             </w:r>
           </w:p>
         </w:tc>
@@ -35293,7 +39848,7 @@
                 <w:i w:val="0"/>
                 <w:sz w:val="17"/>
               </w:rPr>
-              <w:t>Credentials</w:t>
+              <w:t>Hosting (Option B)</w:t>
             </w:r>
           </w:p>
         </w:tc>
@@ -35312,7 +39867,7 @@
                 <w:i w:val="0"/>
                 <w:sz w:val="17"/>
               </w:rPr>
-              <w:t>All iorta access removed; secrets rotated by IITH after transfer</w:t>
+              <w:t>Data returned as above; the cloud estate is handed to IIFT (an account in IIFT's name stays with IIFT) or deleted after IIFT confirms receipt, with a deletion certificate covering backups</w:t>
             </w:r>
           </w:p>
         </w:tc>
@@ -35337,7 +39892,7 @@
                 <w:i w:val="0"/>
                 <w:sz w:val="17"/>
               </w:rPr>
-              <w:t>Parallel support</w:t>
+              <w:t>Credentials</w:t>
             </w:r>
           </w:p>
         </w:tc>
@@ -35357,7 +39912,7 @@
                 <w:i w:val="0"/>
                 <w:sz w:val="17"/>
               </w:rPr>
-              <w:t>Shadow support to the new provider for up to 30 days</w:t>
+              <w:t>All iorta access removed; secrets rotated by IITH after transfer</w:t>
             </w:r>
           </w:p>
         </w:tc>
@@ -35381,6 +39936,50 @@
                 <w:i w:val="0"/>
                 <w:sz w:val="17"/>
               </w:rPr>
+              <w:t>Parallel support</w:t>
+            </w:r>
+          </w:p>
+        </w:tc>
+        <w:tc>
+          <w:tcPr>
+            <w:tcW w:type="dxa" w:w="7597"/>
+            <w:vAlign w:val="top"/>
+          </w:tcPr>
+          <w:p>
+            <w:pPr>
+              <w:spacing w:after="20" w:line="252" w:lineRule="auto"/>
+            </w:pPr>
+            <w:r>
+              <w:rPr>
+                <w:b w:val="0"/>
+                <w:i w:val="0"/>
+                <w:sz w:val="17"/>
+              </w:rPr>
+              <w:t>Shadow support to the new provider for up to 30 days</w:t>
+            </w:r>
+          </w:p>
+        </w:tc>
+      </w:tr>
+      <w:tr>
+        <w:trPr>
+          <w:cantSplit/>
+        </w:trPr>
+        <w:tc>
+          <w:tcPr>
+            <w:tcW w:type="dxa" w:w="2041"/>
+            <w:vAlign w:val="top"/>
+            <w:shd w:val="clear" w:color="auto" w:fill="FDF0F7"/>
+          </w:tcPr>
+          <w:p>
+            <w:pPr>
+              <w:spacing w:after="20" w:line="252" w:lineRule="auto"/>
+            </w:pPr>
+            <w:r>
+              <w:rPr>
+                <w:b/>
+                <w:i w:val="0"/>
+                <w:sz w:val="17"/>
+              </w:rPr>
               <w:t>Closure</w:t>
             </w:r>
           </w:p>
@@ -35389,6 +39988,7 @@
           <w:tcPr>
             <w:tcW w:type="dxa" w:w="7597"/>
             <w:vAlign w:val="top"/>
+            <w:shd w:val="clear" w:color="auto" w:fill="FDF0F7"/>
           </w:tcPr>
           <w:p>
             <w:pPr>
@@ -35416,10 +40016,12 @@
           <w:b w:val="0"/>
           <w:i w:val="0"/>
         </w:rPr>
-        <w:t>Table 26: Exit and transition</w:t>
+        <w:t>Table 34: Exit and transition</w:t>
       </w:r>
     </w:p>
     <w:sectPr>
+      <w:headerReference w:type="default" r:id="rId22"/>
+      <w:footerReference w:type="default" r:id="rId23"/>
       <w:pgSz w:w="11906" w:h="16838"/>
       <w:pgMar w:top="1247" w:right="1134" w:bottom="1134" w:left="1134" w:header="567" w:footer="567" w:gutter="0"/>
       <w:cols w:space="720"/>
@@ -35541,24 +40143,423 @@
 </w:ftr>
 </file>
 
+<file path=word/footer2.xml><?xml version="1.0" encoding="utf-8"?>
+<w:ftr xmlns:m="http://schemas.openxmlformats.org/officeDocument/2006/math" xmlns:mc="http://schemas.openxmlformats.org/markup-compatibility/2006" xmlns:mo="http://schemas.microsoft.com/office/mac/office/2008/main" xmlns:mv="urn:schemas-microsoft-com:mac:vml" xmlns:o="urn:schemas-microsoft-com:office:office" xmlns:r="http://schemas.openxmlformats.org/officeDocument/2006/relationships" xmlns:v="urn:schemas-microsoft-com:vml" xmlns:w10="urn:schemas-microsoft-com:office:word" xmlns:w14="http://schemas.microsoft.com/office/word/2010/wordml" xmlns:w="http://schemas.openxmlformats.org/wordprocessingml/2006/main" xmlns:wne="http://schemas.microsoft.com/office/word/2006/wordml" xmlns:wp14="http://schemas.microsoft.com/office/word/2010/wordprocessingDrawing" xmlns:wp="http://schemas.openxmlformats.org/drawingml/2006/wordprocessingDrawing" xmlns:wpc="http://schemas.microsoft.com/office/word/2010/wordprocessingCanvas" xmlns:wpg="http://schemas.microsoft.com/office/word/2010/wordprocessingGroup" xmlns:wpi="http://schemas.microsoft.com/office/word/2010/wordprocessingInk" xmlns:wps="http://schemas.microsoft.com/office/word/2010/wordprocessingShape" mc:Ignorable="w14 wp14">
+  <w:p>
+    <w:pPr>
+      <w:pStyle w:val="Footer"/>
+      <w:jc w:val="center"/>
+      <w:pBdr>
+        <w:top w:val="single" w:sz="6" w:space="2" w:color="E1058C"/>
+      </w:pBdr>
+    </w:pPr>
+    <w:r>
+      <w:rPr>
+        <w:b w:val="0"/>
+        <w:i w:val="0"/>
+        <w:color w:val="6B6B6B"/>
+        <w:sz w:val="16"/>
+      </w:rPr>
+      <w:t xml:space="preserve">Commercial-in-Confidence | IIFT-SV2-PSH v1.0 | Page </w:t>
+    </w:r>
+    <w:r>
+      <w:rPr>
+        <w:b w:val="0"/>
+        <w:color w:val="6B6B6B"/>
+        <w:sz w:val="16"/>
+      </w:rPr>
+      <w:fldChar w:fldCharType="begin" w:dirty="true"/>
+    </w:r>
+    <w:r>
+      <w:rPr>
+        <w:b w:val="0"/>
+        <w:color w:val="6B6B6B"/>
+        <w:sz w:val="16"/>
+      </w:rPr>
+      <w:instrText xml:space="preserve"> PAGE </w:instrText>
+    </w:r>
+    <w:r>
+      <w:rPr>
+        <w:b w:val="0"/>
+        <w:color w:val="6B6B6B"/>
+        <w:sz w:val="16"/>
+      </w:rPr>
+      <w:fldChar w:fldCharType="separate"/>
+    </w:r>
+    <w:r>
+      <w:rPr>
+        <w:b w:val="0"/>
+        <w:color w:val="6B6B6B"/>
+        <w:sz w:val="16"/>
+      </w:rPr>
+      <w:t>1</w:t>
+    </w:r>
+    <w:r>
+      <w:rPr>
+        <w:b w:val="0"/>
+        <w:color w:val="6B6B6B"/>
+        <w:sz w:val="16"/>
+      </w:rPr>
+      <w:fldChar w:fldCharType="end"/>
+    </w:r>
+    <w:r>
+      <w:rPr>
+        <w:b w:val="0"/>
+        <w:i w:val="0"/>
+        <w:color w:val="6B6B6B"/>
+        <w:sz w:val="16"/>
+      </w:rPr>
+      <w:t xml:space="preserve"> of </w:t>
+    </w:r>
+    <w:r>
+      <w:rPr>
+        <w:b w:val="0"/>
+        <w:color w:val="6B6B6B"/>
+        <w:sz w:val="16"/>
+      </w:rPr>
+      <w:fldChar w:fldCharType="begin" w:dirty="true"/>
+    </w:r>
+    <w:r>
+      <w:rPr>
+        <w:b w:val="0"/>
+        <w:color w:val="6B6B6B"/>
+        <w:sz w:val="16"/>
+      </w:rPr>
+      <w:instrText xml:space="preserve"> NUMPAGES </w:instrText>
+    </w:r>
+    <w:r>
+      <w:rPr>
+        <w:b w:val="0"/>
+        <w:color w:val="6B6B6B"/>
+        <w:sz w:val="16"/>
+      </w:rPr>
+      <w:fldChar w:fldCharType="separate"/>
+    </w:r>
+    <w:r>
+      <w:rPr>
+        <w:b w:val="0"/>
+        <w:color w:val="6B6B6B"/>
+        <w:sz w:val="16"/>
+      </w:rPr>
+      <w:t>1</w:t>
+    </w:r>
+    <w:r>
+      <w:rPr>
+        <w:b w:val="0"/>
+        <w:color w:val="6B6B6B"/>
+        <w:sz w:val="16"/>
+      </w:rPr>
+      <w:fldChar w:fldCharType="end"/>
+    </w:r>
+  </w:p>
+</w:ftr>
+</file>
+
+<file path=word/footer3.xml><?xml version="1.0" encoding="utf-8"?>
+<w:ftr xmlns:m="http://schemas.openxmlformats.org/officeDocument/2006/math" xmlns:mc="http://schemas.openxmlformats.org/markup-compatibility/2006" xmlns:mo="http://schemas.microsoft.com/office/mac/office/2008/main" xmlns:mv="urn:schemas-microsoft-com:mac:vml" xmlns:o="urn:schemas-microsoft-com:office:office" xmlns:r="http://schemas.openxmlformats.org/officeDocument/2006/relationships" xmlns:v="urn:schemas-microsoft-com:vml" xmlns:w10="urn:schemas-microsoft-com:office:word" xmlns:w14="http://schemas.microsoft.com/office/word/2010/wordml" xmlns:w="http://schemas.openxmlformats.org/wordprocessingml/2006/main" xmlns:wne="http://schemas.microsoft.com/office/word/2006/wordml" xmlns:wp14="http://schemas.microsoft.com/office/word/2010/wordprocessingDrawing" xmlns:wp="http://schemas.openxmlformats.org/drawingml/2006/wordprocessingDrawing" xmlns:wpc="http://schemas.microsoft.com/office/word/2010/wordprocessingCanvas" xmlns:wpg="http://schemas.microsoft.com/office/word/2010/wordprocessingGroup" xmlns:wpi="http://schemas.microsoft.com/office/word/2010/wordprocessingInk" xmlns:wps="http://schemas.microsoft.com/office/word/2010/wordprocessingShape" mc:Ignorable="w14 wp14">
+  <w:p>
+    <w:pPr>
+      <w:pStyle w:val="Footer"/>
+      <w:jc w:val="center"/>
+      <w:pBdr>
+        <w:top w:val="single" w:sz="6" w:space="2" w:color="E1058C"/>
+      </w:pBdr>
+    </w:pPr>
+    <w:r>
+      <w:rPr>
+        <w:b w:val="0"/>
+        <w:i w:val="0"/>
+        <w:color w:val="6B6B6B"/>
+        <w:sz w:val="16"/>
+      </w:rPr>
+      <w:t xml:space="preserve">Commercial-in-Confidence | IIFT-SV2-PSH v1.0 | Page </w:t>
+    </w:r>
+    <w:r>
+      <w:rPr>
+        <w:b w:val="0"/>
+        <w:color w:val="6B6B6B"/>
+        <w:sz w:val="16"/>
+      </w:rPr>
+      <w:fldChar w:fldCharType="begin" w:dirty="true"/>
+    </w:r>
+    <w:r>
+      <w:rPr>
+        <w:b w:val="0"/>
+        <w:color w:val="6B6B6B"/>
+        <w:sz w:val="16"/>
+      </w:rPr>
+      <w:instrText xml:space="preserve"> PAGE </w:instrText>
+    </w:r>
+    <w:r>
+      <w:rPr>
+        <w:b w:val="0"/>
+        <w:color w:val="6B6B6B"/>
+        <w:sz w:val="16"/>
+      </w:rPr>
+      <w:fldChar w:fldCharType="separate"/>
+    </w:r>
+    <w:r>
+      <w:rPr>
+        <w:b w:val="0"/>
+        <w:color w:val="6B6B6B"/>
+        <w:sz w:val="16"/>
+      </w:rPr>
+      <w:t>1</w:t>
+    </w:r>
+    <w:r>
+      <w:rPr>
+        <w:b w:val="0"/>
+        <w:color w:val="6B6B6B"/>
+        <w:sz w:val="16"/>
+      </w:rPr>
+      <w:fldChar w:fldCharType="end"/>
+    </w:r>
+    <w:r>
+      <w:rPr>
+        <w:b w:val="0"/>
+        <w:i w:val="0"/>
+        <w:color w:val="6B6B6B"/>
+        <w:sz w:val="16"/>
+      </w:rPr>
+      <w:t xml:space="preserve"> of </w:t>
+    </w:r>
+    <w:r>
+      <w:rPr>
+        <w:b w:val="0"/>
+        <w:color w:val="6B6B6B"/>
+        <w:sz w:val="16"/>
+      </w:rPr>
+      <w:fldChar w:fldCharType="begin" w:dirty="true"/>
+    </w:r>
+    <w:r>
+      <w:rPr>
+        <w:b w:val="0"/>
+        <w:color w:val="6B6B6B"/>
+        <w:sz w:val="16"/>
+      </w:rPr>
+      <w:instrText xml:space="preserve"> NUMPAGES </w:instrText>
+    </w:r>
+    <w:r>
+      <w:rPr>
+        <w:b w:val="0"/>
+        <w:color w:val="6B6B6B"/>
+        <w:sz w:val="16"/>
+      </w:rPr>
+      <w:fldChar w:fldCharType="separate"/>
+    </w:r>
+    <w:r>
+      <w:rPr>
+        <w:b w:val="0"/>
+        <w:color w:val="6B6B6B"/>
+        <w:sz w:val="16"/>
+      </w:rPr>
+      <w:t>1</w:t>
+    </w:r>
+    <w:r>
+      <w:rPr>
+        <w:b w:val="0"/>
+        <w:color w:val="6B6B6B"/>
+        <w:sz w:val="16"/>
+      </w:rPr>
+      <w:fldChar w:fldCharType="end"/>
+    </w:r>
+  </w:p>
+</w:ftr>
+</file>
+
 <file path=word/header1.xml><?xml version="1.0" encoding="utf-8"?>
 <w:hdr xmlns:m="http://schemas.openxmlformats.org/officeDocument/2006/math" xmlns:mc="http://schemas.openxmlformats.org/markup-compatibility/2006" xmlns:mo="http://schemas.microsoft.com/office/mac/office/2008/main" xmlns:mv="urn:schemas-microsoft-com:mac:vml" xmlns:o="urn:schemas-microsoft-com:office:office" xmlns:r="http://schemas.openxmlformats.org/officeDocument/2006/relationships" xmlns:v="urn:schemas-microsoft-com:vml" xmlns:w10="urn:schemas-microsoft-com:office:word" xmlns:w14="http://schemas.microsoft.com/office/word/2010/wordml" xmlns:w="http://schemas.openxmlformats.org/wordprocessingml/2006/main" xmlns:wne="http://schemas.microsoft.com/office/word/2006/wordml" xmlns:wp14="http://schemas.microsoft.com/office/word/2010/wordprocessingDrawing" xmlns:wp="http://schemas.openxmlformats.org/drawingml/2006/wordprocessingDrawing" xmlns:wpc="http://schemas.microsoft.com/office/word/2010/wordprocessingCanvas" xmlns:wpg="http://schemas.microsoft.com/office/word/2010/wordprocessingGroup" xmlns:wpi="http://schemas.microsoft.com/office/word/2010/wordprocessingInk" xmlns:wps="http://schemas.microsoft.com/office/word/2010/wordprocessingShape" mc:Ignorable="w14 wp14">
   <w:p>
     <w:pPr>
       <w:pStyle w:val="Header"/>
-      <w:jc w:val="right"/>
+      <w:tabs>
+        <w:tab w:pos="4680" w:val="clear"/>
+        <w:tab w:pos="9360" w:val="clear"/>
+        <w:tab w:pos="9638" w:val="right"/>
+      </w:tabs>
+      <w:spacing w:after="0"/>
+      <w:jc w:val="left"/>
       <w:pBdr>
         <w:bottom w:val="single" w:sz="6" w:space="2" w:color="F58220"/>
       </w:pBdr>
     </w:pPr>
     <w:r>
+      <w:drawing>
+        <wp:inline xmlns:a="http://schemas.openxmlformats.org/drawingml/2006/main" xmlns:pic="http://schemas.openxmlformats.org/drawingml/2006/picture">
+          <wp:extent cx="643238" cy="198000"/>
+          <wp:docPr id="1" name="Picture 1"/>
+          <wp:cNvGraphicFramePr>
+            <a:graphicFrameLocks noChangeAspect="1"/>
+          </wp:cNvGraphicFramePr>
+          <a:graphic>
+            <a:graphicData uri="http://schemas.openxmlformats.org/drawingml/2006/picture">
+              <pic:pic>
+                <pic:nvPicPr>
+                  <pic:cNvPr id="0" name="iorta-logo.png"/>
+                  <pic:cNvPicPr/>
+                </pic:nvPicPr>
+                <pic:blipFill>
+                  <a:blip r:embed="rId1"/>
+                  <a:stretch>
+                    <a:fillRect/>
+                  </a:stretch>
+                </pic:blipFill>
+                <pic:spPr>
+                  <a:xfrm>
+                    <a:off x="0" y="0"/>
+                    <a:ext cx="643238" cy="198000"/>
+                  </a:xfrm>
+                  <a:prstGeom prst="rect"/>
+                </pic:spPr>
+              </pic:pic>
+            </a:graphicData>
+          </a:graphic>
+        </wp:inline>
+      </w:drawing>
+    </w:r>
+    <w:r>
+      <w:tab/>
+    </w:r>
+    <w:r>
       <w:rPr>
         <w:b w:val="0"/>
         <w:i w:val="0"/>
         <w:color w:val="6B6B6B"/>
         <w:sz w:val="16"/>
       </w:rPr>
-      <w:t>iorta TechNXT | SalesVerse 2.0 Production Support Handover | IIFT Agent/Banca Portal &amp; Back-office</w:t>
+      <w:t>SalesVerse 2.0 Production Support Handover | IIFT Agent/Banca Portal &amp; Back-office</w:t>
+    </w:r>
+  </w:p>
+</w:hdr>
+</file>
+
+<file path=word/header2.xml><?xml version="1.0" encoding="utf-8"?>
+<w:hdr xmlns:m="http://schemas.openxmlformats.org/officeDocument/2006/math" xmlns:mc="http://schemas.openxmlformats.org/markup-compatibility/2006" xmlns:mo="http://schemas.microsoft.com/office/mac/office/2008/main" xmlns:mv="urn:schemas-microsoft-com:mac:vml" xmlns:o="urn:schemas-microsoft-com:office:office" xmlns:r="http://schemas.openxmlformats.org/officeDocument/2006/relationships" xmlns:v="urn:schemas-microsoft-com:vml" xmlns:w10="urn:schemas-microsoft-com:office:word" xmlns:w14="http://schemas.microsoft.com/office/word/2010/wordml" xmlns:w="http://schemas.openxmlformats.org/wordprocessingml/2006/main" xmlns:wne="http://schemas.microsoft.com/office/word/2006/wordml" xmlns:wp14="http://schemas.microsoft.com/office/word/2010/wordprocessingDrawing" xmlns:wp="http://schemas.openxmlformats.org/drawingml/2006/wordprocessingDrawing" xmlns:wpc="http://schemas.microsoft.com/office/word/2010/wordprocessingCanvas" xmlns:wpg="http://schemas.microsoft.com/office/word/2010/wordprocessingGroup" xmlns:wpi="http://schemas.microsoft.com/office/word/2010/wordprocessingInk" xmlns:wps="http://schemas.microsoft.com/office/word/2010/wordprocessingShape" mc:Ignorable="w14 wp14">
+  <w:p>
+    <w:pPr>
+      <w:pStyle w:val="Header"/>
+      <w:tabs>
+        <w:tab w:pos="4680" w:val="clear"/>
+        <w:tab w:pos="9360" w:val="clear"/>
+        <w:tab w:pos="14570" w:val="right"/>
+      </w:tabs>
+      <w:spacing w:after="0"/>
+      <w:jc w:val="left"/>
+      <w:pBdr>
+        <w:bottom w:val="single" w:sz="6" w:space="2" w:color="F58220"/>
+      </w:pBdr>
+    </w:pPr>
+    <w:r>
+      <w:drawing>
+        <wp:inline xmlns:a="http://schemas.openxmlformats.org/drawingml/2006/main" xmlns:pic="http://schemas.openxmlformats.org/drawingml/2006/picture">
+          <wp:extent cx="643238" cy="198000"/>
+          <wp:docPr id="1" name="Picture 1"/>
+          <wp:cNvGraphicFramePr>
+            <a:graphicFrameLocks noChangeAspect="1"/>
+          </wp:cNvGraphicFramePr>
+          <a:graphic>
+            <a:graphicData uri="http://schemas.openxmlformats.org/drawingml/2006/picture">
+              <pic:pic>
+                <pic:nvPicPr>
+                  <pic:cNvPr id="0" name="iorta-logo.png"/>
+                  <pic:cNvPicPr/>
+                </pic:nvPicPr>
+                <pic:blipFill>
+                  <a:blip r:embed="rId1"/>
+                  <a:stretch>
+                    <a:fillRect/>
+                  </a:stretch>
+                </pic:blipFill>
+                <pic:spPr>
+                  <a:xfrm>
+                    <a:off x="0" y="0"/>
+                    <a:ext cx="643238" cy="198000"/>
+                  </a:xfrm>
+                  <a:prstGeom prst="rect"/>
+                </pic:spPr>
+              </pic:pic>
+            </a:graphicData>
+          </a:graphic>
+        </wp:inline>
+      </w:drawing>
+    </w:r>
+    <w:r>
+      <w:tab/>
+    </w:r>
+    <w:r>
+      <w:rPr>
+        <w:b w:val="0"/>
+        <w:i w:val="0"/>
+        <w:color w:val="6B6B6B"/>
+        <w:sz w:val="16"/>
+      </w:rPr>
+      <w:t>SalesVerse 2.0 Production Support Handover | IIFT Agent/Banca Portal &amp; Back-office</w:t>
+    </w:r>
+  </w:p>
+</w:hdr>
+</file>
+
+<file path=word/header3.xml><?xml version="1.0" encoding="utf-8"?>
+<w:hdr xmlns:m="http://schemas.openxmlformats.org/officeDocument/2006/math" xmlns:mc="http://schemas.openxmlformats.org/markup-compatibility/2006" xmlns:mo="http://schemas.microsoft.com/office/mac/office/2008/main" xmlns:mv="urn:schemas-microsoft-com:mac:vml" xmlns:o="urn:schemas-microsoft-com:office:office" xmlns:r="http://schemas.openxmlformats.org/officeDocument/2006/relationships" xmlns:v="urn:schemas-microsoft-com:vml" xmlns:w10="urn:schemas-microsoft-com:office:word" xmlns:w14="http://schemas.microsoft.com/office/word/2010/wordml" xmlns:w="http://schemas.openxmlformats.org/wordprocessingml/2006/main" xmlns:wne="http://schemas.microsoft.com/office/word/2006/wordml" xmlns:wp14="http://schemas.microsoft.com/office/word/2010/wordprocessingDrawing" xmlns:wp="http://schemas.openxmlformats.org/drawingml/2006/wordprocessingDrawing" xmlns:wpc="http://schemas.microsoft.com/office/word/2010/wordprocessingCanvas" xmlns:wpg="http://schemas.microsoft.com/office/word/2010/wordprocessingGroup" xmlns:wpi="http://schemas.microsoft.com/office/word/2010/wordprocessingInk" xmlns:wps="http://schemas.microsoft.com/office/word/2010/wordprocessingShape" mc:Ignorable="w14 wp14">
+  <w:p>
+    <w:pPr>
+      <w:pStyle w:val="Header"/>
+      <w:tabs>
+        <w:tab w:pos="4680" w:val="clear"/>
+        <w:tab w:pos="9360" w:val="clear"/>
+        <w:tab w:pos="9638" w:val="right"/>
+      </w:tabs>
+      <w:spacing w:after="0"/>
+      <w:jc w:val="left"/>
+      <w:pBdr>
+        <w:bottom w:val="single" w:sz="6" w:space="2" w:color="F58220"/>
+      </w:pBdr>
+    </w:pPr>
+    <w:r>
+      <w:drawing>
+        <wp:inline xmlns:a="http://schemas.openxmlformats.org/drawingml/2006/main" xmlns:pic="http://schemas.openxmlformats.org/drawingml/2006/picture">
+          <wp:extent cx="643238" cy="198000"/>
+          <wp:docPr id="1" name="Picture 1"/>
+          <wp:cNvGraphicFramePr>
+            <a:graphicFrameLocks noChangeAspect="1"/>
+          </wp:cNvGraphicFramePr>
+          <a:graphic>
+            <a:graphicData uri="http://schemas.openxmlformats.org/drawingml/2006/picture">
+              <pic:pic>
+                <pic:nvPicPr>
+                  <pic:cNvPr id="0" name="iorta-logo.png"/>
+                  <pic:cNvPicPr/>
+                </pic:nvPicPr>
+                <pic:blipFill>
+                  <a:blip r:embed="rId1"/>
+                  <a:stretch>
+                    <a:fillRect/>
+                  </a:stretch>
+                </pic:blipFill>
+                <pic:spPr>
+                  <a:xfrm>
+                    <a:off x="0" y="0"/>
+                    <a:ext cx="643238" cy="198000"/>
+                  </a:xfrm>
+                  <a:prstGeom prst="rect"/>
+                </pic:spPr>
+              </pic:pic>
+            </a:graphicData>
+          </a:graphic>
+        </wp:inline>
+      </w:drawing>
+    </w:r>
+    <w:r>
+      <w:tab/>
+    </w:r>
+    <w:r>
+      <w:rPr>
+        <w:b w:val="0"/>
+        <w:i w:val="0"/>
+        <w:color w:val="6B6B6B"/>
+        <w:sz w:val="16"/>
+      </w:rPr>
+      <w:t>SalesVerse 2.0 Production Support Handover | IIFT Agent/Banca Portal &amp; Back-office</w:t>
     </w:r>
   </w:p>
 </w:hdr>
